--- a/skills/phong-cntt/assets/hop-dong.docx
+++ b/skills/phong-cntt/assets/hop-dong.docx
@@ -1,6 +1,6 @@
 
 <file path=word/document.xml><?xml version="1.0" encoding="utf-8"?>
-<w:document xmlns:ns1="http://schemas.openxmlformats.org/markup-compatibility/2006" xmlns:ns10="http://schemas.openxmlformats.org/officeDocument/2006/relationships" xmlns:ns2="http://schemas.microsoft.com/office/word/2010/wordml" xmlns:ns3="http://schemas.openxmlformats.org/drawingml/2006/wordprocessingDrawing" xmlns:ns4="http://schemas.microsoft.com/office/word/2010/wordprocessingDrawing" xmlns:ns5="http://schemas.openxmlformats.org/drawingml/2006/main" xmlns:ns6="http://schemas.microsoft.com/office/word/2010/wordprocessingShape" xmlns:ns7="http://schemas.microsoft.com/office/drawing/2010/main" xmlns:ns8="urn:schemas-microsoft-com:vml" xmlns:ns9="urn:schemas-microsoft-com:office:office" xmlns:w="http://schemas.openxmlformats.org/wordprocessingml/2006/main" ns1:Ignorable="w14 w15 w16se w16cid w16 w16cex w16sdtdh wp14">
+<w:document xmlns:ns1="http://schemas.openxmlformats.org/markup-compatibility/2006" xmlns:ns10="http://schemas.openxmlformats.org/officeDocument/2006/relationships" xmlns:ns2="http://schemas.microsoft.com/office/word/2010/wordml" xmlns:ns3="http://schemas.openxmlformats.org/drawingml/2006/wordprocessingDrawing" xmlns:ns4="http://schemas.microsoft.com/office/word/2010/wordprocessingDrawing" xmlns:ns5="http://schemas.openxmlformats.org/drawingml/2006/main" xmlns:ns6="http://schemas.microsoft.com/office/word/2010/wordprocessingShape" xmlns:ns7="http://schemas.microsoft.com/office/drawing/2010/main" xmlns:ns8="urn:schemas-microsoft-com:vml" xmlns:ns9="urn:schemas-microsoft-com:office:office" xmlns:w="http://schemas.openxmlformats.org/wordprocessingml/2006/main" xmlns:wps="http://schemas.microsoft.com/office/word/2010/wordprocessingShape">
   <w:body>
     <w:p ns2:paraId="1206D051" ns2:textId="77777777">
       <w:pPr>
@@ -57,7 +57,7 @@
         <ns1:AlternateContent>
           <ns1:Choice Requires="wps">
             <w:drawing>
-              <ns3:anchor distT="0" distB="0" distL="114300" distR="114300" simplePos="0" relativeHeight="251657728" behindDoc="0" locked="0" layoutInCell="1" allowOverlap="1" ns4:anchorId="29E213D2" ns4:editId="3049BBE1">
+              <ns3:anchor distT="0" distB="0" distL="114300" distR="114300" simplePos="0" relativeHeight="251657728" behindDoc="0" locked="0" layoutInCell="1" allowOverlap="1" ns4:editId="3049BBE1">
                 <ns3:simplePos x="0" y="0"/>
                 <ns3:positionH relativeFrom="column">
                   <ns3:posOffset>1927106</ns3:posOffset>
@@ -118,7 +118,7 @@
           </ns1:Choice>
           <ns1:Fallback>
             <w:pict>
-              <ns8:shapetype ns2:anchorId="0E5DD69B" id="_x0000_t32" coordsize="21600,21600" ns9:spt="32" ns9:oned="t" path="m,l21600,21600e" filled="f">
+              <ns8:shapetype id="_x0000_t32" coordsize="21600,21600" ns9:spt="32" ns9:oned="t" path="m,l21600,21600e" filled="f">
                 <ns8:path arrowok="t" fillok="f" ns9:connecttype="none"/>
                 <ns9:lock ns8:ext="edit" shapetype="t"/>
               </ns8:shapetype>
@@ -861,7 +861,7 @@
         <ns1:AlternateContent>
           <ns1:Choice Requires="wps">
             <w:drawing>
-              <ns3:anchor distT="0" distB="0" distL="114300" distR="114300" simplePos="0" relativeHeight="251658240" behindDoc="0" locked="0" layoutInCell="1" allowOverlap="1" ns4:anchorId="47FAE1B7" ns4:editId="1FECDCD7">
+              <ns3:anchor distT="0" distB="0" distL="114300" distR="114300" simplePos="0" relativeHeight="251658240" behindDoc="0" locked="0" layoutInCell="1" allowOverlap="1" ns4:editId="1FECDCD7">
                 <ns3:simplePos x="0" y="0"/>
                 <ns3:positionH relativeFrom="column">
                   <ns3:posOffset>2270950</ns3:posOffset>
@@ -922,7 +922,7 @@
           </ns1:Choice>
           <ns1:Fallback>
             <w:pict>
-              <ns8:shape ns2:anchorId="47F1D02A" id="Straight Arrow Connector 1" ns9:spid="_x0000_s1026" type="#_x0000_t32" style="position:absolute;margin-left:178.8pt;margin-top:.65pt;width:80.1pt;height:0;z-index:251658240;visibility:visible;mso-wrap-style:square;mso-width-percent:0;mso-height-percent:0;mso-wrap-distance-left:9pt;mso-wrap-distance-top:0;mso-wrap-distance-right:9pt;mso-wrap-distance-bottom:0;mso-position-horizontal:absolute;mso-position-horizontal-relative:text;mso-position-vertical:absolute;mso-position-vertical-relative:text;mso-width-percent:0;mso-height-percent:0;mso-width-relative:page;mso-height-relative:page" ns9:gfxdata="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"/>
+              <ns8:shape id="Straight Arrow Connector 1" ns9:spid="_x0000_s1026" type="#_x0000_t32" style="position:absolute;margin-left:178.8pt;margin-top:.65pt;width:80.1pt;height:0;z-index:251658240;visibility:visible;mso-wrap-style:square;mso-width-percent:0;mso-height-percent:0;mso-wrap-distance-left:9pt;mso-wrap-distance-top:0;mso-wrap-distance-right:9pt;mso-wrap-distance-bottom:0;mso-position-horizontal:absolute;mso-position-horizontal-relative:text;mso-position-vertical:absolute;mso-position-vertical-relative:text;mso-width-percent:0;mso-height-percent:0;mso-width-relative:page;mso-height-relative:page" ns9:gfxdata="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"/>
             </w:pict>
           </ns1:Fallback>
         </ns1:AlternateContent>
@@ -17255,7 +17255,7 @@
         <ns1:AlternateContent>
           <ns1:Choice Requires="wps">
             <w:drawing>
-              <ns3:anchor distT="0" distB="0" distL="114300" distR="114300" simplePos="0" relativeHeight="251655168" behindDoc="0" locked="0" layoutInCell="1" allowOverlap="1" ns4:anchorId="06000DC8" ns4:editId="322BFDC0">
+              <ns3:anchor distT="0" distB="0" distL="114300" distR="114300" simplePos="0" relativeHeight="251655168" behindDoc="0" locked="0" layoutInCell="1" allowOverlap="1" ns4:editId="322BFDC0">
                 <ns3:simplePos x="0" y="0"/>
                 <ns3:positionH relativeFrom="column">
                   <ns3:posOffset>2103755</ns3:posOffset>
@@ -17316,7 +17316,7 @@
           </ns1:Choice>
           <ns1:Fallback>
             <w:pict>
-              <ns8:shapetype ns2:anchorId="5B005E9E" id="_x0000_t32" coordsize="21600,21600" ns9:spt="32" ns9:oned="t" path="m,l21600,21600e" filled="f">
+              <ns8:shapetype id="_x0000_t32_2" coordsize="21600,21600" ns9:spt="32" ns9:oned="t" path="m,l21600,21600e" filled="f">
                 <ns8:path arrowok="t" fillok="f" ns9:connecttype="none"/>
                 <ns9:lock ns8:ext="edit" shapetype="t"/>
               </ns8:shapetype>
@@ -17340,7 +17340,7 @@
 </file>
 
 <file path=word/endnotes.xml><?xml version="1.0" encoding="utf-8"?>
-<w:endnotes xmlns:wpc="http://schemas.microsoft.com/office/word/2010/wordprocessingCanvas" xmlns:cx="http://schemas.microsoft.com/office/drawing/2014/chartex" xmlns:cx1="http://schemas.microsoft.com/office/drawing/2015/9/8/chartex" xmlns:cx2="http://schemas.microsoft.com/office/drawing/2015/10/21/chartex" xmlns:cx3="http://schemas.microsoft.com/office/drawing/2016/5/9/chartex" xmlns:cx4="http://schemas.microsoft.com/office/drawing/2016/5/10/chartex" xmlns:cx5="http://schemas.microsoft.com/office/drawing/2016/5/11/chartex" xmlns:cx6="http://schemas.microsoft.com/office/drawing/2016/5/12/chartex" xmlns:cx7="http://schemas.microsoft.com/office/drawing/2016/5/13/chartex" xmlns:cx8="http://schemas.microsoft.com/office/drawing/2016/5/14/chartex" xmlns:mc="http://schemas.openxmlformats.org/markup-compatibility/2006" xmlns:aink="http://schemas.microsoft.com/office/drawing/2016/ink" xmlns:am3d="http://schemas.microsoft.com/office/drawing/2017/model3d" xmlns:o="urn:schemas-microsoft-com:office:office" xmlns:r="http://schemas.openxmlformats.org/officeDocument/2006/relationships" xmlns:m="http://schemas.openxmlformats.org/officeDocument/2006/math" xmlns:v="urn:schemas-microsoft-com:vml" xmlns:wp14="http://schemas.microsoft.com/office/word/2010/wordprocessingDrawing" xmlns:wp="http://schemas.openxmlformats.org/drawingml/2006/wordprocessingDrawing" xmlns:w10="urn:schemas-microsoft-com:office:word" xmlns:w="http://schemas.openxmlformats.org/wordprocessingml/2006/main" xmlns:w14="http://schemas.microsoft.com/office/word/2010/wordml" xmlns:w15="http://schemas.microsoft.com/office/word/2012/wordml" xmlns:w16cex="http://schemas.microsoft.com/office/word/2018/wordml/cex" xmlns:w16cid="http://schemas.microsoft.com/office/word/2016/wordml/cid" xmlns:w16="http://schemas.microsoft.com/office/word/2018/wordml" xmlns:w16sdtdh="http://schemas.microsoft.com/office/word/2020/wordml/sdtdatahash" xmlns:w16se="http://schemas.microsoft.com/office/word/2015/wordml/symex" xmlns:wpg="http://schemas.microsoft.com/office/word/2010/wordprocessingGroup" xmlns:wpi="http://schemas.microsoft.com/office/word/2010/wordprocessingInk" xmlns:wne="http://schemas.microsoft.com/office/word/2006/wordml" xmlns:wps="http://schemas.microsoft.com/office/word/2010/wordprocessingShape" mc:Ignorable="w14 w15 w16se w16cid w16 w16cex w16sdtdh wp14">
+<w:endnotes xmlns:wpc="http://schemas.microsoft.com/office/word/2010/wordprocessingCanvas" xmlns:cx="http://schemas.microsoft.com/office/drawing/2014/chartex" xmlns:cx1="http://schemas.microsoft.com/office/drawing/2015/9/8/chartex" xmlns:cx2="http://schemas.microsoft.com/office/drawing/2015/10/21/chartex" xmlns:cx3="http://schemas.microsoft.com/office/drawing/2016/5/9/chartex" xmlns:cx4="http://schemas.microsoft.com/office/drawing/2016/5/10/chartex" xmlns:cx5="http://schemas.microsoft.com/office/drawing/2016/5/11/chartex" xmlns:cx6="http://schemas.microsoft.com/office/drawing/2016/5/12/chartex" xmlns:cx7="http://schemas.microsoft.com/office/drawing/2016/5/13/chartex" xmlns:cx8="http://schemas.microsoft.com/office/drawing/2016/5/14/chartex" xmlns:mc="http://schemas.openxmlformats.org/markup-compatibility/2006" xmlns:aink="http://schemas.microsoft.com/office/drawing/2016/ink" xmlns:am3d="http://schemas.microsoft.com/office/drawing/2017/model3d" xmlns:o="urn:schemas-microsoft-com:office:office" xmlns:r="http://schemas.openxmlformats.org/officeDocument/2006/relationships" xmlns:m="http://schemas.openxmlformats.org/officeDocument/2006/math" xmlns:v="urn:schemas-microsoft-com:vml" xmlns:wp14="http://schemas.microsoft.com/office/word/2010/wordprocessingDrawing" xmlns:wp="http://schemas.openxmlformats.org/drawingml/2006/wordprocessingDrawing" xmlns:w10="urn:schemas-microsoft-com:office:word" xmlns:w="http://schemas.openxmlformats.org/wordprocessingml/2006/main" xmlns:w14="http://schemas.microsoft.com/office/word/2010/wordml" xmlns:w15="http://schemas.microsoft.com/office/word/2012/wordml" xmlns:w16cex="http://schemas.microsoft.com/office/word/2018/wordml/cex" xmlns:w16="http://schemas.microsoft.com/office/word/2018/wordml" xmlns:w16sdtdh="http://schemas.microsoft.com/office/word/2020/wordml/sdtdatahash" xmlns:w16se="http://schemas.microsoft.com/office/word/2015/wordml/symex" xmlns:wpg="http://schemas.microsoft.com/office/word/2010/wordprocessingGroup" xmlns:wpi="http://schemas.microsoft.com/office/word/2010/wordprocessingInk" xmlns:wne="http://schemas.microsoft.com/office/word/2006/wordml" xmlns:wps="http://schemas.microsoft.com/office/word/2010/wordprocessingShape">
   <w:endnote w:type="separator" w:id="-1">
     <w:p>
       <w:r>
@@ -17359,7 +17359,7 @@
 </file>
 
 <file path=word/footer1.xml><?xml version="1.0" encoding="utf-8"?>
-<w:ftr xmlns:wpc="http://schemas.microsoft.com/office/word/2010/wordprocessingCanvas" xmlns:cx="http://schemas.microsoft.com/office/drawing/2014/chartex" xmlns:cx1="http://schemas.microsoft.com/office/drawing/2015/9/8/chartex" xmlns:cx2="http://schemas.microsoft.com/office/drawing/2015/10/21/chartex" xmlns:cx3="http://schemas.microsoft.com/office/drawing/2016/5/9/chartex" xmlns:cx4="http://schemas.microsoft.com/office/drawing/2016/5/10/chartex" xmlns:cx5="http://schemas.microsoft.com/office/drawing/2016/5/11/chartex" xmlns:cx6="http://schemas.microsoft.com/office/drawing/2016/5/12/chartex" xmlns:cx7="http://schemas.microsoft.com/office/drawing/2016/5/13/chartex" xmlns:cx8="http://schemas.microsoft.com/office/drawing/2016/5/14/chartex" xmlns:mc="http://schemas.openxmlformats.org/markup-compatibility/2006" xmlns:aink="http://schemas.microsoft.com/office/drawing/2016/ink" xmlns:am3d="http://schemas.microsoft.com/office/drawing/2017/model3d" xmlns:o="urn:schemas-microsoft-com:office:office" xmlns:r="http://schemas.openxmlformats.org/officeDocument/2006/relationships" xmlns:m="http://schemas.openxmlformats.org/officeDocument/2006/math" xmlns:v="urn:schemas-microsoft-com:vml" xmlns:wp14="http://schemas.microsoft.com/office/word/2010/wordprocessingDrawing" xmlns:wp="http://schemas.openxmlformats.org/drawingml/2006/wordprocessingDrawing" xmlns:w10="urn:schemas-microsoft-com:office:word" xmlns:w="http://schemas.openxmlformats.org/wordprocessingml/2006/main" xmlns:w14="http://schemas.microsoft.com/office/word/2010/wordml" xmlns:w15="http://schemas.microsoft.com/office/word/2012/wordml" xmlns:w16cex="http://schemas.microsoft.com/office/word/2018/wordml/cex" xmlns:w16cid="http://schemas.microsoft.com/office/word/2016/wordml/cid" xmlns:w16="http://schemas.microsoft.com/office/word/2018/wordml" xmlns:w16sdtdh="http://schemas.microsoft.com/office/word/2020/wordml/sdtdatahash" xmlns:w16se="http://schemas.microsoft.com/office/word/2015/wordml/symex" xmlns:wpg="http://schemas.microsoft.com/office/word/2010/wordprocessingGroup" xmlns:wpi="http://schemas.microsoft.com/office/word/2010/wordprocessingInk" xmlns:wne="http://schemas.microsoft.com/office/word/2006/wordml" xmlns:wps="http://schemas.microsoft.com/office/word/2010/wordprocessingShape" mc:Ignorable="w14 w15 w16se w16cid w16 w16cex w16sdtdh wp14">
+<w:ftr xmlns:wpc="http://schemas.microsoft.com/office/word/2010/wordprocessingCanvas" xmlns:cx="http://schemas.microsoft.com/office/drawing/2014/chartex" xmlns:cx1="http://schemas.microsoft.com/office/drawing/2015/9/8/chartex" xmlns:cx2="http://schemas.microsoft.com/office/drawing/2015/10/21/chartex" xmlns:cx3="http://schemas.microsoft.com/office/drawing/2016/5/9/chartex" xmlns:cx4="http://schemas.microsoft.com/office/drawing/2016/5/10/chartex" xmlns:cx5="http://schemas.microsoft.com/office/drawing/2016/5/11/chartex" xmlns:cx6="http://schemas.microsoft.com/office/drawing/2016/5/12/chartex" xmlns:cx7="http://schemas.microsoft.com/office/drawing/2016/5/13/chartex" xmlns:cx8="http://schemas.microsoft.com/office/drawing/2016/5/14/chartex" xmlns:mc="http://schemas.openxmlformats.org/markup-compatibility/2006" xmlns:aink="http://schemas.microsoft.com/office/drawing/2016/ink" xmlns:am3d="http://schemas.microsoft.com/office/drawing/2017/model3d" xmlns:o="urn:schemas-microsoft-com:office:office" xmlns:r="http://schemas.openxmlformats.org/officeDocument/2006/relationships" xmlns:m="http://schemas.openxmlformats.org/officeDocument/2006/math" xmlns:v="urn:schemas-microsoft-com:vml" xmlns:wp14="http://schemas.microsoft.com/office/word/2010/wordprocessingDrawing" xmlns:wp="http://schemas.openxmlformats.org/drawingml/2006/wordprocessingDrawing" xmlns:w10="urn:schemas-microsoft-com:office:word" xmlns:w="http://schemas.openxmlformats.org/wordprocessingml/2006/main" xmlns:w14="http://schemas.microsoft.com/office/word/2010/wordml" xmlns:w15="http://schemas.microsoft.com/office/word/2012/wordml" xmlns:w16cex="http://schemas.microsoft.com/office/word/2018/wordml/cex" xmlns:w16="http://schemas.microsoft.com/office/word/2018/wordml" xmlns:w16sdtdh="http://schemas.microsoft.com/office/word/2020/wordml/sdtdatahash" xmlns:w16se="http://schemas.microsoft.com/office/word/2015/wordml/symex" xmlns:wpg="http://schemas.microsoft.com/office/word/2010/wordprocessingGroup" xmlns:wpi="http://schemas.microsoft.com/office/word/2010/wordprocessingInk" xmlns:wne="http://schemas.microsoft.com/office/word/2006/wordml" xmlns:wps="http://schemas.microsoft.com/office/word/2010/wordprocessingShape">
   <w:p>
     <w:pPr>
       <w:pStyle w:val="Footer"/>
@@ -17369,7 +17369,7 @@
 </file>
 
 <file path=word/footnotes.xml><?xml version="1.0" encoding="utf-8"?>
-<w:footnotes xmlns:wpc="http://schemas.microsoft.com/office/word/2010/wordprocessingCanvas" xmlns:cx="http://schemas.microsoft.com/office/drawing/2014/chartex" xmlns:cx1="http://schemas.microsoft.com/office/drawing/2015/9/8/chartex" xmlns:cx2="http://schemas.microsoft.com/office/drawing/2015/10/21/chartex" xmlns:cx3="http://schemas.microsoft.com/office/drawing/2016/5/9/chartex" xmlns:cx4="http://schemas.microsoft.com/office/drawing/2016/5/10/chartex" xmlns:cx5="http://schemas.microsoft.com/office/drawing/2016/5/11/chartex" xmlns:cx6="http://schemas.microsoft.com/office/drawing/2016/5/12/chartex" xmlns:cx7="http://schemas.microsoft.com/office/drawing/2016/5/13/chartex" xmlns:cx8="http://schemas.microsoft.com/office/drawing/2016/5/14/chartex" xmlns:mc="http://schemas.openxmlformats.org/markup-compatibility/2006" xmlns:aink="http://schemas.microsoft.com/office/drawing/2016/ink" xmlns:am3d="http://schemas.microsoft.com/office/drawing/2017/model3d" xmlns:o="urn:schemas-microsoft-com:office:office" xmlns:r="http://schemas.openxmlformats.org/officeDocument/2006/relationships" xmlns:m="http://schemas.openxmlformats.org/officeDocument/2006/math" xmlns:v="urn:schemas-microsoft-com:vml" xmlns:wp14="http://schemas.microsoft.com/office/word/2010/wordprocessingDrawing" xmlns:wp="http://schemas.openxmlformats.org/drawingml/2006/wordprocessingDrawing" xmlns:w10="urn:schemas-microsoft-com:office:word" xmlns:w="http://schemas.openxmlformats.org/wordprocessingml/2006/main" xmlns:w14="http://schemas.microsoft.com/office/word/2010/wordml" xmlns:w15="http://schemas.microsoft.com/office/word/2012/wordml" xmlns:w16cex="http://schemas.microsoft.com/office/word/2018/wordml/cex" xmlns:w16cid="http://schemas.microsoft.com/office/word/2016/wordml/cid" xmlns:w16="http://schemas.microsoft.com/office/word/2018/wordml" xmlns:w16sdtdh="http://schemas.microsoft.com/office/word/2020/wordml/sdtdatahash" xmlns:w16se="http://schemas.microsoft.com/office/word/2015/wordml/symex" xmlns:wpg="http://schemas.microsoft.com/office/word/2010/wordprocessingGroup" xmlns:wpi="http://schemas.microsoft.com/office/word/2010/wordprocessingInk" xmlns:wne="http://schemas.microsoft.com/office/word/2006/wordml" xmlns:wps="http://schemas.microsoft.com/office/word/2010/wordprocessingShape" mc:Ignorable="w14 w15 w16se w16cid w16 w16cex w16sdtdh wp14">
+<w:footnotes xmlns:wpc="http://schemas.microsoft.com/office/word/2010/wordprocessingCanvas" xmlns:cx="http://schemas.microsoft.com/office/drawing/2014/chartex" xmlns:cx1="http://schemas.microsoft.com/office/drawing/2015/9/8/chartex" xmlns:cx2="http://schemas.microsoft.com/office/drawing/2015/10/21/chartex" xmlns:cx3="http://schemas.microsoft.com/office/drawing/2016/5/9/chartex" xmlns:cx4="http://schemas.microsoft.com/office/drawing/2016/5/10/chartex" xmlns:cx5="http://schemas.microsoft.com/office/drawing/2016/5/11/chartex" xmlns:cx6="http://schemas.microsoft.com/office/drawing/2016/5/12/chartex" xmlns:cx7="http://schemas.microsoft.com/office/drawing/2016/5/13/chartex" xmlns:cx8="http://schemas.microsoft.com/office/drawing/2016/5/14/chartex" xmlns:mc="http://schemas.openxmlformats.org/markup-compatibility/2006" xmlns:aink="http://schemas.microsoft.com/office/drawing/2016/ink" xmlns:am3d="http://schemas.microsoft.com/office/drawing/2017/model3d" xmlns:o="urn:schemas-microsoft-com:office:office" xmlns:r="http://schemas.openxmlformats.org/officeDocument/2006/relationships" xmlns:m="http://schemas.openxmlformats.org/officeDocument/2006/math" xmlns:v="urn:schemas-microsoft-com:vml" xmlns:wp14="http://schemas.microsoft.com/office/word/2010/wordprocessingDrawing" xmlns:wp="http://schemas.openxmlformats.org/drawingml/2006/wordprocessingDrawing" xmlns:w10="urn:schemas-microsoft-com:office:word" xmlns:w="http://schemas.openxmlformats.org/wordprocessingml/2006/main" xmlns:w14="http://schemas.microsoft.com/office/word/2010/wordml" xmlns:w15="http://schemas.microsoft.com/office/word/2012/wordml" xmlns:w16cex="http://schemas.microsoft.com/office/word/2018/wordml/cex" xmlns:w16="http://schemas.microsoft.com/office/word/2018/wordml" xmlns:w16sdtdh="http://schemas.microsoft.com/office/word/2020/wordml/sdtdatahash" xmlns:w16se="http://schemas.microsoft.com/office/word/2015/wordml/symex" xmlns:wpg="http://schemas.microsoft.com/office/word/2010/wordprocessingGroup" xmlns:wpi="http://schemas.microsoft.com/office/word/2010/wordprocessingInk" xmlns:wne="http://schemas.microsoft.com/office/word/2006/wordml" xmlns:wps="http://schemas.microsoft.com/office/word/2010/wordprocessingShape">
   <w:footnote w:type="separator" w:id="-1">
     <w:p>
       <w:r>
@@ -17388,8 +17388,8 @@
 </file>
 
 <file path=word/numbering.xml><?xml version="1.0" encoding="utf-8"?>
-<w:numbering xmlns:wpc="http://schemas.microsoft.com/office/word/2010/wordprocessingCanvas" xmlns:cx="http://schemas.microsoft.com/office/drawing/2014/chartex" xmlns:cx1="http://schemas.microsoft.com/office/drawing/2015/9/8/chartex" xmlns:cx2="http://schemas.microsoft.com/office/drawing/2015/10/21/chartex" xmlns:cx3="http://schemas.microsoft.com/office/drawing/2016/5/9/chartex" xmlns:cx4="http://schemas.microsoft.com/office/drawing/2016/5/10/chartex" xmlns:cx5="http://schemas.microsoft.com/office/drawing/2016/5/11/chartex" xmlns:cx6="http://schemas.microsoft.com/office/drawing/2016/5/12/chartex" xmlns:cx7="http://schemas.microsoft.com/office/drawing/2016/5/13/chartex" xmlns:cx8="http://schemas.microsoft.com/office/drawing/2016/5/14/chartex" xmlns:mc="http://schemas.openxmlformats.org/markup-compatibility/2006" xmlns:aink="http://schemas.microsoft.com/office/drawing/2016/ink" xmlns:am3d="http://schemas.microsoft.com/office/drawing/2017/model3d" xmlns:o="urn:schemas-microsoft-com:office:office" xmlns:r="http://schemas.openxmlformats.org/officeDocument/2006/relationships" xmlns:m="http://schemas.openxmlformats.org/officeDocument/2006/math" xmlns:v="urn:schemas-microsoft-com:vml" xmlns:wp14="http://schemas.microsoft.com/office/word/2010/wordprocessingDrawing" xmlns:wp="http://schemas.openxmlformats.org/drawingml/2006/wordprocessingDrawing" xmlns:w10="urn:schemas-microsoft-com:office:word" xmlns:w="http://schemas.openxmlformats.org/wordprocessingml/2006/main" xmlns:w14="http://schemas.microsoft.com/office/word/2010/wordml" xmlns:w15="http://schemas.microsoft.com/office/word/2012/wordml" xmlns:w16cex="http://schemas.microsoft.com/office/word/2018/wordml/cex" xmlns:w16cid="http://schemas.microsoft.com/office/word/2016/wordml/cid" xmlns:w16="http://schemas.microsoft.com/office/word/2018/wordml" xmlns:w16sdtdh="http://schemas.microsoft.com/office/word/2020/wordml/sdtdatahash" xmlns:w16se="http://schemas.microsoft.com/office/word/2015/wordml/symex" xmlns:wpg="http://schemas.microsoft.com/office/word/2010/wordprocessingGroup" xmlns:wpi="http://schemas.microsoft.com/office/word/2010/wordprocessingInk" xmlns:wne="http://schemas.microsoft.com/office/word/2006/wordml" xmlns:wps="http://schemas.microsoft.com/office/word/2010/wordprocessingShape" mc:Ignorable="w14 w15 w16se w16cid w16 w16cex w16sdtdh wp14">
-  <w:abstractNum w:abstractNumId="0" w15:restartNumberingAfterBreak="0">
+<w:numbering xmlns:wpc="http://schemas.microsoft.com/office/word/2010/wordprocessingCanvas" xmlns:cx="http://schemas.microsoft.com/office/drawing/2014/chartex" xmlns:cx1="http://schemas.microsoft.com/office/drawing/2015/9/8/chartex" xmlns:cx2="http://schemas.microsoft.com/office/drawing/2015/10/21/chartex" xmlns:cx3="http://schemas.microsoft.com/office/drawing/2016/5/9/chartex" xmlns:cx4="http://schemas.microsoft.com/office/drawing/2016/5/10/chartex" xmlns:cx5="http://schemas.microsoft.com/office/drawing/2016/5/11/chartex" xmlns:cx6="http://schemas.microsoft.com/office/drawing/2016/5/12/chartex" xmlns:cx7="http://schemas.microsoft.com/office/drawing/2016/5/13/chartex" xmlns:cx8="http://schemas.microsoft.com/office/drawing/2016/5/14/chartex" xmlns:mc="http://schemas.openxmlformats.org/markup-compatibility/2006" xmlns:aink="http://schemas.microsoft.com/office/drawing/2016/ink" xmlns:am3d="http://schemas.microsoft.com/office/drawing/2017/model3d" xmlns:o="urn:schemas-microsoft-com:office:office" xmlns:r="http://schemas.openxmlformats.org/officeDocument/2006/relationships" xmlns:m="http://schemas.openxmlformats.org/officeDocument/2006/math" xmlns:v="urn:schemas-microsoft-com:vml" xmlns:wp14="http://schemas.microsoft.com/office/word/2010/wordprocessingDrawing" xmlns:wp="http://schemas.openxmlformats.org/drawingml/2006/wordprocessingDrawing" xmlns:w10="urn:schemas-microsoft-com:office:word" xmlns:w="http://schemas.openxmlformats.org/wordprocessingml/2006/main" xmlns:w14="http://schemas.microsoft.com/office/word/2010/wordml" xmlns:w15="http://schemas.microsoft.com/office/word/2012/wordml" xmlns:w16cex="http://schemas.microsoft.com/office/word/2018/wordml/cex" xmlns:w16="http://schemas.microsoft.com/office/word/2018/wordml" xmlns:w16sdtdh="http://schemas.microsoft.com/office/word/2020/wordml/sdtdatahash" xmlns:w16se="http://schemas.microsoft.com/office/word/2015/wordml/symex" xmlns:wpg="http://schemas.microsoft.com/office/word/2010/wordprocessingGroup" xmlns:wpi="http://schemas.microsoft.com/office/word/2010/wordprocessingInk" xmlns:wne="http://schemas.microsoft.com/office/word/2006/wordml" xmlns:wps="http://schemas.microsoft.com/office/word/2010/wordprocessingShape">
+  <w:abstractNum w:abstractNumId="0">
     <w:nsid w:val="09842C46"/>
     <w:multiLevelType w:val="hybridMultilevel"/>
     <w:tmpl w:val="BD945E98"/>
@@ -17505,7 +17505,7 @@
       </w:pPr>
     </w:lvl>
   </w:abstractNum>
-  <w:abstractNum w:abstractNumId="1" w15:restartNumberingAfterBreak="0">
+  <w:abstractNum w:abstractNumId="1">
     <w:nsid w:val="1C867597"/>
     <w:multiLevelType w:val="hybridMultilevel"/>
     <w:tmpl w:val="D68E88BE"/>
@@ -17619,7 +17619,7 @@
       </w:rPr>
     </w:lvl>
   </w:abstractNum>
-  <w:abstractNum w:abstractNumId="2" w15:restartNumberingAfterBreak="0">
+  <w:abstractNum w:abstractNumId="2">
     <w:nsid w:val="20D24CD7"/>
     <w:multiLevelType w:val="hybridMultilevel"/>
     <w:tmpl w:val="41C6B320"/>
@@ -17732,7 +17732,7 @@
       </w:rPr>
     </w:lvl>
   </w:abstractNum>
-  <w:abstractNum w:abstractNumId="3" w15:restartNumberingAfterBreak="0">
+  <w:abstractNum w:abstractNumId="3">
     <w:nsid w:val="26484061"/>
     <w:multiLevelType w:val="hybridMultilevel"/>
     <w:tmpl w:val="2278AE5C"/>
@@ -17822,7 +17822,7 @@
       </w:pPr>
     </w:lvl>
   </w:abstractNum>
-  <w:abstractNum w:abstractNumId="4" w15:restartNumberingAfterBreak="0">
+  <w:abstractNum w:abstractNumId="4">
     <w:nsid w:val="304B68A4"/>
     <w:multiLevelType w:val="hybridMultilevel"/>
     <w:tmpl w:val="FE1075E8"/>
@@ -17961,7 +17961,7 @@
       </w:rPr>
     </w:lvl>
   </w:abstractNum>
-  <w:abstractNum w:abstractNumId="5" w15:restartNumberingAfterBreak="0">
+  <w:abstractNum w:abstractNumId="5">
     <w:nsid w:val="3EBE4479"/>
     <w:multiLevelType w:val="hybridMultilevel"/>
     <w:tmpl w:val="EFE01DEE"/>
@@ -18051,7 +18051,7 @@
       </w:pPr>
     </w:lvl>
   </w:abstractNum>
-  <w:abstractNum w:abstractNumId="6" w15:restartNumberingAfterBreak="0">
+  <w:abstractNum w:abstractNumId="6">
     <w:nsid w:val="5E524890"/>
     <w:multiLevelType w:val="multilevel"/>
     <w:tmpl w:val="FE1075E8"/>
@@ -18190,7 +18190,7 @@
       </w:rPr>
     </w:lvl>
   </w:abstractNum>
-  <w:abstractNum w:abstractNumId="7" w15:restartNumberingAfterBreak="0">
+  <w:abstractNum w:abstractNumId="7">
     <w:nsid w:val="5FBF77DE"/>
     <w:multiLevelType w:val="hybridMultilevel"/>
     <w:tmpl w:val="1F0EA556"/>
@@ -18306,7 +18306,7 @@
       </w:pPr>
     </w:lvl>
   </w:abstractNum>
-  <w:abstractNum w:abstractNumId="8" w15:restartNumberingAfterBreak="0">
+  <w:abstractNum w:abstractNumId="8">
     <w:nsid w:val="64236AAA"/>
     <w:multiLevelType w:val="hybridMultilevel"/>
     <w:tmpl w:val="3564B2D2"/>
@@ -18392,7 +18392,7 @@
       </w:pPr>
     </w:lvl>
   </w:abstractNum>
-  <w:abstractNum w:abstractNumId="9" w15:restartNumberingAfterBreak="0">
+  <w:abstractNum w:abstractNumId="9">
     <w:nsid w:val="74A2298E"/>
     <w:multiLevelType w:val="hybridMultilevel"/>
     <w:tmpl w:val="79A64A68"/>
@@ -18515,7 +18515,7 @@
 </file>
 
 <file path=word/styles.xml><?xml version="1.0" encoding="utf-8"?>
-<w:styles xmlns:mc="http://schemas.openxmlformats.org/markup-compatibility/2006" xmlns:r="http://schemas.openxmlformats.org/officeDocument/2006/relationships" xmlns:w="http://schemas.openxmlformats.org/wordprocessingml/2006/main" xmlns:w14="http://schemas.microsoft.com/office/word/2010/wordml" xmlns:w15="http://schemas.microsoft.com/office/word/2012/wordml" xmlns:w16cex="http://schemas.microsoft.com/office/word/2018/wordml/cex" xmlns:w16cid="http://schemas.microsoft.com/office/word/2016/wordml/cid" xmlns:w16="http://schemas.microsoft.com/office/word/2018/wordml" xmlns:w16sdtdh="http://schemas.microsoft.com/office/word/2020/wordml/sdtdatahash" xmlns:w16se="http://schemas.microsoft.com/office/word/2015/wordml/symex" mc:Ignorable="w14 w15 w16se w16cid w16 w16cex w16sdtdh">
+<w:styles xmlns:mc="http://schemas.openxmlformats.org/markup-compatibility/2006" xmlns:r="http://schemas.openxmlformats.org/officeDocument/2006/relationships" xmlns:w="http://schemas.openxmlformats.org/wordprocessingml/2006/main" xmlns:w14="http://schemas.microsoft.com/office/word/2010/wordml" xmlns:w15="http://schemas.microsoft.com/office/word/2012/wordml" xmlns:w16cex="http://schemas.microsoft.com/office/word/2018/wordml/cex" xmlns:w16="http://schemas.microsoft.com/office/word/2018/wordml" xmlns:w16sdtdh="http://schemas.microsoft.com/office/word/2020/wordml/sdtdatahash" xmlns:w16se="http://schemas.microsoft.com/office/word/2015/wordml/symex">
   <w:docDefaults>
     <w:rPrDefault>
       <w:rPr>

--- a/skills/phong-cntt/assets/hop-dong.docx
+++ b/skills/phong-cntt/assets/hop-dong.docx
@@ -1,5 +1,72 @@
 
-<file path=word/document.xml><?xml version="1.0" encoding="utf-8"?>
+<file path=./[Content_Types].xml><?xml version="1.0" encoding="utf-8"?>
+<Types xmlns="http://schemas.openxmlformats.org/package/2006/content-types">
+  <Default Extension="rels" ContentType="application/vnd.openxmlformats-package.relationships+xml"/>
+  <Default Extension="xml" ContentType="application/xml"/>
+  <Override PartName="/word/document.xml" ContentType="application/vnd.openxmlformats-officedocument.wordprocessingml.document.main+xml"/>
+  <Override PartName="/word/numbering.xml" ContentType="application/vnd.openxmlformats-officedocument.wordprocessingml.numbering+xml"/>
+  <Override PartName="/word/styles.xml" ContentType="application/vnd.openxmlformats-officedocument.wordprocessingml.styles+xml"/>
+  <Override PartName="/word/settings.xml" ContentType="application/vnd.openxmlformats-officedocument.wordprocessingml.settings+xml"/>
+  <Override PartName="/word/webSettings.xml" ContentType="application/vnd.openxmlformats-officedocument.wordprocessingml.webSettings+xml"/>
+  <Override PartName="/word/footnotes.xml" ContentType="application/vnd.openxmlformats-officedocument.wordprocessingml.footnotes+xml"/>
+  <Override PartName="/word/endnotes.xml" ContentType="application/vnd.openxmlformats-officedocument.wordprocessingml.endnotes+xml"/>
+  <Override PartName="/word/footer1.xml" ContentType="application/vnd.openxmlformats-officedocument.wordprocessingml.footer+xml"/>
+  <Override PartName="/word/fontTable.xml" ContentType="application/vnd.openxmlformats-officedocument.wordprocessingml.fontTable+xml"/>
+  <Override PartName="/word/theme/theme1.xml" ContentType="application/vnd.openxmlformats-officedocument.theme+xml"/>
+  <Override PartName="/docProps/core.xml" ContentType="application/vnd.openxmlformats-package.core-properties+xml"/>
+  <Override PartName="/docProps/app.xml" ContentType="application/vnd.openxmlformats-officedocument.extended-properties+xml"/>
+</Types>
+</file>
+
+<file path=./docProps/app.xml><?xml version="1.0" encoding="utf-8"?>
+<Properties xmlns="http://schemas.openxmlformats.org/officeDocument/2006/extended-properties" xmlns:vt="http://schemas.openxmlformats.org/officeDocument/2006/docPropsVTypes">
+  <Template>Normal</Template>
+  <TotalTime>3</TotalTime>
+  <Pages>9</Pages>
+  <Words>2262</Words>
+  <Characters>12895</Characters>
+  <Application>Microsoft Office Word</Application>
+  <DocSecurity>0</DocSecurity>
+  <Lines>107</Lines>
+  <Paragraphs>30</Paragraphs>
+  <ScaleCrop>false</ScaleCrop>
+  <HeadingPairs>
+    <vt:vector size="2" baseType="variant">
+      <vt:variant>
+        <vt:lpstr>Title</vt:lpstr>
+      </vt:variant>
+      <vt:variant>
+        <vt:i4>1</vt:i4>
+      </vt:variant>
+    </vt:vector>
+  </HeadingPairs>
+  <TitlesOfParts>
+    <vt:vector size="1" baseType="lpstr">
+      <vt:lpstr>BỘ CHQS TỈNH PHÚ THỌ</vt:lpstr>
+    </vt:vector>
+  </TitlesOfParts>
+  <Company>HOME</Company>
+  <LinksUpToDate>false</LinksUpToDate>
+  <CharactersWithSpaces>15127</CharactersWithSpaces>
+  <SharedDoc>false</SharedDoc>
+  <HyperlinksChanged>false</HyperlinksChanged>
+  <AppVersion>16.0000</AppVersion>
+</Properties>
+</file>
+
+<file path=./docProps/core.xml><?xml version="1.0" encoding="utf-8"?>
+<cp:coreProperties xmlns:cp="http://schemas.openxmlformats.org/package/2006/metadata/core-properties" xmlns:dc="http://purl.org/dc/elements/1.1/" xmlns:dcterms="http://purl.org/dc/terms/" xmlns:dcmitype="http://purl.org/dc/dcmitype/" xmlns:xsi="http://www.w3.org/2001/XMLSchema-instance">
+  <dc:title>BỘ CHQS TỈNH PHÚ THỌ</dc:title>
+  <dc:creator>DAT12345</dc:creator>
+  <cp:lastModifiedBy>My PC</cp:lastModifiedBy>
+  <cp:revision>3</cp:revision>
+  <cp:lastPrinted>2026-04-14T07:57:00Z</cp:lastPrinted>
+  <dcterms:created xsi:type="dcterms:W3CDTF">2026-04-13T01:46:00Z</dcterms:created>
+  <dcterms:modified xsi:type="dcterms:W3CDTF">2026-04-14T07:57:00Z</dcterms:modified>
+</cp:coreProperties>
+</file>
+
+<file path=./word/document.xml><?xml version="1.0" encoding="utf-8"?>
 <w:document xmlns:ns1="http://schemas.openxmlformats.org/markup-compatibility/2006" xmlns:ns10="http://schemas.openxmlformats.org/officeDocument/2006/relationships" xmlns:ns2="http://schemas.microsoft.com/office/word/2010/wordml" xmlns:ns3="http://schemas.openxmlformats.org/drawingml/2006/wordprocessingDrawing" xmlns:ns4="http://schemas.microsoft.com/office/word/2010/wordprocessingDrawing" xmlns:ns5="http://schemas.openxmlformats.org/drawingml/2006/main" xmlns:ns6="http://schemas.microsoft.com/office/word/2010/wordprocessingShape" xmlns:ns7="http://schemas.microsoft.com/office/drawing/2010/main" xmlns:ns8="urn:schemas-microsoft-com:vml" xmlns:ns9="urn:schemas-microsoft-com:office:office" xmlns:w="http://schemas.openxmlformats.org/wordprocessingml/2006/main" xmlns:wps="http://schemas.microsoft.com/office/word/2010/wordprocessingShape">
   <w:body>
     <w:p ns2:paraId="1206D051" ns2:textId="77777777">
@@ -17339,7 +17406,7 @@
 </w:document>
 </file>
 
-<file path=word/endnotes.xml><?xml version="1.0" encoding="utf-8"?>
+<file path=./word/endnotes.xml><?xml version="1.0" encoding="utf-8"?>
 <w:endnotes xmlns:wpc="http://schemas.microsoft.com/office/word/2010/wordprocessingCanvas" xmlns:cx="http://schemas.microsoft.com/office/drawing/2014/chartex" xmlns:cx1="http://schemas.microsoft.com/office/drawing/2015/9/8/chartex" xmlns:cx2="http://schemas.microsoft.com/office/drawing/2015/10/21/chartex" xmlns:cx3="http://schemas.microsoft.com/office/drawing/2016/5/9/chartex" xmlns:cx4="http://schemas.microsoft.com/office/drawing/2016/5/10/chartex" xmlns:cx5="http://schemas.microsoft.com/office/drawing/2016/5/11/chartex" xmlns:cx6="http://schemas.microsoft.com/office/drawing/2016/5/12/chartex" xmlns:cx7="http://schemas.microsoft.com/office/drawing/2016/5/13/chartex" xmlns:cx8="http://schemas.microsoft.com/office/drawing/2016/5/14/chartex" xmlns:mc="http://schemas.openxmlformats.org/markup-compatibility/2006" xmlns:aink="http://schemas.microsoft.com/office/drawing/2016/ink" xmlns:am3d="http://schemas.microsoft.com/office/drawing/2017/model3d" xmlns:o="urn:schemas-microsoft-com:office:office" xmlns:r="http://schemas.openxmlformats.org/officeDocument/2006/relationships" xmlns:m="http://schemas.openxmlformats.org/officeDocument/2006/math" xmlns:v="urn:schemas-microsoft-com:vml" xmlns:wp14="http://schemas.microsoft.com/office/word/2010/wordprocessingDrawing" xmlns:wp="http://schemas.openxmlformats.org/drawingml/2006/wordprocessingDrawing" xmlns:w10="urn:schemas-microsoft-com:office:word" xmlns:w="http://schemas.openxmlformats.org/wordprocessingml/2006/main" xmlns:w14="http://schemas.microsoft.com/office/word/2010/wordml" xmlns:w15="http://schemas.microsoft.com/office/word/2012/wordml" xmlns:w16cex="http://schemas.microsoft.com/office/word/2018/wordml/cex" xmlns:w16="http://schemas.microsoft.com/office/word/2018/wordml" xmlns:w16sdtdh="http://schemas.microsoft.com/office/word/2020/wordml/sdtdatahash" xmlns:w16se="http://schemas.microsoft.com/office/word/2015/wordml/symex" xmlns:wpg="http://schemas.microsoft.com/office/word/2010/wordprocessingGroup" xmlns:wpi="http://schemas.microsoft.com/office/word/2010/wordprocessingInk" xmlns:wne="http://schemas.microsoft.com/office/word/2006/wordml" xmlns:wps="http://schemas.microsoft.com/office/word/2010/wordprocessingShape">
   <w:endnote w:type="separator" w:id="-1">
     <w:p>
@@ -17358,7 +17425,67 @@
 </w:endnotes>
 </file>
 
-<file path=word/footer1.xml><?xml version="1.0" encoding="utf-8"?>
+<file path=./word/fontTable.xml><?xml version="1.0" encoding="utf-8"?>
+<w:fonts xmlns:mc="http://schemas.openxmlformats.org/markup-compatibility/2006" xmlns:r="http://schemas.openxmlformats.org/officeDocument/2006/relationships" xmlns:w="http://schemas.openxmlformats.org/wordprocessingml/2006/main" xmlns:w14="http://schemas.microsoft.com/office/word/2010/wordml" xmlns:w15="http://schemas.microsoft.com/office/word/2012/wordml" xmlns:w16cex="http://schemas.microsoft.com/office/word/2018/wordml/cex" xmlns:w16="http://schemas.microsoft.com/office/word/2018/wordml" xmlns:w16sdtdh="http://schemas.microsoft.com/office/word/2020/wordml/sdtdatahash" xmlns:w16se="http://schemas.microsoft.com/office/word/2015/wordml/symex">
+  <w:font w:name="Times New Roman">
+    <w:panose1 w:val="02020603050405020304"/>
+    <w:family w:val="roman"/>
+    <w:pitch w:val="variable"/>
+    <w:sig w:usb0="E0002EFF" w:usb1="C000785B" w:usb2="00000009" w:usb3="00000000" w:csb0="000001FF" w:csb1="00000000"/>
+  </w:font>
+  <w:font w:name="Courier New">
+    <w:panose1 w:val="02070309020205020404"/>
+    <w:family w:val="modern"/>
+    <w:pitch w:val="fixed"/>
+    <w:sig w:usb0="E0002EFF" w:usb1="C0007843" w:usb2="00000009" w:usb3="00000000" w:csb0="000001FF" w:csb1="00000000"/>
+  </w:font>
+  <w:font w:name="Wingdings">
+    <w:panose1 w:val="05000000000000000000"/>
+    <w:family w:val="auto"/>
+    <w:pitch w:val="variable"/>
+    <w:sig w:usb0="00000000" w:usb1="10000000" w:usb2="00000000" w:usb3="00000000" w:csb0="80000000" w:csb1="00000000"/>
+  </w:font>
+  <w:font w:name="Symbol">
+    <w:panose1 w:val="05050102010706020507"/>
+    <w:family w:val="roman"/>
+    <w:pitch w:val="variable"/>
+    <w:sig w:usb0="00000000" w:usb1="10000000" w:usb2="00000000" w:usb3="00000000" w:csb0="80000000" w:csb1="00000000"/>
+  </w:font>
+  <w:font w:name=".VnTime">
+    <w:panose1 w:val="020B7200000000000000"/>
+    <w:family w:val="swiss"/>
+    <w:pitch w:val="variable"/>
+    <w:sig w:usb0="00000003" w:usb1="00000000" w:usb2="00000000" w:usb3="00000000" w:csb0="00000001" w:csb1="00000000"/>
+  </w:font>
+  <w:font w:name="Segoe UI">
+    <w:panose1 w:val="020B0502040204020203"/>
+    <w:family w:val="swiss"/>
+    <w:pitch w:val="variable"/>
+    <w:sig w:usb0="E4002EFF" w:usb1="C000E47F" w:usb2="00000009" w:usb3="00000000" w:csb0="000001FF" w:csb1="00000000"/>
+  </w:font>
+  <w:font w:name="Calibri">
+    <w:panose1 w:val="020F0502020204030204"/>
+    <w:family w:val="swiss"/>
+    <w:pitch w:val="variable"/>
+    <w:sig w:usb0="E4002EFF" w:usb1="C000247B" w:usb2="00000009" w:usb3="00000000" w:csb0="000001FF" w:csb1="00000000"/>
+  </w:font>
+  <w:font w:name="SimSun">
+    <w:altName w:val="宋体"/>
+    <w:panose1 w:val="02010600030101010101"/>
+    <w:family w:val="auto"/>
+    <w:pitch w:val="variable"/>
+    <w:sig w:usb0="00000003" w:usb1="288F0000" w:usb2="00000016" w:usb3="00000000" w:csb0="00040001" w:csb1="00000000"/>
+  </w:font>
+  <w:font w:name="Cambria">
+    <w:panose1 w:val="02040503050406030204"/>
+    <w:family w:val="roman"/>
+    <w:pitch w:val="variable"/>
+    <w:sig w:usb0="E00006FF" w:usb1="420024FF" w:usb2="02000000" w:usb3="00000000" w:csb0="0000019F" w:csb1="00000000"/>
+  </w:font>
+</w:fonts>
+</file>
+
+<file path=./word/footer1.xml><?xml version="1.0" encoding="utf-8"?>
 <w:ftr xmlns:wpc="http://schemas.microsoft.com/office/word/2010/wordprocessingCanvas" xmlns:cx="http://schemas.microsoft.com/office/drawing/2014/chartex" xmlns:cx1="http://schemas.microsoft.com/office/drawing/2015/9/8/chartex" xmlns:cx2="http://schemas.microsoft.com/office/drawing/2015/10/21/chartex" xmlns:cx3="http://schemas.microsoft.com/office/drawing/2016/5/9/chartex" xmlns:cx4="http://schemas.microsoft.com/office/drawing/2016/5/10/chartex" xmlns:cx5="http://schemas.microsoft.com/office/drawing/2016/5/11/chartex" xmlns:cx6="http://schemas.microsoft.com/office/drawing/2016/5/12/chartex" xmlns:cx7="http://schemas.microsoft.com/office/drawing/2016/5/13/chartex" xmlns:cx8="http://schemas.microsoft.com/office/drawing/2016/5/14/chartex" xmlns:mc="http://schemas.openxmlformats.org/markup-compatibility/2006" xmlns:aink="http://schemas.microsoft.com/office/drawing/2016/ink" xmlns:am3d="http://schemas.microsoft.com/office/drawing/2017/model3d" xmlns:o="urn:schemas-microsoft-com:office:office" xmlns:r="http://schemas.openxmlformats.org/officeDocument/2006/relationships" xmlns:m="http://schemas.openxmlformats.org/officeDocument/2006/math" xmlns:v="urn:schemas-microsoft-com:vml" xmlns:wp14="http://schemas.microsoft.com/office/word/2010/wordprocessingDrawing" xmlns:wp="http://schemas.openxmlformats.org/drawingml/2006/wordprocessingDrawing" xmlns:w10="urn:schemas-microsoft-com:office:word" xmlns:w="http://schemas.openxmlformats.org/wordprocessingml/2006/main" xmlns:w14="http://schemas.microsoft.com/office/word/2010/wordml" xmlns:w15="http://schemas.microsoft.com/office/word/2012/wordml" xmlns:w16cex="http://schemas.microsoft.com/office/word/2018/wordml/cex" xmlns:w16="http://schemas.microsoft.com/office/word/2018/wordml" xmlns:w16sdtdh="http://schemas.microsoft.com/office/word/2020/wordml/sdtdatahash" xmlns:w16se="http://schemas.microsoft.com/office/word/2015/wordml/symex" xmlns:wpg="http://schemas.microsoft.com/office/word/2010/wordprocessingGroup" xmlns:wpi="http://schemas.microsoft.com/office/word/2010/wordprocessingInk" xmlns:wne="http://schemas.microsoft.com/office/word/2006/wordml" xmlns:wps="http://schemas.microsoft.com/office/word/2010/wordprocessingShape">
   <w:p>
     <w:pPr>
@@ -17368,7 +17495,7 @@
 </w:ftr>
 </file>
 
-<file path=word/footnotes.xml><?xml version="1.0" encoding="utf-8"?>
+<file path=./word/footnotes.xml><?xml version="1.0" encoding="utf-8"?>
 <w:footnotes xmlns:wpc="http://schemas.microsoft.com/office/word/2010/wordprocessingCanvas" xmlns:cx="http://schemas.microsoft.com/office/drawing/2014/chartex" xmlns:cx1="http://schemas.microsoft.com/office/drawing/2015/9/8/chartex" xmlns:cx2="http://schemas.microsoft.com/office/drawing/2015/10/21/chartex" xmlns:cx3="http://schemas.microsoft.com/office/drawing/2016/5/9/chartex" xmlns:cx4="http://schemas.microsoft.com/office/drawing/2016/5/10/chartex" xmlns:cx5="http://schemas.microsoft.com/office/drawing/2016/5/11/chartex" xmlns:cx6="http://schemas.microsoft.com/office/drawing/2016/5/12/chartex" xmlns:cx7="http://schemas.microsoft.com/office/drawing/2016/5/13/chartex" xmlns:cx8="http://schemas.microsoft.com/office/drawing/2016/5/14/chartex" xmlns:mc="http://schemas.openxmlformats.org/markup-compatibility/2006" xmlns:aink="http://schemas.microsoft.com/office/drawing/2016/ink" xmlns:am3d="http://schemas.microsoft.com/office/drawing/2017/model3d" xmlns:o="urn:schemas-microsoft-com:office:office" xmlns:r="http://schemas.openxmlformats.org/officeDocument/2006/relationships" xmlns:m="http://schemas.openxmlformats.org/officeDocument/2006/math" xmlns:v="urn:schemas-microsoft-com:vml" xmlns:wp14="http://schemas.microsoft.com/office/word/2010/wordprocessingDrawing" xmlns:wp="http://schemas.openxmlformats.org/drawingml/2006/wordprocessingDrawing" xmlns:w10="urn:schemas-microsoft-com:office:word" xmlns:w="http://schemas.openxmlformats.org/wordprocessingml/2006/main" xmlns:w14="http://schemas.microsoft.com/office/word/2010/wordml" xmlns:w15="http://schemas.microsoft.com/office/word/2012/wordml" xmlns:w16cex="http://schemas.microsoft.com/office/word/2018/wordml/cex" xmlns:w16="http://schemas.microsoft.com/office/word/2018/wordml" xmlns:w16sdtdh="http://schemas.microsoft.com/office/word/2020/wordml/sdtdatahash" xmlns:w16se="http://schemas.microsoft.com/office/word/2015/wordml/symex" xmlns:wpg="http://schemas.microsoft.com/office/word/2010/wordprocessingGroup" xmlns:wpi="http://schemas.microsoft.com/office/word/2010/wordprocessingInk" xmlns:wne="http://schemas.microsoft.com/office/word/2006/wordml" xmlns:wps="http://schemas.microsoft.com/office/word/2010/wordprocessingShape">
   <w:footnote w:type="separator" w:id="-1">
     <w:p>
@@ -17387,7 +17514,7 @@
 </w:footnotes>
 </file>
 
-<file path=word/numbering.xml><?xml version="1.0" encoding="utf-8"?>
+<file path=./word/numbering.xml><?xml version="1.0" encoding="utf-8"?>
 <w:numbering xmlns:wpc="http://schemas.microsoft.com/office/word/2010/wordprocessingCanvas" xmlns:cx="http://schemas.microsoft.com/office/drawing/2014/chartex" xmlns:cx1="http://schemas.microsoft.com/office/drawing/2015/9/8/chartex" xmlns:cx2="http://schemas.microsoft.com/office/drawing/2015/10/21/chartex" xmlns:cx3="http://schemas.microsoft.com/office/drawing/2016/5/9/chartex" xmlns:cx4="http://schemas.microsoft.com/office/drawing/2016/5/10/chartex" xmlns:cx5="http://schemas.microsoft.com/office/drawing/2016/5/11/chartex" xmlns:cx6="http://schemas.microsoft.com/office/drawing/2016/5/12/chartex" xmlns:cx7="http://schemas.microsoft.com/office/drawing/2016/5/13/chartex" xmlns:cx8="http://schemas.microsoft.com/office/drawing/2016/5/14/chartex" xmlns:mc="http://schemas.openxmlformats.org/markup-compatibility/2006" xmlns:aink="http://schemas.microsoft.com/office/drawing/2016/ink" xmlns:am3d="http://schemas.microsoft.com/office/drawing/2017/model3d" xmlns:o="urn:schemas-microsoft-com:office:office" xmlns:r="http://schemas.openxmlformats.org/officeDocument/2006/relationships" xmlns:m="http://schemas.openxmlformats.org/officeDocument/2006/math" xmlns:v="urn:schemas-microsoft-com:vml" xmlns:wp14="http://schemas.microsoft.com/office/word/2010/wordprocessingDrawing" xmlns:wp="http://schemas.openxmlformats.org/drawingml/2006/wordprocessingDrawing" xmlns:w10="urn:schemas-microsoft-com:office:word" xmlns:w="http://schemas.openxmlformats.org/wordprocessingml/2006/main" xmlns:w14="http://schemas.microsoft.com/office/word/2010/wordml" xmlns:w15="http://schemas.microsoft.com/office/word/2012/wordml" xmlns:w16cex="http://schemas.microsoft.com/office/word/2018/wordml/cex" xmlns:w16="http://schemas.microsoft.com/office/word/2018/wordml" xmlns:w16sdtdh="http://schemas.microsoft.com/office/word/2020/wordml/sdtdatahash" xmlns:w16se="http://schemas.microsoft.com/office/word/2015/wordml/symex" xmlns:wpg="http://schemas.microsoft.com/office/word/2010/wordprocessingGroup" xmlns:wpi="http://schemas.microsoft.com/office/word/2010/wordprocessingInk" xmlns:wne="http://schemas.microsoft.com/office/word/2006/wordml" xmlns:wps="http://schemas.microsoft.com/office/word/2010/wordprocessingShape">
   <w:abstractNum w:abstractNumId="0">
     <w:nsid w:val="09842C46"/>
@@ -18514,7 +18641,723 @@
 </w:numbering>
 </file>
 
-<file path=word/styles.xml><?xml version="1.0" encoding="utf-8"?>
+<file path=./word/settings.xml><?xml version="1.0" encoding="utf-8"?>
+<w:settings xmlns:mc="http://schemas.openxmlformats.org/markup-compatibility/2006" xmlns:o="urn:schemas-microsoft-com:office:office" xmlns:r="http://schemas.openxmlformats.org/officeDocument/2006/relationships" xmlns:m="http://schemas.openxmlformats.org/officeDocument/2006/math" xmlns:v="urn:schemas-microsoft-com:vml" xmlns:w10="urn:schemas-microsoft-com:office:word" xmlns:w="http://schemas.openxmlformats.org/wordprocessingml/2006/main" xmlns:w14="http://schemas.microsoft.com/office/word/2010/wordml" xmlns:w15="http://schemas.microsoft.com/office/word/2012/wordml" xmlns:w16cex="http://schemas.microsoft.com/office/word/2018/wordml/cex" xmlns:w16="http://schemas.microsoft.com/office/word/2018/wordml" xmlns:w16sdtdh="http://schemas.microsoft.com/office/word/2020/wordml/sdtdatahash" xmlns:w16se="http://schemas.microsoft.com/office/word/2015/wordml/symex" xmlns:sl="http://schemas.openxmlformats.org/schemaLibrary/2006/main">
+  <w:zoom w:percent="100"/>
+  <w:displayBackgroundShape/>
+  <w:hideSpellingErrors/>
+  <w:proofState w:spelling="clean" w:grammar="clean"/>
+  <w:stylePaneFormatFilter w:val="3F01" w:allStyles="1" w:customStyles="0" w:latentStyles="0" w:stylesInUse="0" w:headingStyles="0" w:numberingStyles="0" w:tableStyles="0" w:directFormattingOnRuns="1" w:directFormattingOnParagraphs="1" w:directFormattingOnNumbering="1" w:directFormattingOnTables="1" w:clearFormatting="1" w:top3HeadingStyles="1" w:visibleStyles="0" w:alternateStyleNames="0"/>
+  <w:defaultTabStop w:val="720"/>
+  <w:drawingGridHorizontalSpacing w:val="26"/>
+  <w:drawingGridVerticalSpacing w:val="381"/>
+  <w:displayHorizontalDrawingGridEvery w:val="0"/>
+  <w:characterSpacingControl w:val="doNotCompress"/>
+  <w:compat>
+    <w:compatSetting w:name="compatibilityMode" w:uri="http://schemas.microsoft.com/office/word" w:val="15"/>
+    <w:compatSetting w:name="overrideTableStyleFontSizeAndJustification" w:uri="http://schemas.microsoft.com/office/word" w:val="1"/>
+    <w:compatSetting w:name="enableOpenTypeFeatures" w:uri="http://schemas.microsoft.com/office/word" w:val="1"/>
+    <w:compatSetting w:name="doNotFlipMirrorIndents" w:uri="http://schemas.microsoft.com/office/word" w:val="1"/>
+    <w:compatSetting w:name="differentiateMultirowTableHeaders" w:uri="http://schemas.microsoft.com/office/word" w:val="1"/>
+    <w:compatSetting w:name="useWord2013TrackBottomHyphenation" w:uri="http://schemas.microsoft.com/office/word" w:val="0"/>
+  </w:compat>
+  <w:rsids>
+    <w:rsidRoot w:val="00061669"/>
+    <w:rsid w:val="00000184"/>
+    <w:rsid w:val="0000112B"/>
+    <w:rsid w:val="0000668C"/>
+    <w:rsid w:val="000137C0"/>
+    <w:rsid w:val="0001442B"/>
+    <w:rsid w:val="0001596A"/>
+    <w:rsid w:val="00016084"/>
+    <w:rsid w:val="000161A8"/>
+    <w:rsid w:val="000217C1"/>
+    <w:rsid w:val="00021A25"/>
+    <w:rsid w:val="00024E68"/>
+    <w:rsid w:val="00024EB4"/>
+    <w:rsid w:val="00025C03"/>
+    <w:rsid w:val="00026B0D"/>
+    <w:rsid w:val="000415F2"/>
+    <w:rsid w:val="00043E8B"/>
+    <w:rsid w:val="00045ED5"/>
+    <w:rsid w:val="00061669"/>
+    <w:rsid w:val="00071DB6"/>
+    <w:rsid w:val="00076DF2"/>
+    <w:rsid w:val="00087688"/>
+    <w:rsid w:val="00091C31"/>
+    <w:rsid w:val="00092A44"/>
+    <w:rsid w:val="000958FC"/>
+    <w:rsid w:val="000A57CF"/>
+    <w:rsid w:val="000B42A4"/>
+    <w:rsid w:val="000B7864"/>
+    <w:rsid w:val="000C010D"/>
+    <w:rsid w:val="000C06B4"/>
+    <w:rsid w:val="000C37B2"/>
+    <w:rsid w:val="000C5284"/>
+    <w:rsid w:val="000C7A46"/>
+    <w:rsid w:val="000D07AB"/>
+    <w:rsid w:val="000D0DA7"/>
+    <w:rsid w:val="000D10DE"/>
+    <w:rsid w:val="000E22AD"/>
+    <w:rsid w:val="000E315B"/>
+    <w:rsid w:val="000E6176"/>
+    <w:rsid w:val="000F71FB"/>
+    <w:rsid w:val="00100E50"/>
+    <w:rsid w:val="001020AC"/>
+    <w:rsid w:val="00104046"/>
+    <w:rsid w:val="00105725"/>
+    <w:rsid w:val="00107DCB"/>
+    <w:rsid w:val="00115F00"/>
+    <w:rsid w:val="00116E26"/>
+    <w:rsid w:val="00132554"/>
+    <w:rsid w:val="00132D8F"/>
+    <w:rsid w:val="00134CBC"/>
+    <w:rsid w:val="00153C1D"/>
+    <w:rsid w:val="001552BD"/>
+    <w:rsid w:val="0015570E"/>
+    <w:rsid w:val="00172C69"/>
+    <w:rsid w:val="001761D2"/>
+    <w:rsid w:val="001801A7"/>
+    <w:rsid w:val="00180379"/>
+    <w:rsid w:val="00187191"/>
+    <w:rsid w:val="00194484"/>
+    <w:rsid w:val="00194AB1"/>
+    <w:rsid w:val="001A1272"/>
+    <w:rsid w:val="001A236D"/>
+    <w:rsid w:val="001A7739"/>
+    <w:rsid w:val="001B4F08"/>
+    <w:rsid w:val="001B77FD"/>
+    <w:rsid w:val="001C0D1B"/>
+    <w:rsid w:val="001C151B"/>
+    <w:rsid w:val="001D39A4"/>
+    <w:rsid w:val="001D6533"/>
+    <w:rsid w:val="001F443E"/>
+    <w:rsid w:val="001F4A92"/>
+    <w:rsid w:val="00204D17"/>
+    <w:rsid w:val="00207A4A"/>
+    <w:rsid w:val="002119DD"/>
+    <w:rsid w:val="00211CAC"/>
+    <w:rsid w:val="00212A48"/>
+    <w:rsid w:val="00221A4D"/>
+    <w:rsid w:val="0023012E"/>
+    <w:rsid w:val="0023262F"/>
+    <w:rsid w:val="002343E4"/>
+    <w:rsid w:val="0023467A"/>
+    <w:rsid w:val="00235559"/>
+    <w:rsid w:val="00237D2C"/>
+    <w:rsid w:val="002526E4"/>
+    <w:rsid w:val="00261EFB"/>
+    <w:rsid w:val="002643DD"/>
+    <w:rsid w:val="00271B68"/>
+    <w:rsid w:val="0027200B"/>
+    <w:rsid w:val="00280796"/>
+    <w:rsid w:val="00283D59"/>
+    <w:rsid w:val="002842C5"/>
+    <w:rsid w:val="002847F7"/>
+    <w:rsid w:val="00284B20"/>
+    <w:rsid w:val="00287F9C"/>
+    <w:rsid w:val="00287FFD"/>
+    <w:rsid w:val="00293F85"/>
+    <w:rsid w:val="002950EC"/>
+    <w:rsid w:val="002A0F8F"/>
+    <w:rsid w:val="002B263E"/>
+    <w:rsid w:val="002B5C60"/>
+    <w:rsid w:val="002B5D53"/>
+    <w:rsid w:val="002C2FE6"/>
+    <w:rsid w:val="002D0485"/>
+    <w:rsid w:val="002D4E5F"/>
+    <w:rsid w:val="002D62BF"/>
+    <w:rsid w:val="002E0778"/>
+    <w:rsid w:val="002E1C82"/>
+    <w:rsid w:val="002E3E3D"/>
+    <w:rsid w:val="002E480A"/>
+    <w:rsid w:val="002F0097"/>
+    <w:rsid w:val="002F21EE"/>
+    <w:rsid w:val="002F238D"/>
+    <w:rsid w:val="002F781E"/>
+    <w:rsid w:val="00300B96"/>
+    <w:rsid w:val="003026C8"/>
+    <w:rsid w:val="00304D76"/>
+    <w:rsid w:val="00307CAC"/>
+    <w:rsid w:val="00310109"/>
+    <w:rsid w:val="0031170A"/>
+    <w:rsid w:val="003175A2"/>
+    <w:rsid w:val="003238E8"/>
+    <w:rsid w:val="00323D5A"/>
+    <w:rsid w:val="00324630"/>
+    <w:rsid w:val="00333426"/>
+    <w:rsid w:val="00333600"/>
+    <w:rsid w:val="00333D63"/>
+    <w:rsid w:val="003372E2"/>
+    <w:rsid w:val="003461EA"/>
+    <w:rsid w:val="00352375"/>
+    <w:rsid w:val="00356831"/>
+    <w:rsid w:val="003608B4"/>
+    <w:rsid w:val="00361600"/>
+    <w:rsid w:val="003620C6"/>
+    <w:rsid w:val="003635BE"/>
+    <w:rsid w:val="00371C07"/>
+    <w:rsid w:val="00376D1B"/>
+    <w:rsid w:val="00381E34"/>
+    <w:rsid w:val="00392ADE"/>
+    <w:rsid w:val="003A0AF6"/>
+    <w:rsid w:val="003A1ABD"/>
+    <w:rsid w:val="003A4A3C"/>
+    <w:rsid w:val="003A734E"/>
+    <w:rsid w:val="003A7699"/>
+    <w:rsid w:val="003B0FDC"/>
+    <w:rsid w:val="003B25AA"/>
+    <w:rsid w:val="003C1E34"/>
+    <w:rsid w:val="003C75F2"/>
+    <w:rsid w:val="003E3D68"/>
+    <w:rsid w:val="003E5A6E"/>
+    <w:rsid w:val="003E63B9"/>
+    <w:rsid w:val="003F0766"/>
+    <w:rsid w:val="003F1681"/>
+    <w:rsid w:val="003F289C"/>
+    <w:rsid w:val="003F74CB"/>
+    <w:rsid w:val="00403215"/>
+    <w:rsid w:val="00403C64"/>
+    <w:rsid w:val="00404A23"/>
+    <w:rsid w:val="0041711F"/>
+    <w:rsid w:val="0042013E"/>
+    <w:rsid w:val="00420FBA"/>
+    <w:rsid w:val="0042155B"/>
+    <w:rsid w:val="00422124"/>
+    <w:rsid w:val="00422E85"/>
+    <w:rsid w:val="004232CA"/>
+    <w:rsid w:val="00430066"/>
+    <w:rsid w:val="004351BF"/>
+    <w:rsid w:val="00435285"/>
+    <w:rsid w:val="00436155"/>
+    <w:rsid w:val="00444338"/>
+    <w:rsid w:val="00447775"/>
+    <w:rsid w:val="00450428"/>
+    <w:rsid w:val="00463B9B"/>
+    <w:rsid w:val="00463F1A"/>
+    <w:rsid w:val="0047191F"/>
+    <w:rsid w:val="00472F95"/>
+    <w:rsid w:val="004772CE"/>
+    <w:rsid w:val="004A1F10"/>
+    <w:rsid w:val="004A4625"/>
+    <w:rsid w:val="004A5121"/>
+    <w:rsid w:val="004B139E"/>
+    <w:rsid w:val="004B18E2"/>
+    <w:rsid w:val="004B3C94"/>
+    <w:rsid w:val="004C032A"/>
+    <w:rsid w:val="004C58C3"/>
+    <w:rsid w:val="004D43FA"/>
+    <w:rsid w:val="004D7D4A"/>
+    <w:rsid w:val="00500B8D"/>
+    <w:rsid w:val="00502AE5"/>
+    <w:rsid w:val="0050678D"/>
+    <w:rsid w:val="00507C62"/>
+    <w:rsid w:val="00516FC4"/>
+    <w:rsid w:val="0052227E"/>
+    <w:rsid w:val="005222EA"/>
+    <w:rsid w:val="00522579"/>
+    <w:rsid w:val="005306C7"/>
+    <w:rsid w:val="005331EE"/>
+    <w:rsid w:val="00537405"/>
+    <w:rsid w:val="00537829"/>
+    <w:rsid w:val="00543FA4"/>
+    <w:rsid w:val="00552044"/>
+    <w:rsid w:val="00557F34"/>
+    <w:rsid w:val="00564CEB"/>
+    <w:rsid w:val="00572248"/>
+    <w:rsid w:val="00585705"/>
+    <w:rsid w:val="00585C99"/>
+    <w:rsid w:val="005A06E2"/>
+    <w:rsid w:val="005A3248"/>
+    <w:rsid w:val="005B3644"/>
+    <w:rsid w:val="005B37F5"/>
+    <w:rsid w:val="005B3C2D"/>
+    <w:rsid w:val="005B5DCC"/>
+    <w:rsid w:val="005B77CE"/>
+    <w:rsid w:val="005C3804"/>
+    <w:rsid w:val="005C5C4F"/>
+    <w:rsid w:val="005C7185"/>
+    <w:rsid w:val="005D0BB1"/>
+    <w:rsid w:val="005D2CB8"/>
+    <w:rsid w:val="005D43F7"/>
+    <w:rsid w:val="005D6A3A"/>
+    <w:rsid w:val="005E0505"/>
+    <w:rsid w:val="005E0EAA"/>
+    <w:rsid w:val="005E5D97"/>
+    <w:rsid w:val="005F0198"/>
+    <w:rsid w:val="005F1A64"/>
+    <w:rsid w:val="005F1AB9"/>
+    <w:rsid w:val="005F2868"/>
+    <w:rsid w:val="005F398F"/>
+    <w:rsid w:val="005F4B12"/>
+    <w:rsid w:val="005F645E"/>
+    <w:rsid w:val="00600222"/>
+    <w:rsid w:val="0060085A"/>
+    <w:rsid w:val="00602FBB"/>
+    <w:rsid w:val="00604EDE"/>
+    <w:rsid w:val="00610902"/>
+    <w:rsid w:val="0061172E"/>
+    <w:rsid w:val="00611A73"/>
+    <w:rsid w:val="006154EE"/>
+    <w:rsid w:val="00622D74"/>
+    <w:rsid w:val="00623E5E"/>
+    <w:rsid w:val="00626114"/>
+    <w:rsid w:val="00626281"/>
+    <w:rsid w:val="00630FEC"/>
+    <w:rsid w:val="006343E5"/>
+    <w:rsid w:val="00635568"/>
+    <w:rsid w:val="00640821"/>
+    <w:rsid w:val="00640C7F"/>
+    <w:rsid w:val="00641DC2"/>
+    <w:rsid w:val="00650B89"/>
+    <w:rsid w:val="00656B4B"/>
+    <w:rsid w:val="00665667"/>
+    <w:rsid w:val="00667316"/>
+    <w:rsid w:val="00672A74"/>
+    <w:rsid w:val="00674084"/>
+    <w:rsid w:val="006759C5"/>
+    <w:rsid w:val="006812B4"/>
+    <w:rsid w:val="00681DBB"/>
+    <w:rsid w:val="006846E0"/>
+    <w:rsid w:val="00684700"/>
+    <w:rsid w:val="006943D5"/>
+    <w:rsid w:val="00695FFD"/>
+    <w:rsid w:val="00696993"/>
+    <w:rsid w:val="006A1AFF"/>
+    <w:rsid w:val="006A250B"/>
+    <w:rsid w:val="006A2BD0"/>
+    <w:rsid w:val="006A4335"/>
+    <w:rsid w:val="006A4A26"/>
+    <w:rsid w:val="006A6519"/>
+    <w:rsid w:val="006A67E3"/>
+    <w:rsid w:val="006B48E6"/>
+    <w:rsid w:val="006B780F"/>
+    <w:rsid w:val="006C0EB5"/>
+    <w:rsid w:val="006C3AE5"/>
+    <w:rsid w:val="006C47D8"/>
+    <w:rsid w:val="006C6F2B"/>
+    <w:rsid w:val="006D01D6"/>
+    <w:rsid w:val="006D231D"/>
+    <w:rsid w:val="006F10A2"/>
+    <w:rsid w:val="006F2604"/>
+    <w:rsid w:val="006F68BD"/>
+    <w:rsid w:val="006F7B2D"/>
+    <w:rsid w:val="0070318D"/>
+    <w:rsid w:val="00703242"/>
+    <w:rsid w:val="00705297"/>
+    <w:rsid w:val="007076DA"/>
+    <w:rsid w:val="00710057"/>
+    <w:rsid w:val="00710752"/>
+    <w:rsid w:val="00717D19"/>
+    <w:rsid w:val="00721502"/>
+    <w:rsid w:val="00722C42"/>
+    <w:rsid w:val="00724C9C"/>
+    <w:rsid w:val="00725CBD"/>
+    <w:rsid w:val="007339DB"/>
+    <w:rsid w:val="00735B02"/>
+    <w:rsid w:val="007366BE"/>
+    <w:rsid w:val="00750D1F"/>
+    <w:rsid w:val="00750E12"/>
+    <w:rsid w:val="00752391"/>
+    <w:rsid w:val="00752B24"/>
+    <w:rsid w:val="00755F64"/>
+    <w:rsid w:val="0076317A"/>
+    <w:rsid w:val="007649A5"/>
+    <w:rsid w:val="00770CF1"/>
+    <w:rsid w:val="0077253F"/>
+    <w:rsid w:val="00772EB0"/>
+    <w:rsid w:val="007756FC"/>
+    <w:rsid w:val="0077663E"/>
+    <w:rsid w:val="00780656"/>
+    <w:rsid w:val="00780A46"/>
+    <w:rsid w:val="00780D59"/>
+    <w:rsid w:val="00787F11"/>
+    <w:rsid w:val="007905C7"/>
+    <w:rsid w:val="00790DE9"/>
+    <w:rsid w:val="00793EF1"/>
+    <w:rsid w:val="007A0B2B"/>
+    <w:rsid w:val="007A3F76"/>
+    <w:rsid w:val="007A424C"/>
+    <w:rsid w:val="007A60ED"/>
+    <w:rsid w:val="007B22EB"/>
+    <w:rsid w:val="007C49D4"/>
+    <w:rsid w:val="007C5BB6"/>
+    <w:rsid w:val="007C65FA"/>
+    <w:rsid w:val="007D2340"/>
+    <w:rsid w:val="007D2478"/>
+    <w:rsid w:val="007D37EF"/>
+    <w:rsid w:val="007D617D"/>
+    <w:rsid w:val="007D65E5"/>
+    <w:rsid w:val="007E0DE3"/>
+    <w:rsid w:val="007E19FD"/>
+    <w:rsid w:val="007F1338"/>
+    <w:rsid w:val="007F1602"/>
+    <w:rsid w:val="007F2941"/>
+    <w:rsid w:val="00802679"/>
+    <w:rsid w:val="00806F0E"/>
+    <w:rsid w:val="00806FDB"/>
+    <w:rsid w:val="00810788"/>
+    <w:rsid w:val="0081380D"/>
+    <w:rsid w:val="00815A3F"/>
+    <w:rsid w:val="00823D07"/>
+    <w:rsid w:val="00824E7B"/>
+    <w:rsid w:val="0082502C"/>
+    <w:rsid w:val="008362E7"/>
+    <w:rsid w:val="008411FE"/>
+    <w:rsid w:val="0084345F"/>
+    <w:rsid w:val="008546AA"/>
+    <w:rsid w:val="00857865"/>
+    <w:rsid w:val="0086061E"/>
+    <w:rsid w:val="00865209"/>
+    <w:rsid w:val="00870BD6"/>
+    <w:rsid w:val="00870D45"/>
+    <w:rsid w:val="0087588A"/>
+    <w:rsid w:val="00877EB0"/>
+    <w:rsid w:val="00883A5C"/>
+    <w:rsid w:val="00885542"/>
+    <w:rsid w:val="00886BA7"/>
+    <w:rsid w:val="00891D11"/>
+    <w:rsid w:val="00896E83"/>
+    <w:rsid w:val="008A154E"/>
+    <w:rsid w:val="008A3474"/>
+    <w:rsid w:val="008B6965"/>
+    <w:rsid w:val="008C3416"/>
+    <w:rsid w:val="008D2F70"/>
+    <w:rsid w:val="008D7003"/>
+    <w:rsid w:val="008F006A"/>
+    <w:rsid w:val="008F06AA"/>
+    <w:rsid w:val="008F49FF"/>
+    <w:rsid w:val="008F6145"/>
+    <w:rsid w:val="008F67D9"/>
+    <w:rsid w:val="008F7A6E"/>
+    <w:rsid w:val="00913908"/>
+    <w:rsid w:val="00913B93"/>
+    <w:rsid w:val="009202BE"/>
+    <w:rsid w:val="0092360A"/>
+    <w:rsid w:val="009253A9"/>
+    <w:rsid w:val="009306FD"/>
+    <w:rsid w:val="00932794"/>
+    <w:rsid w:val="009327A6"/>
+    <w:rsid w:val="0093470D"/>
+    <w:rsid w:val="0094103B"/>
+    <w:rsid w:val="009469CF"/>
+    <w:rsid w:val="0095055F"/>
+    <w:rsid w:val="00952A14"/>
+    <w:rsid w:val="00954D7B"/>
+    <w:rsid w:val="00956F8A"/>
+    <w:rsid w:val="00957E44"/>
+    <w:rsid w:val="00962644"/>
+    <w:rsid w:val="009728DA"/>
+    <w:rsid w:val="00972B14"/>
+    <w:rsid w:val="00973DB1"/>
+    <w:rsid w:val="00984F7D"/>
+    <w:rsid w:val="009852E9"/>
+    <w:rsid w:val="0099080D"/>
+    <w:rsid w:val="009A2381"/>
+    <w:rsid w:val="009A3114"/>
+    <w:rsid w:val="009A3ED1"/>
+    <w:rsid w:val="009A4ECB"/>
+    <w:rsid w:val="009A620C"/>
+    <w:rsid w:val="009B12CA"/>
+    <w:rsid w:val="009B1988"/>
+    <w:rsid w:val="009B1CD8"/>
+    <w:rsid w:val="009B267B"/>
+    <w:rsid w:val="009B3911"/>
+    <w:rsid w:val="009B740E"/>
+    <w:rsid w:val="009C180C"/>
+    <w:rsid w:val="009C1F05"/>
+    <w:rsid w:val="009C31D4"/>
+    <w:rsid w:val="009C6ACC"/>
+    <w:rsid w:val="009C6DB8"/>
+    <w:rsid w:val="009C6E97"/>
+    <w:rsid w:val="009D0132"/>
+    <w:rsid w:val="009D3795"/>
+    <w:rsid w:val="009D4DFD"/>
+    <w:rsid w:val="009D77C5"/>
+    <w:rsid w:val="009E04EE"/>
+    <w:rsid w:val="009E12A3"/>
+    <w:rsid w:val="009E14CB"/>
+    <w:rsid w:val="009E3144"/>
+    <w:rsid w:val="009E564D"/>
+    <w:rsid w:val="009F6A35"/>
+    <w:rsid w:val="00A0678A"/>
+    <w:rsid w:val="00A130DE"/>
+    <w:rsid w:val="00A136CD"/>
+    <w:rsid w:val="00A13BB1"/>
+    <w:rsid w:val="00A27198"/>
+    <w:rsid w:val="00A27BB5"/>
+    <w:rsid w:val="00A30350"/>
+    <w:rsid w:val="00A40641"/>
+    <w:rsid w:val="00A443AA"/>
+    <w:rsid w:val="00A44ED7"/>
+    <w:rsid w:val="00A56F24"/>
+    <w:rsid w:val="00A646C0"/>
+    <w:rsid w:val="00A65F19"/>
+    <w:rsid w:val="00A66528"/>
+    <w:rsid w:val="00A73216"/>
+    <w:rsid w:val="00A73BAD"/>
+    <w:rsid w:val="00A774A0"/>
+    <w:rsid w:val="00A80CBE"/>
+    <w:rsid w:val="00A84CC7"/>
+    <w:rsid w:val="00A875DD"/>
+    <w:rsid w:val="00A9338B"/>
+    <w:rsid w:val="00A94169"/>
+    <w:rsid w:val="00A95BC2"/>
+    <w:rsid w:val="00A96AE2"/>
+    <w:rsid w:val="00AB72BA"/>
+    <w:rsid w:val="00AC2DA7"/>
+    <w:rsid w:val="00AC75FA"/>
+    <w:rsid w:val="00AC7A7B"/>
+    <w:rsid w:val="00AD00B4"/>
+    <w:rsid w:val="00AD11B3"/>
+    <w:rsid w:val="00AD39A5"/>
+    <w:rsid w:val="00AD56E8"/>
+    <w:rsid w:val="00AE265C"/>
+    <w:rsid w:val="00AF0882"/>
+    <w:rsid w:val="00AF1C5B"/>
+    <w:rsid w:val="00AF62CC"/>
+    <w:rsid w:val="00B00FDA"/>
+    <w:rsid w:val="00B036D1"/>
+    <w:rsid w:val="00B036E4"/>
+    <w:rsid w:val="00B05DAD"/>
+    <w:rsid w:val="00B07C1F"/>
+    <w:rsid w:val="00B10961"/>
+    <w:rsid w:val="00B1212A"/>
+    <w:rsid w:val="00B30186"/>
+    <w:rsid w:val="00B32540"/>
+    <w:rsid w:val="00B35DF0"/>
+    <w:rsid w:val="00B366F5"/>
+    <w:rsid w:val="00B45596"/>
+    <w:rsid w:val="00B4631D"/>
+    <w:rsid w:val="00B5039E"/>
+    <w:rsid w:val="00B54506"/>
+    <w:rsid w:val="00B55B8D"/>
+    <w:rsid w:val="00B56D57"/>
+    <w:rsid w:val="00B6159D"/>
+    <w:rsid w:val="00B6425B"/>
+    <w:rsid w:val="00B652CF"/>
+    <w:rsid w:val="00B668B3"/>
+    <w:rsid w:val="00B703E8"/>
+    <w:rsid w:val="00B729FB"/>
+    <w:rsid w:val="00B76C92"/>
+    <w:rsid w:val="00B83D46"/>
+    <w:rsid w:val="00B85739"/>
+    <w:rsid w:val="00B90662"/>
+    <w:rsid w:val="00B93BFA"/>
+    <w:rsid w:val="00B93E90"/>
+    <w:rsid w:val="00B97823"/>
+    <w:rsid w:val="00BA22A9"/>
+    <w:rsid w:val="00BA51CC"/>
+    <w:rsid w:val="00BA70D1"/>
+    <w:rsid w:val="00BA77CC"/>
+    <w:rsid w:val="00BB4F11"/>
+    <w:rsid w:val="00BC0CB3"/>
+    <w:rsid w:val="00BC0EAF"/>
+    <w:rsid w:val="00BC7F1E"/>
+    <w:rsid w:val="00BD0A95"/>
+    <w:rsid w:val="00BD0D3E"/>
+    <w:rsid w:val="00BD3EC9"/>
+    <w:rsid w:val="00BD62CF"/>
+    <w:rsid w:val="00BE1243"/>
+    <w:rsid w:val="00BE250D"/>
+    <w:rsid w:val="00BE34DF"/>
+    <w:rsid w:val="00BE36A0"/>
+    <w:rsid w:val="00BE465B"/>
+    <w:rsid w:val="00BF0B15"/>
+    <w:rsid w:val="00BF469C"/>
+    <w:rsid w:val="00C00C4B"/>
+    <w:rsid w:val="00C11DFD"/>
+    <w:rsid w:val="00C128F3"/>
+    <w:rsid w:val="00C152C8"/>
+    <w:rsid w:val="00C1554F"/>
+    <w:rsid w:val="00C16262"/>
+    <w:rsid w:val="00C1655A"/>
+    <w:rsid w:val="00C170D2"/>
+    <w:rsid w:val="00C174A6"/>
+    <w:rsid w:val="00C2076D"/>
+    <w:rsid w:val="00C2078A"/>
+    <w:rsid w:val="00C358D3"/>
+    <w:rsid w:val="00C45216"/>
+    <w:rsid w:val="00C527A8"/>
+    <w:rsid w:val="00C53784"/>
+    <w:rsid w:val="00C62759"/>
+    <w:rsid w:val="00C663BF"/>
+    <w:rsid w:val="00C7111B"/>
+    <w:rsid w:val="00C736C2"/>
+    <w:rsid w:val="00C74212"/>
+    <w:rsid w:val="00C76884"/>
+    <w:rsid w:val="00C7788E"/>
+    <w:rsid w:val="00C77C29"/>
+    <w:rsid w:val="00C81B6E"/>
+    <w:rsid w:val="00C82706"/>
+    <w:rsid w:val="00C9016A"/>
+    <w:rsid w:val="00C92F20"/>
+    <w:rsid w:val="00C93CA9"/>
+    <w:rsid w:val="00C94AA4"/>
+    <w:rsid w:val="00C9565D"/>
+    <w:rsid w:val="00CA0204"/>
+    <w:rsid w:val="00CA30DF"/>
+    <w:rsid w:val="00CB2F82"/>
+    <w:rsid w:val="00CC2424"/>
+    <w:rsid w:val="00CC2A33"/>
+    <w:rsid w:val="00CC4057"/>
+    <w:rsid w:val="00CD1F4C"/>
+    <w:rsid w:val="00CD2DBF"/>
+    <w:rsid w:val="00CE12EF"/>
+    <w:rsid w:val="00CE1B45"/>
+    <w:rsid w:val="00CE4270"/>
+    <w:rsid w:val="00CF05C3"/>
+    <w:rsid w:val="00CF37DF"/>
+    <w:rsid w:val="00D013E8"/>
+    <w:rsid w:val="00D02911"/>
+    <w:rsid w:val="00D155F0"/>
+    <w:rsid w:val="00D16013"/>
+    <w:rsid w:val="00D20550"/>
+    <w:rsid w:val="00D2077C"/>
+    <w:rsid w:val="00D20B6F"/>
+    <w:rsid w:val="00D21557"/>
+    <w:rsid w:val="00D2277A"/>
+    <w:rsid w:val="00D27637"/>
+    <w:rsid w:val="00D324EB"/>
+    <w:rsid w:val="00D342DC"/>
+    <w:rsid w:val="00D37645"/>
+    <w:rsid w:val="00D439E3"/>
+    <w:rsid w:val="00D43EEA"/>
+    <w:rsid w:val="00D506EC"/>
+    <w:rsid w:val="00D546A9"/>
+    <w:rsid w:val="00D60CAF"/>
+    <w:rsid w:val="00D61F6A"/>
+    <w:rsid w:val="00D62E50"/>
+    <w:rsid w:val="00D63235"/>
+    <w:rsid w:val="00D63A83"/>
+    <w:rsid w:val="00D66F83"/>
+    <w:rsid w:val="00D67159"/>
+    <w:rsid w:val="00D70160"/>
+    <w:rsid w:val="00D74A51"/>
+    <w:rsid w:val="00D80864"/>
+    <w:rsid w:val="00D86437"/>
+    <w:rsid w:val="00D90B11"/>
+    <w:rsid w:val="00D91987"/>
+    <w:rsid w:val="00D95805"/>
+    <w:rsid w:val="00DA6AED"/>
+    <w:rsid w:val="00DB046B"/>
+    <w:rsid w:val="00DB142B"/>
+    <w:rsid w:val="00DB2D55"/>
+    <w:rsid w:val="00DC02DA"/>
+    <w:rsid w:val="00DC4F49"/>
+    <w:rsid w:val="00DE0A7F"/>
+    <w:rsid w:val="00DE5E8F"/>
+    <w:rsid w:val="00DF4328"/>
+    <w:rsid w:val="00DF7DE1"/>
+    <w:rsid w:val="00E02CF6"/>
+    <w:rsid w:val="00E10D44"/>
+    <w:rsid w:val="00E12B17"/>
+    <w:rsid w:val="00E167B2"/>
+    <w:rsid w:val="00E20A4A"/>
+    <w:rsid w:val="00E21E44"/>
+    <w:rsid w:val="00E27605"/>
+    <w:rsid w:val="00E36363"/>
+    <w:rsid w:val="00E37DCF"/>
+    <w:rsid w:val="00E45A2D"/>
+    <w:rsid w:val="00E5189E"/>
+    <w:rsid w:val="00E651CC"/>
+    <w:rsid w:val="00E741BB"/>
+    <w:rsid w:val="00E75D35"/>
+    <w:rsid w:val="00E90F1B"/>
+    <w:rsid w:val="00E92916"/>
+    <w:rsid w:val="00E93626"/>
+    <w:rsid w:val="00EA2B23"/>
+    <w:rsid w:val="00EA3898"/>
+    <w:rsid w:val="00EA3C52"/>
+    <w:rsid w:val="00EA695E"/>
+    <w:rsid w:val="00EB4DCE"/>
+    <w:rsid w:val="00EC02FE"/>
+    <w:rsid w:val="00EC12D9"/>
+    <w:rsid w:val="00EC6086"/>
+    <w:rsid w:val="00ED4B3A"/>
+    <w:rsid w:val="00EE0687"/>
+    <w:rsid w:val="00EE297D"/>
+    <w:rsid w:val="00EF2A43"/>
+    <w:rsid w:val="00EF448C"/>
+    <w:rsid w:val="00F0176F"/>
+    <w:rsid w:val="00F02D94"/>
+    <w:rsid w:val="00F06A11"/>
+    <w:rsid w:val="00F1017D"/>
+    <w:rsid w:val="00F15533"/>
+    <w:rsid w:val="00F227C1"/>
+    <w:rsid w:val="00F27D11"/>
+    <w:rsid w:val="00F27D69"/>
+    <w:rsid w:val="00F32D74"/>
+    <w:rsid w:val="00F32FC5"/>
+    <w:rsid w:val="00F377ED"/>
+    <w:rsid w:val="00F4023B"/>
+    <w:rsid w:val="00F44C9C"/>
+    <w:rsid w:val="00F45A86"/>
+    <w:rsid w:val="00F555AE"/>
+    <w:rsid w:val="00F55E6E"/>
+    <w:rsid w:val="00F62FB5"/>
+    <w:rsid w:val="00F649A7"/>
+    <w:rsid w:val="00F64E9E"/>
+    <w:rsid w:val="00F6709D"/>
+    <w:rsid w:val="00F67CF8"/>
+    <w:rsid w:val="00F71F39"/>
+    <w:rsid w:val="00F74E9C"/>
+    <w:rsid w:val="00F75D60"/>
+    <w:rsid w:val="00F812A7"/>
+    <w:rsid w:val="00F859B0"/>
+    <w:rsid w:val="00F90085"/>
+    <w:rsid w:val="00F93ADA"/>
+    <w:rsid w:val="00FA1F38"/>
+    <w:rsid w:val="00FA1F4E"/>
+    <w:rsid w:val="00FB0246"/>
+    <w:rsid w:val="00FB0419"/>
+    <w:rsid w:val="00FB1A2A"/>
+    <w:rsid w:val="00FB4070"/>
+    <w:rsid w:val="00FB426E"/>
+    <w:rsid w:val="00FB4A2A"/>
+    <w:rsid w:val="00FB5964"/>
+    <w:rsid w:val="00FC096D"/>
+    <w:rsid w:val="00FC2E53"/>
+    <w:rsid w:val="00FD6540"/>
+    <w:rsid w:val="00FE2514"/>
+    <w:rsid w:val="00FE470F"/>
+    <w:rsid w:val="00FE4875"/>
+    <w:rsid w:val="00FE614D"/>
+    <w:rsid w:val="00FE7D03"/>
+    <w:rsid w:val="00FF02B7"/>
+    <w:rsid w:val="00FF09A7"/>
+    <w:rsid w:val="00FF2A0B"/>
+  </w:rsids>
+  <m:mathPr>
+    <m:mathFont m:val="Cambria Math"/>
+    <m:brkBin m:val="before"/>
+    <m:brkBinSub m:val="--"/>
+    <m:smallFrac m:val="0"/>
+    <m:dispDef/>
+    <m:lMargin m:val="0"/>
+    <m:rMargin m:val="0"/>
+    <m:defJc m:val="centerGroup"/>
+    <m:wrapIndent m:val="1440"/>
+    <m:intLim m:val="subSup"/>
+    <m:naryLim m:val="undOvr"/>
+  </m:mathPr>
+  <w:themeFontLang w:val="en-US" w:eastAsia="zh-CN"/>
+  <w:clrSchemeMapping w:bg1="light1" w:t1="dark1" w:bg2="light2" w:t2="dark2" w:accent1="accent1" w:accent2="accent2" w:accent3="accent3" w:accent4="accent4" w:accent5="accent5" w:accent6="accent6" w:hyperlink="hyperlink" w:followedHyperlink="followedHyperlink"/>
+  <w:doNotIncludeSubdocsInStats/>
+  <w:shapeDefaults>
+    <o:shapedefaults v:ext="edit" spidmax="1026"/>
+    <o:shapelayout v:ext="edit">
+      <o:idmap v:ext="edit" data="1"/>
+    </o:shapelayout>
+  </w:shapeDefaults>
+  <w:decimalSymbol w:val=","/>
+  <w:listSeparator w:val=","/>
+  <w14:docId w14:val="7F363E59"/>
+  <w15:docId w15:val="{DF941DE2-7CBE-4706-B7D3-78D51C5D7488}"/>
+</w:settings>
+</file>
+
+<file path=./word/styles.xml><?xml version="1.0" encoding="utf-8"?>
 <w:styles xmlns:mc="http://schemas.openxmlformats.org/markup-compatibility/2006" xmlns:r="http://schemas.openxmlformats.org/officeDocument/2006/relationships" xmlns:w="http://schemas.openxmlformats.org/wordprocessingml/2006/main" xmlns:w14="http://schemas.microsoft.com/office/word/2010/wordml" xmlns:w15="http://schemas.microsoft.com/office/word/2012/wordml" xmlns:w16cex="http://schemas.microsoft.com/office/word/2018/wordml/cex" xmlns:w16="http://schemas.microsoft.com/office/word/2018/wordml" xmlns:w16sdtdh="http://schemas.microsoft.com/office/word/2020/wordml/sdtdatahash" xmlns:w16se="http://schemas.microsoft.com/office/word/2015/wordml/symex">
   <w:docDefaults>
     <w:rPrDefault>
@@ -19077,7 +19920,7 @@
 </w:styles>
 </file>
 
-<file path=word/theme/theme1.xml><?xml version="1.0" encoding="utf-8"?>
+<file path=./word/theme/theme1.xml><?xml version="1.0" encoding="utf-8"?>
 <a:theme xmlns:a="http://schemas.openxmlformats.org/drawingml/2006/main" name="Office Theme">
   <a:themeElements>
     <a:clrScheme name="Office">
@@ -19358,4 +20201,12 @@
   <a:objectDefaults/>
   <a:extraClrSchemeLst/>
 </a:theme>
+</file>
+
+<file path=./word/webSettings.xml><?xml version="1.0" encoding="utf-8"?>
+<w:webSettings xmlns:mc="http://schemas.openxmlformats.org/markup-compatibility/2006" xmlns:r="http://schemas.openxmlformats.org/officeDocument/2006/relationships" xmlns:w="http://schemas.openxmlformats.org/wordprocessingml/2006/main" xmlns:w14="http://schemas.microsoft.com/office/word/2010/wordml" xmlns:w15="http://schemas.microsoft.com/office/word/2012/wordml" xmlns:w16cex="http://schemas.microsoft.com/office/word/2018/wordml/cex" xmlns:w16="http://schemas.microsoft.com/office/word/2018/wordml" xmlns:w16sdtdh="http://schemas.microsoft.com/office/word/2020/wordml/sdtdatahash" xmlns:w16se="http://schemas.microsoft.com/office/word/2015/wordml/symex">
+  <w:optimizeForBrowser/>
+  <w:relyOnVML/>
+  <w:allowPNG/>
+</w:webSettings>
 </file>
--- a/skills/phong-cntt/assets/hop-dong.docx
+++ b/skills/phong-cntt/assets/hop-dong.docx
@@ -24,7 +24,7 @@
           <w:sz w:val="28"/>
           <w:szCs w:val="28"/>
         </w:rPr>
-        <w:t>CỘNG HÒA XÃ HỘI CHỦ NGHĨA VIỆT NAM</w:t>
+        <w:t xml:space="preserve">CỘNG HÒA XÃ HỘI CHỦ NGHĨA VIỆT NAM</w:t>
       </w:r>
     </w:p>
     <w:p>
@@ -119,7 +119,7 @@
           <w:sz w:val="28"/>
           <w:szCs w:val="28"/>
         </w:rPr>
-        <w:t>Độc lập - Tự do - Hạnh phúc</w:t>
+        <w:t xml:space="preserve">Độc lập - Tự do - Hạnh phúc</w:t>
       </w:r>
     </w:p>
     <w:p>
@@ -159,7 +159,7 @@
           <w:sz w:val="30"/>
           <w:szCs w:val="30"/>
         </w:rPr>
-        <w:t>HỢP ĐỒNG KINH TẾ</w:t>
+        <w:t xml:space="preserve">HỢP ĐỒNG KINH TẾ</w:t>
       </w:r>
     </w:p>
     <w:p>
@@ -188,7 +188,7 @@
           <w:sz w:val="26"/>
           <w:szCs w:val="26"/>
         </w:rPr>
-        <w:t>(</w:t>
+        <w:t xml:space="preserve">(</w:t>
       </w:r>
       <w:r>
         <w:rPr>
@@ -211,7 +211,7 @@
           <w:sz w:val="26"/>
           <w:szCs w:val="26"/>
         </w:rPr>
-        <w:t>______________</w:t>
+        <w:t xml:space="preserve">______________</w:t>
       </w:r>
       <w:r>
         <w:rPr>
@@ -223,7 +223,7 @@
           <w:sz w:val="26"/>
           <w:szCs w:val="26"/>
         </w:rPr>
-        <w:t>)</w:t>
+        <w:t xml:space="preserve">)</w:t>
       </w:r>
     </w:p>
     <w:p>
@@ -312,7 +312,7 @@
                 <w:szCs w:val="26"/>
                 <w:lang w:val="en-US"/>
               </w:rPr>
-              <w:t>Gói thầu</w:t>
+              <w:t xml:space="preserve">Gói thầu</w:t>
             </w:r>
           </w:p>
         </w:tc>
@@ -346,7 +346,7 @@
                 <w:szCs w:val="26"/>
                 <w:lang w:val="en-US"/>
               </w:rPr>
-              <w:t>:</w:t>
+              <w:t xml:space="preserve">:</w:t>
             </w:r>
           </w:p>
         </w:tc>
@@ -378,7 +378,7 @@
                 <w:szCs w:val="26"/>
                 <w:lang w:val="fr-FR"/>
               </w:rPr>
-              <w:t>_______________________.</w:t>
+              <w:t xml:space="preserve">_______________________.</w:t>
             </w:r>
           </w:p>
         </w:tc>
@@ -415,7 +415,7 @@
                 <w:szCs w:val="26"/>
                 <w:lang w:val="en-US"/>
               </w:rPr>
-              <w:t>Thuộc dự toán mua sắm</w:t>
+              <w:t xml:space="preserve">Thuộc dự toán mua sắm</w:t>
             </w:r>
           </w:p>
         </w:tc>
@@ -449,7 +449,7 @@
                 <w:szCs w:val="26"/>
                 <w:lang w:val="en-US"/>
               </w:rPr>
-              <w:t>:</w:t>
+              <w:t xml:space="preserve">:</w:t>
             </w:r>
           </w:p>
         </w:tc>
@@ -486,7 +486,7 @@
                 <w:color w:val="FF0000"/>
                 <w:szCs w:val="26"/>
               </w:rPr>
-              <w:t>_____________________</w:t>
+              <w:t xml:space="preserve">_____________________</w:t>
             </w:r>
             <w:r>
               <w:rPr>
@@ -496,7 +496,7 @@
                 <w:szCs w:val="26"/>
                 <w:lang w:val="en-US"/>
               </w:rPr>
-              <w:t>__</w:t>
+              <w:t xml:space="preserve">__</w:t>
             </w:r>
             <w:r>
               <w:rPr>
@@ -505,7 +505,7 @@
                 <w:color w:val="FF0000"/>
                 <w:szCs w:val="26"/>
               </w:rPr>
-              <w:t>.</w:t>
+              <w:t xml:space="preserve">.</w:t>
             </w:r>
           </w:p>
         </w:tc>
@@ -551,7 +551,7 @@
           <w:sz w:val="26"/>
           <w:szCs w:val="26"/>
         </w:rPr>
-        <w:t>Căn cứ Bộ luật Dân sự ngày 24/11/2015;</w:t>
+        <w:t xml:space="preserve">Căn cứ Bộ luật Dân sự ngày 24/11/2015;</w:t>
       </w:r>
     </w:p>
     <w:p>
@@ -577,7 +577,7 @@
           <w:sz w:val="26"/>
           <w:szCs w:val="26"/>
         </w:rPr>
-        <w:t>Căn cứ Luật Đấu thầu ngày 23/06/2023 được sửa đổi, bổ sung bởi Luật số 57/2024/QH15 ngày 29/11/2024 và Luật số 90/2025/QH15 ngày 25/6/2025;</w:t>
+        <w:t xml:space="preserve">Căn cứ Luật Đấu thầu ngày 23/06/2023 được sửa đổi, bổ sung bởi Luật số 57/2024/QH15 ngày 29/11/2024 và Luật số 90/2025/QH15 ngày 25/6/2025;</w:t>
       </w:r>
     </w:p>
     <w:p>
@@ -603,7 +603,7 @@
           <w:sz w:val="26"/>
           <w:szCs w:val="26"/>
         </w:rPr>
-        <w:t>Căn cứ Nghị định số 214/2025/NĐ-CP ngày 04/8/2025 của Chính phủ quy định chi tiết một số điều và biện pháp thi hành Luật Đấu thầu về lựa chọn nhà thầu;</w:t>
+        <w:t xml:space="preserve">Căn cứ Nghị định số 214/2025/NĐ-CP ngày 04/8/2025 của Chính phủ quy định chi tiết một số điều và biện pháp thi hành Luật Đấu thầu về lựa chọn nhà thầu;</w:t>
       </w:r>
     </w:p>
     <w:p>
@@ -629,7 +629,7 @@
           <w:sz w:val="26"/>
           <w:szCs w:val="26"/>
         </w:rPr>
-        <w:t>Căn cứ Thông tư số 79/2025/TT-BTC ngày 04/8/2025 của Bộ Tài chính về việc hướng dẫn việc cung cấp, đăng tải thông tin về đấu thầu và mẫu hồ sơ đấu thầu trên Hệ thống mạng đấu thầu quốc gia;</w:t>
+        <w:t xml:space="preserve">Căn cứ Thông tư số 79/2025/TT-BTC ngày 04/8/2025 của Bộ Tài chính về việc hướng dẫn việc cung cấp, đăng tải thông tin về đấu thầu và mẫu hồ sơ đấu thầu trên Hệ thống mạng đấu thầu quốc gia;</w:t>
       </w:r>
     </w:p>
     <w:p>
@@ -664,7 +664,7 @@
           <w:sz w:val="26"/>
           <w:szCs w:val="26"/>
         </w:rPr>
-        <w:t>_____</w:t>
+        <w:t xml:space="preserve">_____</w:t>
       </w:r>
       <w:r>
         <w:rPr>
@@ -691,7 +691,7 @@
           <w:sz w:val="26"/>
           <w:szCs w:val="26"/>
         </w:rPr>
-        <w:t>___</w:t>
+        <w:t xml:space="preserve">___</w:t>
       </w:r>
       <w:r>
         <w:rPr>
@@ -700,7 +700,7 @@
           <w:sz w:val="26"/>
           <w:szCs w:val="26"/>
         </w:rPr>
-        <w:t>/</w:t>
+        <w:t xml:space="preserve">/</w:t>
       </w:r>
       <w:r>
         <w:rPr>
@@ -709,7 +709,7 @@
           <w:sz w:val="26"/>
           <w:szCs w:val="26"/>
         </w:rPr>
-        <w:t>___</w:t>
+        <w:t xml:space="preserve">___</w:t>
       </w:r>
       <w:r>
         <w:rPr>
@@ -718,7 +718,7 @@
           <w:sz w:val="26"/>
           <w:szCs w:val="26"/>
         </w:rPr>
-        <w:t>/</w:t>
+        <w:t xml:space="preserve">/</w:t>
       </w:r>
       <w:r>
         <w:rPr>
@@ -727,7 +727,7 @@
           <w:sz w:val="26"/>
           <w:szCs w:val="26"/>
         </w:rPr>
-        <w:t>___</w:t>
+        <w:t xml:space="preserve">___</w:t>
       </w:r>
       <w:r>
         <w:rPr>
@@ -745,16 +745,16 @@
           <w:sz w:val="26"/>
           <w:szCs w:val="26"/>
         </w:rPr>
-        <w:t>Đ</w:t>
-      </w:r>
-      <w:r>
-        <w:rPr>
-          <w:rFonts w:ascii="Times New Roman" w:hAnsi="Times New Roman" w:cs="Times New Roman"/>
-          <w:color w:val="000000" w:themeColor="text1"/>
-          <w:sz w:val="26"/>
-          <w:szCs w:val="26"/>
-        </w:rPr>
-        <w:t>a khoa tỉnh Phú Thọ về việc phê duyệt dự toán và kế hoạch lựa chọn nhà thầu dự toán mua sắm</w:t>
+        <w:t xml:space="preserve">Đ</w:t>
+      </w:r>
+      <w:r>
+        <w:rPr>
+          <w:rFonts w:ascii="Times New Roman" w:hAnsi="Times New Roman" w:cs="Times New Roman"/>
+          <w:color w:val="000000" w:themeColor="text1"/>
+          <w:sz w:val="26"/>
+          <w:szCs w:val="26"/>
+        </w:rPr>
+        <w:t xml:space="preserve">a khoa tỉnh Phú Thọ về việc phê duyệt dự toán và kế hoạch lựa chọn nhà thầu dự toán mua sắm</w:t>
       </w:r>
       <w:r>
         <w:rPr>
@@ -772,7 +772,7 @@
           <w:sz w:val="26"/>
           <w:szCs w:val="26"/>
         </w:rPr>
-        <w:t>______________;</w:t>
+        <w:t xml:space="preserve">______________;</w:t>
       </w:r>
     </w:p>
     <w:p>
@@ -807,7 +807,7 @@
           <w:sz w:val="26"/>
           <w:szCs w:val="26"/>
         </w:rPr>
-        <w:t>___/___/___</w:t>
+        <w:t xml:space="preserve">___/___/___</w:t>
       </w:r>
       <w:r>
         <w:rPr>
@@ -829,7 +829,7 @@
           <w:szCs w:val="26"/>
           <w:lang w:val="pt-BR"/>
         </w:rPr>
-        <w:t>Đ</w:t>
+        <w:t xml:space="preserve">Đ</w:t>
       </w:r>
       <w:r>
         <w:rPr>
@@ -851,7 +851,7 @@
           <w:szCs w:val="26"/>
           <w:lang w:val="pt-BR"/>
         </w:rPr>
-        <w:t>_________________</w:t>
+        <w:t xml:space="preserve">_________________</w:t>
       </w:r>
       <w:r>
         <w:rPr>
@@ -862,7 +862,7 @@
           <w:szCs w:val="26"/>
           <w:lang w:val="pt-BR"/>
         </w:rPr>
-        <w:t>;</w:t>
+        <w:t xml:space="preserve">;</w:t>
       </w:r>
     </w:p>
     <w:p>
@@ -900,7 +900,7 @@
           <w:sz w:val="26"/>
           <w:szCs w:val="26"/>
         </w:rPr>
-        <w:t>___</w:t>
+        <w:t xml:space="preserve">___</w:t>
       </w:r>
       <w:r>
         <w:rPr>
@@ -909,7 +909,7 @@
           <w:sz w:val="26"/>
           <w:szCs w:val="26"/>
         </w:rPr>
-        <w:t>/QĐ-BV</w:t>
+        <w:t xml:space="preserve">/QĐ-BV</w:t>
       </w:r>
       <w:r>
         <w:rPr>
@@ -927,7 +927,7 @@
           <w:sz w:val="26"/>
           <w:szCs w:val="26"/>
         </w:rPr>
-        <w:t>___/___/___</w:t>
+        <w:t xml:space="preserve">___/___/___</w:t>
       </w:r>
       <w:r>
         <w:rPr>
@@ -945,7 +945,7 @@
           <w:sz w:val="26"/>
           <w:szCs w:val="26"/>
         </w:rPr>
-        <w:t>Đ</w:t>
+        <w:t xml:space="preserve">Đ</w:t>
       </w:r>
       <w:r>
         <w:rPr>
@@ -976,7 +976,7 @@
           <w:szCs w:val="26"/>
           <w:lang w:val="nl-NL"/>
         </w:rPr>
-        <w:t>gói thầu</w:t>
+        <w:t xml:space="preserve">gói thầu</w:t>
       </w:r>
       <w:r>
         <w:rPr>
@@ -986,7 +986,7 @@
           <w:sz w:val="26"/>
           <w:szCs w:val="26"/>
         </w:rPr>
-        <w:t>:</w:t>
+        <w:t xml:space="preserve">:</w:t>
       </w:r>
       <w:r>
         <w:rPr>
@@ -1007,7 +1007,7 @@
           <w:szCs w:val="26"/>
           <w:lang w:val="pt-BR"/>
         </w:rPr>
-        <w:t>____________</w:t>
+        <w:t xml:space="preserve">____________</w:t>
       </w:r>
       <w:r>
         <w:rPr>
@@ -1018,7 +1018,7 @@
           <w:szCs w:val="26"/>
           <w:lang w:val="pt-BR"/>
         </w:rPr>
-        <w:t>.</w:t>
+        <w:t xml:space="preserve">.</w:t>
       </w:r>
     </w:p>
     <w:p>
@@ -1050,7 +1050,7 @@
           <w:szCs w:val="26"/>
           <w:lang w:val="en"/>
         </w:rPr>
-        <w:t>H</w:t>
+        <w:t xml:space="preserve">H</w:t>
       </w:r>
       <w:r>
         <w:rPr>
@@ -1074,7 +1074,7 @@
           <w:szCs w:val="26"/>
           <w:lang w:val="en"/>
         </w:rPr>
-        <w:t>ngày</w:t>
+        <w:t xml:space="preserve">ngày</w:t>
       </w:r>
       <w:r>
         <w:rPr>
@@ -1098,7 +1098,7 @@
           <w:szCs w:val="26"/>
           <w:lang w:val="en"/>
         </w:rPr>
-        <w:t>___</w:t>
+        <w:t xml:space="preserve">___</w:t>
       </w:r>
       <w:r>
         <w:rPr>
@@ -1134,7 +1134,7 @@
           <w:szCs w:val="26"/>
           <w:lang w:val="en"/>
         </w:rPr>
-        <w:t>___</w:t>
+        <w:t xml:space="preserve">___</w:t>
       </w:r>
       <w:r>
         <w:rPr>
@@ -1170,7 +1170,7 @@
           <w:szCs w:val="26"/>
           <w:lang w:val="en"/>
         </w:rPr>
-        <w:t>___</w:t>
+        <w:t xml:space="preserve">___</w:t>
       </w:r>
       <w:r>
         <w:rPr>
@@ -1182,7 +1182,7 @@
           <w:szCs w:val="26"/>
           <w:lang w:val="en"/>
         </w:rPr>
-        <w:t>,</w:t>
+        <w:t xml:space="preserve">,</w:t>
       </w:r>
       <w:r>
         <w:rPr>
@@ -1206,7 +1206,7 @@
           <w:szCs w:val="26"/>
           <w:lang w:val="en"/>
         </w:rPr>
-        <w:t>Đ</w:t>
+        <w:t xml:space="preserve">Đ</w:t>
       </w:r>
       <w:r>
         <w:rPr>
@@ -1218,7 +1218,7 @@
           <w:szCs w:val="26"/>
           <w:lang w:val="en"/>
         </w:rPr>
-        <w:t>a khoa tỉnh Phú Thọ,</w:t>
+        <w:t xml:space="preserve">a khoa tỉnh Phú Thọ,</w:t>
       </w:r>
       <w:r>
         <w:rPr>
@@ -1270,7 +1270,7 @@
           <w:sz w:val="26"/>
           <w:szCs w:val="26"/>
         </w:rPr>
-        <w:t>CHỦ ĐẦ</w:t>
+        <w:t xml:space="preserve">CHỦ ĐẦ</w:t>
       </w:r>
       <w:r>
         <w:rPr>
@@ -1281,7 +1281,7 @@
           <w:sz w:val="26"/>
           <w:szCs w:val="26"/>
         </w:rPr>
-        <w:t>U TƯ (</w:t>
+        <w:t xml:space="preserve">U TƯ (</w:t>
       </w:r>
       <w:r>
         <w:rPr>
@@ -1292,7 +1292,7 @@
           <w:sz w:val="26"/>
           <w:szCs w:val="26"/>
         </w:rPr>
-        <w:t>BÊN A</w:t>
+        <w:t xml:space="preserve">BÊN A</w:t>
       </w:r>
       <w:r>
         <w:rPr>
@@ -1314,7 +1314,7 @@
           <w:sz w:val="26"/>
           <w:szCs w:val="26"/>
         </w:rPr>
-        <w:t>BỆNH VIỆN ĐA KHOA TỈNH PHÚ THỌ</w:t>
+        <w:t xml:space="preserve">BỆNH VIỆN ĐA KHOA TỈNH PHÚ THỌ</w:t>
       </w:r>
     </w:p>
     <w:p>
@@ -1341,7 +1341,7 @@
           <w:sz w:val="26"/>
           <w:szCs w:val="26"/>
         </w:rPr>
-        <w:t>-</w:t>
+        <w:t xml:space="preserve">-</w:t>
       </w:r>
       <w:r>
         <w:rPr>
@@ -1372,7 +1372,7 @@
           <w:szCs w:val="26"/>
           <w:lang w:val="nl-NL"/>
         </w:rPr>
-        <w:t>Ông</w:t>
+        <w:t xml:space="preserve">Ông</w:t>
       </w:r>
       <w:r>
         <w:rPr>
@@ -1383,7 +1383,7 @@
           <w:szCs w:val="26"/>
           <w:lang w:val="nl-NL"/>
         </w:rPr>
-        <w:t>:</w:t>
+        <w:t xml:space="preserve">:</w:t>
       </w:r>
       <w:r>
         <w:rPr>
@@ -1445,7 +1445,7 @@
           <w:sz w:val="26"/>
           <w:szCs w:val="26"/>
         </w:rPr>
-        <w:t>Giám đốc;</w:t>
+        <w:t xml:space="preserve">Giám đốc;</w:t>
       </w:r>
     </w:p>
     <w:p>
@@ -1483,7 +1483,7 @@
           <w:sz w:val="26"/>
           <w:szCs w:val="26"/>
         </w:rPr>
-        <w:t>Đường Nguyễn Tất Thành, Phường Việt Trì, Tỉnh Phú Thọ</w:t>
+        <w:t xml:space="preserve">Đường Nguyễn Tất Thành, Phường Việt Trì, Tỉnh Phú Thọ</w:t>
       </w:r>
       <w:r>
         <w:rPr>
@@ -1493,7 +1493,7 @@
           <w:sz w:val="26"/>
           <w:szCs w:val="26"/>
         </w:rPr>
-        <w:t>;</w:t>
+        <w:t xml:space="preserve">;</w:t>
       </w:r>
     </w:p>
     <w:p>
@@ -1528,7 +1528,7 @@
           <w:szCs w:val="26"/>
           <w:lang w:val="fr-FR"/>
         </w:rPr>
-        <w:t>Điện thoạ</w:t>
+        <w:t xml:space="preserve">Điện thoạ</w:t>
       </w:r>
       <w:r>
         <w:rPr>
@@ -1547,7 +1547,7 @@
           <w:sz w:val="26"/>
           <w:szCs w:val="26"/>
         </w:rPr>
-        <w:t>0210.6254179;</w:t>
+        <w:t xml:space="preserve">0210.6254179;</w:t>
       </w:r>
     </w:p>
     <w:p>
@@ -1575,7 +1575,7 @@
           <w:szCs w:val="26"/>
           <w:lang w:val="nl-NL"/>
         </w:rPr>
-        <w:t>- Mã số thuế: 2600377322;</w:t>
+        <w:t xml:space="preserve">- Mã số thuế: 2600377322;</w:t>
       </w:r>
     </w:p>
     <w:p>
@@ -1610,7 +1610,7 @@
           <w:sz w:val="26"/>
           <w:szCs w:val="26"/>
         </w:rPr>
-        <w:t>3713.0.1017725.0000</w:t>
+        <w:t xml:space="preserve">3713.0.1017725.0000</w:t>
       </w:r>
       <w:r>
         <w:rPr>
@@ -1628,7 +1628,7 @@
           <w:sz w:val="26"/>
           <w:szCs w:val="26"/>
         </w:rPr>
-        <w:t>3714.0.1017725.0000 mở tại Kho bạc Nhà nước Khu vực VIII/  8169 999 999 mở tại Ngân hàng Vietcombank – Chi nhánh Phú Thọ.</w:t>
+        <w:t xml:space="preserve">3714.0.1017725.0000 mở tại Kho bạc Nhà nước Khu vực VIII/ 8169 999 999 mở tại Ngân hàng Vietcombank – Chi nhánh Phú Thọ.</w:t>
       </w:r>
     </w:p>
     <w:p>
@@ -1682,7 +1682,7 @@
           <w:szCs w:val="26"/>
           <w:lang w:val="nl-NL"/>
         </w:rPr>
-        <w:t>NHÀ THẦU (</w:t>
+        <w:t xml:space="preserve">NHÀ THẦU (</w:t>
       </w:r>
       <w:r>
         <w:rPr>
@@ -1693,7 +1693,7 @@
           <w:szCs w:val="26"/>
           <w:lang w:val="nl-NL"/>
         </w:rPr>
-        <w:t>BÊN B</w:t>
+        <w:t xml:space="preserve">BÊN B</w:t>
       </w:r>
       <w:r>
         <w:rPr>
@@ -1704,7 +1704,7 @@
           <w:szCs w:val="26"/>
           <w:lang w:val="nl-NL"/>
         </w:rPr>
-        <w:t>):</w:t>
+        <w:t xml:space="preserve">):</w:t>
       </w:r>
       <w:r>
         <w:rPr>
@@ -1725,7 +1725,7 @@
           <w:szCs w:val="26"/>
           <w:lang w:val="sv-SE"/>
         </w:rPr>
-        <w:t>_________</w:t>
+        <w:t xml:space="preserve">_________</w:t>
       </w:r>
     </w:p>
     <w:p>
@@ -1753,7 +1753,7 @@
           <w:szCs w:val="26"/>
           <w:lang w:val="fr-FR"/>
         </w:rPr>
-        <w:t>- Đại diện</w:t>
+        <w:t xml:space="preserve">- Đại diện</w:t>
       </w:r>
       <w:r>
         <w:rPr>
@@ -1786,7 +1786,7 @@
           <w:szCs w:val="26"/>
           <w:lang w:val="fr-FR"/>
         </w:rPr>
-        <w:t>Ông</w:t>
+        <w:t xml:space="preserve">Ông</w:t>
       </w:r>
       <w:r>
         <w:rPr>
@@ -1797,7 +1797,7 @@
           <w:szCs w:val="26"/>
           <w:lang w:val="fr-FR"/>
         </w:rPr>
-        <w:t>/Bà</w:t>
+        <w:t xml:space="preserve">/Bà</w:t>
       </w:r>
       <w:r>
         <w:rPr>
@@ -1808,7 +1808,7 @@
           <w:szCs w:val="26"/>
           <w:lang w:val="fr-FR"/>
         </w:rPr>
-        <w:t> :</w:t>
+        <w:t xml:space="preserve"> :</w:t>
       </w:r>
       <w:r>
         <w:rPr>
@@ -1832,7 +1832,7 @@
           <w:szCs w:val="26"/>
           <w:lang w:val="fr-FR"/>
         </w:rPr>
-        <w:t>______</w:t>
+        <w:t xml:space="preserve">______</w:t>
       </w:r>
       <w:r>
         <w:rPr>
@@ -1845,7 +1845,7 @@
           <w:szCs w:val="26"/>
           <w:lang w:val="fr-FR"/>
         </w:rPr>
-        <w:t xml:space="preserve">  -</w:t>
+        <w:t xml:space="preserve"> -</w:t>
       </w:r>
       <w:r>
         <w:rPr>
@@ -1906,7 +1906,7 @@
           <w:szCs w:val="26"/>
           <w:lang w:val="fr-FR"/>
         </w:rPr>
-        <w:t>___________</w:t>
+        <w:t xml:space="preserve">___________</w:t>
       </w:r>
       <w:r>
         <w:rPr>
@@ -1917,7 +1917,7 @@
           <w:szCs w:val="26"/>
           <w:lang w:val="fr-FR"/>
         </w:rPr>
-        <w:t> ;</w:t>
+        <w:t xml:space="preserve"> ;</w:t>
       </w:r>
       <w:r>
         <w:rPr>
@@ -1959,7 +1959,7 @@
           <w:szCs w:val="26"/>
           <w:lang w:val="fr-FR"/>
         </w:rPr>
-        <w:t>- Địa chỉ:</w:t>
+        <w:t xml:space="preserve">- Địa chỉ:</w:t>
       </w:r>
       <w:r>
         <w:rPr>
@@ -1977,7 +1977,7 @@
           <w:sz w:val="26"/>
           <w:szCs w:val="26"/>
         </w:rPr>
-        <w:t>_______________</w:t>
+        <w:t xml:space="preserve">_______________</w:t>
       </w:r>
       <w:r>
         <w:rPr>
@@ -1988,7 +1988,7 @@
           <w:szCs w:val="26"/>
           <w:lang w:val="fr-FR"/>
         </w:rPr>
-        <w:t> ;</w:t>
+        <w:t xml:space="preserve"> ;</w:t>
       </w:r>
     </w:p>
     <w:p>
@@ -2011,7 +2011,7 @@
           <w:szCs w:val="26"/>
         </w:rPr>
         <w:lastRenderedPageBreak/>
-        <w:t>- Điện thoại:</w:t>
+        <w:t xml:space="preserve">- Điện thoại:</w:t>
       </w:r>
       <w:r>
         <w:rPr>
@@ -2030,7 +2030,7 @@
           <w:szCs w:val="26"/>
           <w:lang w:val="fr-FR"/>
         </w:rPr>
-        <w:t>_______________</w:t>
+        <w:t xml:space="preserve">_______________</w:t>
       </w:r>
       <w:r>
         <w:rPr>
@@ -2039,7 +2039,7 @@
           <w:sz w:val="26"/>
           <w:szCs w:val="26"/>
         </w:rPr>
-        <w:t>;</w:t>
+        <w:t xml:space="preserve">;</w:t>
       </w:r>
       <w:r>
         <w:rPr>
@@ -2048,7 +2048,7 @@
           <w:sz w:val="26"/>
           <w:szCs w:val="26"/>
         </w:rPr>
-        <w:t xml:space="preserve">        </w:t>
+        <w:t xml:space="preserve"> </w:t>
       </w:r>
     </w:p>
     <w:p>
@@ -2098,7 +2098,7 @@
           <w:szCs w:val="26"/>
           <w:lang w:val="nl-NL"/>
         </w:rPr>
-        <w:t>_______________</w:t>
+        <w:t xml:space="preserve">_______________</w:t>
       </w:r>
       <w:r>
         <w:rPr>
@@ -2109,7 +2109,7 @@
           <w:szCs w:val="26"/>
           <w:lang w:val="nl-NL"/>
         </w:rPr>
-        <w:t>;</w:t>
+        <w:t xml:space="preserve">;</w:t>
       </w:r>
     </w:p>
     <w:p>
@@ -2156,7 +2156,7 @@
           <w:szCs w:val="26"/>
           <w:lang w:val="fr-FR"/>
         </w:rPr>
-        <w:t>____</w:t>
+        <w:t xml:space="preserve">____</w:t>
       </w:r>
       <w:r>
         <w:rPr>
@@ -2176,7 +2176,7 @@
           <w:szCs w:val="26"/>
           <w:lang w:val="fr-FR"/>
         </w:rPr>
-        <w:t>_____</w:t>
+        <w:t xml:space="preserve">_____</w:t>
       </w:r>
       <w:r>
         <w:rPr>
@@ -2196,7 +2196,7 @@
           <w:szCs w:val="26"/>
           <w:lang w:val="fr-FR"/>
         </w:rPr>
-        <w:t>hi nhánh</w:t>
+        <w:t xml:space="preserve">hi nhánh</w:t>
       </w:r>
       <w:r>
         <w:rPr>
@@ -2216,7 +2216,7 @@
           <w:szCs w:val="26"/>
           <w:lang w:val="fr-FR"/>
         </w:rPr>
-        <w:t>_____</w:t>
+        <w:t xml:space="preserve">_____</w:t>
       </w:r>
       <w:r>
         <w:rPr>
@@ -2226,7 +2226,7 @@
           <w:szCs w:val="26"/>
           <w:lang w:val="fr-FR"/>
         </w:rPr>
-        <w:t> ;</w:t>
+        <w:t xml:space="preserve"> ;</w:t>
       </w:r>
       <w:r>
         <w:rPr>
@@ -2256,7 +2256,7 @@
           <w:szCs w:val="26"/>
           <w:lang w:val="fr-FR"/>
         </w:rPr>
-        <w:t>(Mã ngân hàng : __)</w:t>
+        <w:t xml:space="preserve">(Mã ngân hàng : __)</w:t>
       </w:r>
     </w:p>
     <w:p>
@@ -2311,7 +2311,7 @@
           <w:szCs w:val="26"/>
           <w:lang w:val="fr-FR"/>
         </w:rPr>
-        <w:t>kinh tế</w:t>
+        <w:t xml:space="preserve">kinh tế</w:t>
       </w:r>
       <w:r>
         <w:rPr>
@@ -2351,7 +2351,7 @@
           <w:szCs w:val="26"/>
           <w:lang w:val="fr-FR"/>
         </w:rPr>
-        <w:t>Điều 1. Đối tượng hợp đồng</w:t>
+        <w:t xml:space="preserve">Điều 1. Đối tượng hợp đồng</w:t>
       </w:r>
       <w:r>
         <w:rPr>
@@ -2363,7 +2363,7 @@
           <w:szCs w:val="26"/>
           <w:lang w:val="fr-FR"/>
         </w:rPr>
-        <w:t>:</w:t>
+        <w:t xml:space="preserve">:</w:t>
       </w:r>
     </w:p>
     <w:p>
@@ -2402,7 +2402,7 @@
           <w:szCs w:val="26"/>
           <w:lang w:val="nb-NO"/>
         </w:rPr>
-        <w:t>là các hàng hóa</w:t>
+        <w:t xml:space="preserve">là các hàng hóa</w:t>
       </w:r>
       <w:r>
         <w:rPr>
@@ -2422,7 +2422,7 @@
           <w:szCs w:val="26"/>
           <w:lang w:val="nb-NO"/>
         </w:rPr>
-        <w:t>dịch vụ liên quan (nếu có)</w:t>
+        <w:t xml:space="preserve">dịch vụ liên quan (nếu có)</w:t>
       </w:r>
       <w:r>
         <w:rPr>
@@ -2452,7 +2452,7 @@
           <w:sz w:val="26"/>
           <w:szCs w:val="26"/>
         </w:rPr>
-        <w:t>p</w:t>
+        <w:t xml:space="preserve">p</w:t>
       </w:r>
       <w:r>
         <w:rPr>
@@ -2462,7 +2462,7 @@
           <w:szCs w:val="26"/>
           <w:lang w:val="vi-VN"/>
         </w:rPr>
-        <w:t>hụ lục kèm theo</w:t>
+        <w:t xml:space="preserve">hụ lục kèm theo</w:t>
       </w:r>
       <w:r>
         <w:rPr>
@@ -2503,7 +2503,7 @@
           <w:szCs w:val="26"/>
           <w:lang w:val="nb-NO"/>
         </w:rPr>
-        <w:t>Điều 2. Thành phần hợp đồng:</w:t>
+        <w:t xml:space="preserve">Điều 2. Thành phần hợp đồng:</w:t>
       </w:r>
     </w:p>
     <w:p>
@@ -2527,7 +2527,7 @@
           <w:szCs w:val="26"/>
           <w:lang w:val="nl-NL"/>
         </w:rPr>
-        <w:t>Thành phần hợp đồng và thứ tự ưu tiên pháp lý như sau:</w:t>
+        <w:t xml:space="preserve">Thành phần hợp đồng và thứ tự ưu tiên pháp lý như sau:</w:t>
       </w:r>
     </w:p>
     <w:p>
@@ -2551,7 +2551,7 @@
           <w:szCs w:val="26"/>
           <w:lang w:val="nl-NL"/>
         </w:rPr>
-        <w:t>1. Văn bản hợp đồng (kèm theo Phạm vi cung cấp và bảng giá cùng các Phụ lục hợp đồng);</w:t>
+        <w:t xml:space="preserve">1. Văn bản hợp đồng (kèm theo Phạm vi cung cấp và bảng giá cùng các Phụ lục hợp đồng);</w:t>
       </w:r>
     </w:p>
     <w:p>
@@ -2575,7 +2575,7 @@
           <w:szCs w:val="26"/>
           <w:lang w:val="nl-NL"/>
         </w:rPr>
-        <w:t>2. Biên bản hoàn thiện hợp đồng;</w:t>
+        <w:t xml:space="preserve">2. Biên bản hoàn thiện hợp đồng;</w:t>
       </w:r>
     </w:p>
     <w:p>
@@ -2599,7 +2599,7 @@
           <w:szCs w:val="26"/>
           <w:lang w:val="nl-NL"/>
         </w:rPr>
-        <w:t>3</w:t>
+        <w:t xml:space="preserve">3</w:t>
       </w:r>
       <w:r>
         <w:rPr>
@@ -2617,7 +2617,7 @@
           <w:szCs w:val="26"/>
           <w:lang w:val="nl-NL"/>
         </w:rPr>
-        <w:t>lựa chọn nhà thầu</w:t>
+        <w:t xml:space="preserve">lựa chọn nhà thầu</w:t>
       </w:r>
       <w:r>
         <w:rPr>
@@ -2626,7 +2626,7 @@
           <w:szCs w:val="26"/>
           <w:lang w:val="nl-NL"/>
         </w:rPr>
-        <w:t>;</w:t>
+        <w:t xml:space="preserve">;</w:t>
       </w:r>
     </w:p>
     <w:p>
@@ -2650,7 +2650,7 @@
           <w:szCs w:val="26"/>
           <w:lang w:val="nl-NL"/>
         </w:rPr>
-        <w:t>4</w:t>
+        <w:t xml:space="preserve">4</w:t>
       </w:r>
       <w:r>
         <w:rPr>
@@ -2659,7 +2659,7 @@
           <w:szCs w:val="26"/>
           <w:lang w:val="nl-NL"/>
         </w:rPr>
-        <w:t>. Các tài liệu kèm theo khác (nếu có).</w:t>
+        <w:t xml:space="preserve">. Các tài liệu kèm theo khác (nếu có).</w:t>
       </w:r>
     </w:p>
     <w:p>
@@ -2703,7 +2703,7 @@
           <w:sz w:val="26"/>
           <w:szCs w:val="26"/>
         </w:rPr>
-        <w:t>3</w:t>
+        <w:t xml:space="preserve">3</w:t>
       </w:r>
       <w:r>
         <w:rPr>
@@ -2715,7 +2715,7 @@
           <w:szCs w:val="26"/>
           <w:lang w:val="vi-VN"/>
         </w:rPr>
-        <w:t>. Giá</w:t>
+        <w:t xml:space="preserve">. Giá</w:t>
       </w:r>
       <w:r>
         <w:rPr>
@@ -2749,7 +2749,7 @@
           <w:sz w:val="26"/>
           <w:szCs w:val="26"/>
         </w:rPr>
-        <w:t>, tạm ứng, thanh toán</w:t>
+        <w:t xml:space="preserve">, tạm ứng, thanh toán</w:t>
       </w:r>
       <w:r>
         <w:rPr>
@@ -2760,7 +2760,7 @@
           <w:sz w:val="26"/>
           <w:szCs w:val="26"/>
         </w:rPr>
-        <w:t>:</w:t>
+        <w:t xml:space="preserve">:</w:t>
       </w:r>
     </w:p>
     <w:p>
@@ -2788,7 +2788,7 @@
           <w:szCs w:val="26"/>
           <w:lang w:val="nl-NL"/>
         </w:rPr>
-        <w:t>1. Giá trị hợp đồng:</w:t>
+        <w:t xml:space="preserve">1. Giá trị hợp đồng:</w:t>
       </w:r>
       <w:r>
         <w:rPr>
@@ -2812,7 +2812,7 @@
           <w:szCs w:val="26"/>
           <w:lang w:val="nl-NL"/>
         </w:rPr>
-        <w:t>_________</w:t>
+        <w:t xml:space="preserve">_________</w:t>
       </w:r>
       <w:r>
         <w:rPr>
@@ -2858,7 +2858,7 @@
           <w:szCs w:val="26"/>
           <w:lang w:val="nl-NL"/>
         </w:rPr>
-        <w:t>_________</w:t>
+        <w:t xml:space="preserve">_________</w:t>
       </w:r>
       <w:r>
         <w:rPr>
@@ -2869,7 +2869,7 @@
           <w:szCs w:val="26"/>
           <w:lang w:val="nl-NL"/>
         </w:rPr>
-        <w:t>./.)</w:t>
+        <w:t xml:space="preserve">./.)</w:t>
       </w:r>
     </w:p>
     <w:p>
@@ -2895,7 +2895,7 @@
           <w:sz w:val="26"/>
           <w:szCs w:val="26"/>
         </w:rPr>
-        <w:t>(</w:t>
+        <w:t xml:space="preserve">(</w:t>
       </w:r>
       <w:r>
         <w:rPr>
@@ -2906,7 +2906,7 @@
           <w:szCs w:val="26"/>
           <w:lang w:val="nl-NL"/>
         </w:rPr>
-        <w:t>Giá trị hợp đồng chi tiết theo phụ lục đính kèm</w:t>
+        <w:t xml:space="preserve">Giá trị hợp đồng chi tiết theo phụ lục đính kèm</w:t>
       </w:r>
       <w:r>
         <w:rPr>
@@ -2952,17 +2952,17 @@
           <w:sz w:val="26"/>
           <w:szCs w:val="26"/>
         </w:rPr>
-        <w:t>các loại thuế, phí, lệ phí và các chi phí liên quan khác, bao gồm cả chi phí vận chuyển và lắp đặt (nếu có)</w:t>
-      </w:r>
-      <w:r>
-        <w:rPr>
-          <w:rFonts w:ascii="Times New Roman" w:hAnsi="Times New Roman" w:cs="Times New Roman"/>
-          <w:color w:val="000000" w:themeColor="text1"/>
-          <w:sz w:val="26"/>
-          <w:szCs w:val="26"/>
-          <w:lang w:val="nl-NL"/>
-        </w:rPr>
-        <w:t>.</w:t>
+        <w:t xml:space="preserve">các loại thuế, phí, lệ phí và các chi phí liên quan khác, bao gồm cả chi phí vận chuyển và lắp đặt (nếu có)</w:t>
+      </w:r>
+      <w:r>
+        <w:rPr>
+          <w:rFonts w:ascii="Times New Roman" w:hAnsi="Times New Roman" w:cs="Times New Roman"/>
+          <w:color w:val="000000" w:themeColor="text1"/>
+          <w:sz w:val="26"/>
+          <w:szCs w:val="26"/>
+          <w:lang w:val="nl-NL"/>
+        </w:rPr>
+        <w:t xml:space="preserve">.</w:t>
       </w:r>
     </w:p>
     <w:p>
@@ -2990,7 +2990,7 @@
           <w:szCs w:val="26"/>
           <w:lang w:val="nl-NL"/>
         </w:rPr>
-        <w:t>2. Tạm ứng:</w:t>
+        <w:t xml:space="preserve">2. Tạm ứng:</w:t>
       </w:r>
       <w:r>
         <w:rPr>
@@ -3013,7 +3013,7 @@
           <w:szCs w:val="26"/>
           <w:lang w:val="nl-NL"/>
         </w:rPr>
-        <w:t>Không tạm ứng.</w:t>
+        <w:t xml:space="preserve">Không tạm ứng.</w:t>
       </w:r>
     </w:p>
     <w:p>
@@ -3040,7 +3040,7 @@
           <w:szCs w:val="26"/>
           <w:lang w:val="nl-NL"/>
         </w:rPr>
-        <w:t>3. Thanh toán:</w:t>
+        <w:t xml:space="preserve">3. Thanh toán:</w:t>
       </w:r>
       <w:r>
         <w:rPr>
@@ -3079,7 +3079,7 @@
           <w:szCs w:val="26"/>
           <w:lang w:val="nl-NL"/>
         </w:rPr>
-        <w:t>- Hình thức thanh toán:</w:t>
+        <w:t xml:space="preserve">- Hình thức thanh toán:</w:t>
       </w:r>
       <w:r>
         <w:rPr>
@@ -3101,7 +3101,7 @@
           <w:szCs w:val="26"/>
           <w:lang w:val="nl-NL"/>
         </w:rPr>
-        <w:t>C</w:t>
+        <w:t xml:space="preserve">C</w:t>
       </w:r>
       <w:r>
         <w:rPr>
@@ -3112,7 +3112,7 @@
           <w:szCs w:val="26"/>
           <w:lang w:val="nl-NL"/>
         </w:rPr>
-        <w:t>huyển khoản.</w:t>
+        <w:t xml:space="preserve">huyển khoản.</w:t>
       </w:r>
     </w:p>
     <w:p>
@@ -3164,7 +3164,7 @@
           <w:szCs w:val="26"/>
           <w:lang w:val="nl-NL"/>
         </w:rPr>
-        <w:t>90 ngày</w:t>
+        <w:t xml:space="preserve">90 ngày</w:t>
       </w:r>
       <w:r>
         <w:rPr>
@@ -3186,7 +3186,7 @@
           <w:szCs w:val="26"/>
           <w:lang w:val="nl-NL"/>
         </w:rPr>
-        <w:t>Bên B</w:t>
+        <w:t xml:space="preserve">Bên B</w:t>
       </w:r>
       <w:r>
         <w:rPr>
@@ -3231,7 +3231,7 @@
           <w:szCs w:val="26"/>
           <w:lang w:val="es-UY"/>
         </w:rPr>
-        <w:t>Giấy đề nghị thanh toán</w:t>
+        <w:t xml:space="preserve">Giấy đề nghị thanh toán</w:t>
       </w:r>
       <w:r>
         <w:rPr>
@@ -3241,7 +3241,7 @@
           <w:szCs w:val="26"/>
           <w:lang w:val="es-UY"/>
         </w:rPr>
-        <w:t>;</w:t>
+        <w:t xml:space="preserve">;</w:t>
       </w:r>
     </w:p>
     <w:p>
@@ -3273,7 +3273,7 @@
           <w:szCs w:val="26"/>
           <w:lang w:val="es-UY"/>
         </w:rPr>
-        <w:t>Hoá đơn Giá trị gia tăng;</w:t>
+        <w:t xml:space="preserve">Hoá đơn Giá trị gia tăng;</w:t>
       </w:r>
     </w:p>
     <w:p>
@@ -3305,7 +3305,7 @@
           <w:szCs w:val="26"/>
           <w:lang w:val="es-UY"/>
         </w:rPr>
-        <w:t>Biên bản nghiệm thu khối lượng</w:t>
+        <w:t xml:space="preserve">Biên bản nghiệm thu khối lượng</w:t>
       </w:r>
       <w:r>
         <w:rPr>
@@ -3357,7 +3357,7 @@
           <w:szCs w:val="26"/>
           <w:lang w:val="es-UY"/>
         </w:rPr>
-        <w:t>Biên bản thanh lý hợp đồng</w:t>
+        <w:t xml:space="preserve">Biên bản thanh lý hợp đồng</w:t>
       </w:r>
       <w:r>
         <w:rPr>
@@ -3367,7 +3367,7 @@
           <w:szCs w:val="26"/>
           <w:lang w:val="es-UY"/>
         </w:rPr>
-        <w:t>;</w:t>
+        <w:t xml:space="preserve">;</w:t>
       </w:r>
     </w:p>
     <w:p>
@@ -3399,7 +3399,7 @@
           <w:szCs w:val="26"/>
           <w:lang w:val="es-UY"/>
         </w:rPr>
-        <w:t>Các hồ sơ liên quan khác theo quy định.</w:t>
+        <w:t xml:space="preserve">Các hồ sơ liên quan khác theo quy định.</w:t>
       </w:r>
     </w:p>
     <w:p>
@@ -3453,7 +3453,7 @@
           <w:szCs w:val="26"/>
           <w:lang w:val="nl-NL"/>
         </w:rPr>
-        <w:t>Bên A</w:t>
+        <w:t xml:space="preserve">Bên A</w:t>
       </w:r>
       <w:r>
         <w:rPr>
@@ -3497,7 +3497,7 @@
           <w:szCs w:val="26"/>
           <w:lang w:val="nl-NL"/>
         </w:rPr>
-        <w:t>Bên B</w:t>
+        <w:t xml:space="preserve">Bên B</w:t>
       </w:r>
       <w:r>
         <w:rPr>
@@ -3519,7 +3519,7 @@
           <w:szCs w:val="26"/>
           <w:lang w:val="nl-NL"/>
         </w:rPr>
-        <w:t>Bên B</w:t>
+        <w:t xml:space="preserve">Bên B</w:t>
       </w:r>
       <w:r>
         <w:rPr>
@@ -3541,7 +3541,7 @@
           <w:szCs w:val="26"/>
           <w:lang w:val="nl-NL"/>
         </w:rPr>
-        <w:t>Bên A</w:t>
+        <w:t xml:space="preserve">Bên A</w:t>
       </w:r>
       <w:r>
         <w:rPr>
@@ -3563,7 +3563,7 @@
           <w:szCs w:val="26"/>
           <w:lang w:val="nl-NL"/>
         </w:rPr>
-        <w:t>Bên B</w:t>
+        <w:t xml:space="preserve">Bên B</w:t>
       </w:r>
       <w:r>
         <w:rPr>
@@ -3609,7 +3609,7 @@
           <w:highlight w:val="yellow"/>
           <w:lang w:val="nl-NL"/>
         </w:rPr>
-        <w:t>[Mục này các đơn vị có thể thay đổi đảm bảo phù hợp với từng nội dung của gói thầu]</w:t>
+        <w:t xml:space="preserve">[Mục này các đơn vị có thể thay đổi đảm bảo phù hợp với từng nội dung của gói thầu]</w:t>
       </w:r>
     </w:p>
     <w:p>
@@ -3637,7 +3637,7 @@
           <w:szCs w:val="26"/>
           <w:lang w:val="nl-NL"/>
         </w:rPr>
-        <w:t>Điều 4: Loại hợp đồng</w:t>
+        <w:t xml:space="preserve">Điều 4: Loại hợp đồng</w:t>
       </w:r>
       <w:r>
         <w:rPr>
@@ -3647,7 +3647,7 @@
           <w:szCs w:val="26"/>
           <w:lang w:val="nl-NL"/>
         </w:rPr>
-        <w:t>:</w:t>
+        <w:t xml:space="preserve">:</w:t>
       </w:r>
     </w:p>
     <w:p>
@@ -3673,7 +3673,7 @@
           <w:szCs w:val="26"/>
           <w:lang w:val="nl-NL"/>
         </w:rPr>
-        <w:t>Loại hợp đồng:</w:t>
+        <w:t xml:space="preserve">Loại hợp đồng:</w:t>
       </w:r>
       <w:r>
         <w:rPr>
@@ -3691,7 +3691,7 @@
           <w:szCs w:val="26"/>
           <w:lang w:val="nl-NL"/>
         </w:rPr>
-        <w:t>.</w:t>
+        <w:t xml:space="preserve">.</w:t>
       </w:r>
     </w:p>
     <w:p>
@@ -3720,7 +3720,7 @@
           <w:lang w:val="nl-NL"/>
         </w:rPr>
         <w:lastRenderedPageBreak/>
-        <w:t>Điều 5: Thời gian thực hiện:</w:t>
+        <w:t xml:space="preserve">Điều 5: Thời gian thực hiện:</w:t>
       </w:r>
     </w:p>
     <w:p>
@@ -3765,7 +3765,7 @@
           <w:szCs w:val="26"/>
           <w:lang w:val="nl-NL"/>
         </w:rPr>
-        <w:t>gói thầu</w:t>
+        <w:t xml:space="preserve">gói thầu</w:t>
       </w:r>
       <w:r>
         <w:rPr>
@@ -3784,7 +3784,7 @@
           <w:szCs w:val="26"/>
           <w:lang w:val="nl-NL"/>
         </w:rPr>
-        <w:t>___</w:t>
+        <w:t xml:space="preserve">___</w:t>
       </w:r>
       <w:r>
         <w:rPr>
@@ -3815,7 +3815,7 @@
           <w:highlight w:val="yellow"/>
           <w:lang w:val="nl-NL"/>
         </w:rPr>
-        <w:t>[hoặc tháng/ năm]</w:t>
+        <w:t xml:space="preserve">[hoặc tháng/ năm]</w:t>
       </w:r>
       <w:r>
         <w:rPr>
@@ -3835,7 +3835,7 @@
           <w:szCs w:val="26"/>
           <w:lang w:val="nl-NL"/>
         </w:rPr>
-        <w:t>kể từ ngày hợp đồng này có hiệu lực.</w:t>
+        <w:t xml:space="preserve">kể từ ngày hợp đồng này có hiệu lực.</w:t>
       </w:r>
     </w:p>
     <w:p>
@@ -3872,7 +3872,7 @@
           <w:szCs w:val="26"/>
           <w:lang w:val="nl-NL"/>
         </w:rPr>
-        <w:t>___</w:t>
+        <w:t xml:space="preserve">___</w:t>
       </w:r>
       <w:r>
         <w:rPr>
@@ -3903,7 +3903,7 @@
           <w:highlight w:val="yellow"/>
           <w:lang w:val="nl-NL"/>
         </w:rPr>
-        <w:t>[hoặc tháng/ năm]</w:t>
+        <w:t xml:space="preserve">[hoặc tháng/ năm]</w:t>
       </w:r>
       <w:r>
         <w:rPr>
@@ -3923,7 +3923,7 @@
           <w:szCs w:val="26"/>
           <w:lang w:val="nl-NL"/>
         </w:rPr>
-        <w:t>kể từ</w:t>
+        <w:t xml:space="preserve">kể từ</w:t>
       </w:r>
       <w:r>
         <w:rPr>
@@ -3973,7 +3973,7 @@
           <w:sz w:val="26"/>
           <w:szCs w:val="26"/>
         </w:rPr>
-        <w:t>6</w:t>
+        <w:t xml:space="preserve">6</w:t>
       </w:r>
       <w:r>
         <w:rPr>
@@ -4007,7 +4007,7 @@
           <w:sz w:val="26"/>
           <w:szCs w:val="26"/>
         </w:rPr>
-        <w:t>Bên A</w:t>
+        <w:t xml:space="preserve">Bên A</w:t>
       </w:r>
       <w:r>
         <w:rPr>
@@ -4018,7 +4018,7 @@
           <w:sz w:val="26"/>
           <w:szCs w:val="26"/>
         </w:rPr>
-        <w:t>:</w:t>
+        <w:t xml:space="preserve">:</w:t>
       </w:r>
     </w:p>
     <w:p>
@@ -4055,7 +4055,7 @@
           <w:sz w:val="26"/>
           <w:szCs w:val="26"/>
         </w:rPr>
-        <w:t>Bên A</w:t>
+        <w:t xml:space="preserve">Bên A</w:t>
       </w:r>
       <w:r>
         <w:rPr>
@@ -4074,7 +4074,7 @@
           <w:sz w:val="26"/>
           <w:szCs w:val="26"/>
         </w:rPr>
-        <w:t>t</w:t>
+        <w:t xml:space="preserve">t</w:t>
       </w:r>
       <w:r>
         <w:rPr>
@@ -4094,7 +4094,7 @@
           <w:szCs w:val="26"/>
           <w:lang w:val="vi-VN"/>
         </w:rPr>
-        <w:t>Bên B</w:t>
+        <w:t xml:space="preserve">Bên B</w:t>
       </w:r>
       <w:r>
         <w:rPr>
@@ -4123,7 +4123,7 @@
           <w:szCs w:val="26"/>
           <w:lang w:val="vi-VN"/>
         </w:rPr>
-        <w:t>của Hợp đồng</w:t>
+        <w:t xml:space="preserve">của Hợp đồng</w:t>
       </w:r>
       <w:r>
         <w:rPr>
@@ -4151,7 +4151,7 @@
           <w:sz w:val="26"/>
           <w:szCs w:val="26"/>
         </w:rPr>
-        <w:t>hàng hoá</w:t>
+        <w:t xml:space="preserve">hàng hoá</w:t>
       </w:r>
       <w:r>
         <w:rPr>
@@ -4161,7 +4161,7 @@
           <w:szCs w:val="26"/>
           <w:lang w:val="vi-VN"/>
         </w:rPr>
-        <w:t>.</w:t>
+        <w:t xml:space="preserve">.</w:t>
       </w:r>
     </w:p>
     <w:p>
@@ -4187,7 +4187,7 @@
           <w:szCs w:val="26"/>
           <w:lang w:val="vi-VN"/>
         </w:rPr>
-        <w:t>- Cung cấp đầy đủ thông tin</w:t>
+        <w:t xml:space="preserve">- Cung cấp đầy đủ thông tin</w:t>
       </w:r>
       <w:r>
         <w:rPr>
@@ -4216,7 +4216,7 @@
           <w:szCs w:val="26"/>
           <w:lang w:val="vi-VN"/>
         </w:rPr>
-        <w:t>Bên B</w:t>
+        <w:t xml:space="preserve">Bên B</w:t>
       </w:r>
       <w:r>
         <w:rPr>
@@ -4236,7 +4236,7 @@
           <w:szCs w:val="26"/>
           <w:lang w:val="vi-VN"/>
         </w:rPr>
-        <w:t>Bên B</w:t>
+        <w:t xml:space="preserve">Bên B</w:t>
       </w:r>
       <w:r>
         <w:rPr>
@@ -4255,7 +4255,7 @@
           <w:sz w:val="26"/>
           <w:szCs w:val="26"/>
         </w:rPr>
-        <w:t>cung ứng</w:t>
+        <w:t xml:space="preserve">cung ứng</w:t>
       </w:r>
       <w:r>
         <w:rPr>
@@ -4274,7 +4274,7 @@
           <w:szCs w:val="26"/>
           <w:lang w:val="vi-VN"/>
         </w:rPr>
-        <w:t>.</w:t>
+        <w:t xml:space="preserve">.</w:t>
       </w:r>
     </w:p>
     <w:p>
@@ -4301,7 +4301,7 @@
           <w:szCs w:val="26"/>
           <w:lang w:val="vi-VN"/>
         </w:rPr>
-        <w:t>-</w:t>
+        <w:t xml:space="preserve">-</w:t>
       </w:r>
       <w:r>
         <w:rPr>
@@ -4349,7 +4349,7 @@
           <w:sz w:val="26"/>
           <w:szCs w:val="26"/>
         </w:rPr>
-        <w:t>Bên B</w:t>
+        <w:t xml:space="preserve">Bên B</w:t>
       </w:r>
       <w:r>
         <w:rPr>
@@ -4405,7 +4405,7 @@
           <w:szCs w:val="26"/>
           <w:lang w:val="vi-VN"/>
         </w:rPr>
-        <w:t>Bên B</w:t>
+        <w:t xml:space="preserve">Bên B</w:t>
       </w:r>
       <w:r>
         <w:rPr>
@@ -4461,7 +4461,7 @@
           <w:sz w:val="26"/>
           <w:szCs w:val="26"/>
         </w:rPr>
-        <w:t>Bên B</w:t>
+        <w:t xml:space="preserve">Bên B</w:t>
       </w:r>
       <w:r>
         <w:rPr>
@@ -4504,7 +4504,7 @@
           <w:sz w:val="26"/>
           <w:szCs w:val="26"/>
         </w:rPr>
-        <w:t>phẩm nếu sản phẩm bị hư hỏng trong quá trình vận chuyển hoặc không đáp ứng tiêu chuẩn chất lượng được hai Bên thỏa thuận tại Hợp đồng này.</w:t>
+        <w:t xml:space="preserve">phẩm nếu sản phẩm bị hư hỏng trong quá trình vận chuyển hoặc không đáp ứng tiêu chuẩn chất lượng được hai Bên thỏa thuận tại Hợp đồng này.</w:t>
       </w:r>
     </w:p>
     <w:p>
@@ -4545,7 +4545,7 @@
           <w:sz w:val="26"/>
           <w:szCs w:val="26"/>
         </w:rPr>
-        <w:t>7</w:t>
+        <w:t xml:space="preserve">7</w:t>
       </w:r>
       <w:r>
         <w:rPr>
@@ -4569,7 +4569,7 @@
           <w:szCs w:val="26"/>
           <w:lang w:val="vi-VN"/>
         </w:rPr>
-        <w:t>Bên B</w:t>
+        <w:t xml:space="preserve">Bên B</w:t>
       </w:r>
       <w:r>
         <w:rPr>
@@ -4581,7 +4581,7 @@
           <w:szCs w:val="26"/>
           <w:lang w:val="vi-VN"/>
         </w:rPr>
-        <w:t>:</w:t>
+        <w:t xml:space="preserve">:</w:t>
       </w:r>
       <w:r>
         <w:rPr>
@@ -4623,7 +4623,7 @@
           <w:szCs w:val="26"/>
           <w:lang w:val="pt-BR"/>
         </w:rPr>
-        <w:t>-</w:t>
+        <w:t xml:space="preserve">-</w:t>
       </w:r>
       <w:r>
         <w:rPr>
@@ -4645,7 +4645,7 @@
           <w:szCs w:val="26"/>
           <w:lang w:val="pt-BR"/>
         </w:rPr>
-        <w:t>Đảm bảo cung cấp</w:t>
+        <w:t xml:space="preserve">Đảm bảo cung cấp</w:t>
       </w:r>
       <w:r>
         <w:rPr>
@@ -4675,7 +4675,7 @@
           <w:szCs w:val="26"/>
           <w:lang w:val="pt-BR"/>
         </w:rPr>
-        <w:t>q</w:t>
+        <w:t xml:space="preserve">q</w:t>
       </w:r>
       <w:r>
         <w:rPr>
@@ -4685,7 +4685,7 @@
           <w:szCs w:val="26"/>
           <w:lang w:val="pt-BR"/>
         </w:rPr>
-        <w:t>uy định tại Điều 1 của Hợp đồng</w:t>
+        <w:t xml:space="preserve">uy định tại Điều 1 của Hợp đồng</w:t>
       </w:r>
       <w:r>
         <w:rPr>
@@ -4695,7 +4695,7 @@
           <w:szCs w:val="26"/>
           <w:lang w:val="pt-BR"/>
         </w:rPr>
-        <w:t>.</w:t>
+        <w:t xml:space="preserve">.</w:t>
       </w:r>
     </w:p>
     <w:p>
@@ -4746,7 +4746,7 @@
           <w:szCs w:val="26"/>
           <w:lang w:val="pt-BR"/>
         </w:rPr>
-        <w:t>thực hiện gói thầu</w:t>
+        <w:t xml:space="preserve">thực hiện gói thầu</w:t>
       </w:r>
       <w:r>
         <w:rPr>
@@ -4776,7 +4776,7 @@
           <w:szCs w:val="26"/>
           <w:lang w:val="pt-BR"/>
         </w:rPr>
-        <w:t>i</w:t>
+        <w:t xml:space="preserve">i</w:t>
       </w:r>
       <w:r>
         <w:rPr>
@@ -4786,7 +4786,7 @@
           <w:szCs w:val="26"/>
           <w:lang w:val="pt-BR"/>
         </w:rPr>
-        <w:t>ều 5 của Hợp đồng này</w:t>
+        <w:t xml:space="preserve">ều 5 của Hợp đồng này</w:t>
       </w:r>
       <w:r>
         <w:rPr>
@@ -4796,7 +4796,7 @@
           <w:szCs w:val="26"/>
           <w:lang w:val="pt-BR"/>
         </w:rPr>
-        <w:t>.</w:t>
+        <w:t xml:space="preserve">.</w:t>
       </w:r>
     </w:p>
     <w:p>
@@ -4843,7 +4843,7 @@
           <w:sz w:val="26"/>
           <w:szCs w:val="26"/>
         </w:rPr>
-        <w:t>yêu cầu</w:t>
+        <w:t xml:space="preserve">yêu cầu</w:t>
       </w:r>
       <w:r>
         <w:rPr>
@@ -4861,7 +4861,7 @@
           <w:sz w:val="26"/>
           <w:szCs w:val="26"/>
         </w:rPr>
-        <w:t>10</w:t>
+        <w:t xml:space="preserve">10</w:t>
       </w:r>
       <w:r>
         <w:rPr>
@@ -4879,16 +4879,16 @@
           <w:sz w:val="26"/>
           <w:szCs w:val="26"/>
         </w:rPr>
-        <w:t>Bên A</w:t>
-      </w:r>
-      <w:r>
-        <w:rPr>
-          <w:rFonts w:ascii="Times New Roman" w:eastAsia="Times New Roman" w:hAnsi="Times New Roman" w:cs="Times New Roman"/>
-          <w:color w:val="000000" w:themeColor="text1"/>
-          <w:sz w:val="26"/>
-          <w:szCs w:val="26"/>
-        </w:rPr>
-        <w:t>.</w:t>
+        <w:t xml:space="preserve">Bên A</w:t>
+      </w:r>
+      <w:r>
+        <w:rPr>
+          <w:rFonts w:ascii="Times New Roman" w:eastAsia="Times New Roman" w:hAnsi="Times New Roman" w:cs="Times New Roman"/>
+          <w:color w:val="000000" w:themeColor="text1"/>
+          <w:sz w:val="26"/>
+          <w:szCs w:val="26"/>
+        </w:rPr>
+        <w:t xml:space="preserve">.</w:t>
       </w:r>
       <w:r>
         <w:rPr>
@@ -4944,7 +4944,7 @@
           <w:sz w:val="26"/>
           <w:szCs w:val="26"/>
         </w:rPr>
-        <w:t>Bên B</w:t>
+        <w:t xml:space="preserve">Bên B</w:t>
       </w:r>
       <w:r>
         <w:rPr>
@@ -4962,7 +4962,7 @@
           <w:sz w:val="26"/>
           <w:szCs w:val="26"/>
         </w:rPr>
-        <w:t>Bên B</w:t>
+        <w:t xml:space="preserve">Bên B</w:t>
       </w:r>
       <w:r>
         <w:rPr>
@@ -4980,7 +4980,7 @@
           <w:sz w:val="26"/>
           <w:szCs w:val="26"/>
         </w:rPr>
-        <w:t>Bên A</w:t>
+        <w:t xml:space="preserve">Bên A</w:t>
       </w:r>
       <w:r>
         <w:rPr>
@@ -4998,7 +4998,7 @@
           <w:sz w:val="26"/>
           <w:szCs w:val="26"/>
         </w:rPr>
-        <w:t>Bên A</w:t>
+        <w:t xml:space="preserve">Bên A</w:t>
       </w:r>
       <w:r>
         <w:rPr>
@@ -5053,7 +5053,7 @@
           <w:sz w:val="26"/>
           <w:szCs w:val="26"/>
         </w:rPr>
-        <w:t>Bên B</w:t>
+        <w:t xml:space="preserve">Bên B</w:t>
       </w:r>
       <w:r>
         <w:rPr>
@@ -5108,7 +5108,7 @@
           <w:sz w:val="26"/>
           <w:szCs w:val="26"/>
         </w:rPr>
-        <w:t>Bên A</w:t>
+        <w:t xml:space="preserve">Bên A</w:t>
       </w:r>
       <w:r>
         <w:rPr>
@@ -5154,7 +5154,7 @@
           <w:sz w:val="26"/>
           <w:szCs w:val="26"/>
         </w:rPr>
-        <w:t>Các quyền và nghĩa vụ khác theo quy định tại Hợp đồng này và quy định pháp luật có liên quan.</w:t>
+        <w:t xml:space="preserve">Các quyền và nghĩa vụ khác theo quy định tại Hợp đồng này và quy định pháp luật có liên quan.</w:t>
       </w:r>
     </w:p>
     <w:p>
@@ -5192,7 +5192,7 @@
           <w:sz w:val="26"/>
           <w:szCs w:val="26"/>
         </w:rPr>
-        <w:t>Bên A</w:t>
+        <w:t xml:space="preserve">Bên A</w:t>
       </w:r>
       <w:r>
         <w:rPr>
@@ -5210,7 +5210,7 @@
           <w:sz w:val="26"/>
           <w:szCs w:val="26"/>
         </w:rPr>
-        <w:t>Bên A</w:t>
+        <w:t xml:space="preserve">Bên A</w:t>
       </w:r>
       <w:r>
         <w:rPr>
@@ -5228,7 +5228,7 @@
           <w:sz w:val="26"/>
           <w:szCs w:val="26"/>
         </w:rPr>
-        <w:t>Bên A</w:t>
+        <w:t xml:space="preserve">Bên A</w:t>
       </w:r>
       <w:r>
         <w:rPr>
@@ -5246,7 +5246,7 @@
           <w:sz w:val="26"/>
           <w:szCs w:val="26"/>
         </w:rPr>
-        <w:t>Bên A</w:t>
+        <w:t xml:space="preserve">Bên A</w:t>
       </w:r>
       <w:r>
         <w:rPr>
@@ -5305,7 +5305,7 @@
           <w:szCs w:val="26"/>
           <w:lang w:val="pt-BR"/>
         </w:rPr>
-        <w:t>Bên A</w:t>
+        <w:t xml:space="preserve">Bên A</w:t>
       </w:r>
       <w:r>
         <w:rPr>
@@ -5352,7 +5352,7 @@
           <w:szCs w:val="26"/>
           <w:lang w:val="nl-NL"/>
         </w:rPr>
-        <w:t>8</w:t>
+        <w:t xml:space="preserve">8</w:t>
       </w:r>
       <w:r>
         <w:rPr>
@@ -5363,7 +5363,7 @@
           <w:szCs w:val="26"/>
           <w:lang w:val="nl-NL"/>
         </w:rPr>
-        <w:t>. Hiệu chỉnh, bổ sung hợp đồng</w:t>
+        <w:t xml:space="preserve">. Hiệu chỉnh, bổ sung hợp đồng</w:t>
       </w:r>
       <w:r>
         <w:rPr>
@@ -5374,7 +5374,7 @@
           <w:szCs w:val="26"/>
           <w:lang w:val="nl-NL"/>
         </w:rPr>
-        <w:t>:</w:t>
+        <w:t xml:space="preserve">:</w:t>
       </w:r>
     </w:p>
     <w:p>
@@ -5398,7 +5398,7 @@
           <w:szCs w:val="26"/>
           <w:lang w:val="nl-NL"/>
         </w:rPr>
-        <w:t>1. Việc hiệu chỉnh, bổ sung hợp đồng có thể được thực hiện trong các trường hợp sau:</w:t>
+        <w:t xml:space="preserve">1. Việc hiệu chỉnh, bổ sung hợp đồng có thể được thực hiện trong các trường hợp sau:</w:t>
       </w:r>
     </w:p>
     <w:p>
@@ -5432,17 +5432,17 @@
           <w:szCs w:val="26"/>
           <w:lang w:val="nl-NL"/>
         </w:rPr>
-        <w:t>gói thầu</w:t>
-      </w:r>
-      <w:r>
-        <w:rPr>
-          <w:rFonts w:ascii="Times New Roman" w:hAnsi="Times New Roman" w:cs="Times New Roman"/>
-          <w:color w:val="000000" w:themeColor="text1"/>
-          <w:sz w:val="26"/>
-          <w:szCs w:val="26"/>
-          <w:lang w:val="nl-NL"/>
-        </w:rPr>
-        <w:t>;</w:t>
+        <w:t xml:space="preserve">gói thầu</w:t>
+      </w:r>
+      <w:r>
+        <w:rPr>
+          <w:rFonts w:ascii="Times New Roman" w:hAnsi="Times New Roman" w:cs="Times New Roman"/>
+          <w:color w:val="000000" w:themeColor="text1"/>
+          <w:sz w:val="26"/>
+          <w:szCs w:val="26"/>
+          <w:lang w:val="nl-NL"/>
+        </w:rPr>
+        <w:t xml:space="preserve">;</w:t>
       </w:r>
     </w:p>
     <w:p>
@@ -5466,7 +5466,7 @@
           <w:szCs w:val="26"/>
           <w:lang w:val="nl-NL"/>
         </w:rPr>
-        <w:t>b) Phần việc phát sinh ngoài hợp đồng.</w:t>
+        <w:t xml:space="preserve">b) Phần việc phát sinh ngoài hợp đồng.</w:t>
       </w:r>
     </w:p>
     <w:p>
@@ -5500,7 +5500,7 @@
           <w:szCs w:val="26"/>
           <w:lang w:val="nl-NL"/>
         </w:rPr>
-        <w:t>Bên A</w:t>
+        <w:t xml:space="preserve">Bên A</w:t>
       </w:r>
       <w:r>
         <w:rPr>
@@ -5520,17 +5520,17 @@
           <w:szCs w:val="26"/>
           <w:lang w:val="nl-NL"/>
         </w:rPr>
-        <w:t>Bên B</w:t>
-      </w:r>
-      <w:r>
-        <w:rPr>
-          <w:rFonts w:ascii="Times New Roman" w:hAnsi="Times New Roman" w:cs="Times New Roman"/>
-          <w:color w:val="000000" w:themeColor="text1"/>
-          <w:sz w:val="26"/>
-          <w:szCs w:val="26"/>
-          <w:lang w:val="nl-NL"/>
-        </w:rPr>
-        <w:t xml:space="preserve"> sẽ tiến hành thảo thương để làm cơ sở ký kết phụ lục bổ sung hợp đồng trong trường hợp hiệu chỉnh, bổ sung hợp đồng.  </w:t>
+        <w:t xml:space="preserve">Bên B</w:t>
+      </w:r>
+      <w:r>
+        <w:rPr>
+          <w:rFonts w:ascii="Times New Roman" w:hAnsi="Times New Roman" w:cs="Times New Roman"/>
+          <w:color w:val="000000" w:themeColor="text1"/>
+          <w:sz w:val="26"/>
+          <w:szCs w:val="26"/>
+          <w:lang w:val="nl-NL"/>
+        </w:rPr>
+        <w:t xml:space="preserve"> sẽ tiến hành thảo thương để làm cơ sở ký kết phụ lục bổ sung hợp đồng trong trường hợp hiệu chỉnh, bổ sung hợp đồng. </w:t>
       </w:r>
     </w:p>
     <w:p>
@@ -5566,7 +5566,7 @@
           <w:szCs w:val="26"/>
           <w:lang w:val="nl-NL"/>
         </w:rPr>
-        <w:t>9</w:t>
+        <w:t xml:space="preserve">9</w:t>
       </w:r>
       <w:r>
         <w:rPr>
@@ -5577,7 +5577,7 @@
           <w:szCs w:val="26"/>
           <w:lang w:val="nl-NL"/>
         </w:rPr>
-        <w:t>. Chấm dứt hợp đồng</w:t>
+        <w:t xml:space="preserve">. Chấm dứt hợp đồng</w:t>
       </w:r>
       <w:r>
         <w:rPr>
@@ -5588,7 +5588,7 @@
           <w:szCs w:val="26"/>
           <w:lang w:val="nl-NL"/>
         </w:rPr>
-        <w:t>:</w:t>
+        <w:t xml:space="preserve">:</w:t>
       </w:r>
     </w:p>
     <w:p>
@@ -5622,7 +5622,7 @@
           <w:szCs w:val="26"/>
           <w:lang w:val="nl-NL"/>
         </w:rPr>
-        <w:t>Bên A</w:t>
+        <w:t xml:space="preserve">Bên A</w:t>
       </w:r>
       <w:r>
         <w:rPr>
@@ -5642,7 +5642,7 @@
           <w:szCs w:val="26"/>
           <w:lang w:val="nl-NL"/>
         </w:rPr>
-        <w:t>Bên B</w:t>
+        <w:t xml:space="preserve">Bên B</w:t>
       </w:r>
       <w:r>
         <w:rPr>
@@ -5706,7 +5706,7 @@
           <w:szCs w:val="26"/>
           <w:lang w:val="nl-NL"/>
         </w:rPr>
-        <w:t>Bên B</w:t>
+        <w:t xml:space="preserve">Bên B</w:t>
       </w:r>
       <w:r>
         <w:rPr>
@@ -5726,7 +5726,7 @@
           <w:szCs w:val="26"/>
           <w:lang w:val="nl-NL"/>
         </w:rPr>
-        <w:t>Bên A</w:t>
+        <w:t xml:space="preserve">Bên A</w:t>
       </w:r>
       <w:r>
         <w:rPr>
@@ -5770,7 +5770,7 @@
           <w:szCs w:val="26"/>
           <w:lang w:val="nl-NL"/>
         </w:rPr>
-        <w:t>Bên B</w:t>
+        <w:t xml:space="preserve">Bên B</w:t>
       </w:r>
       <w:r>
         <w:rPr>
@@ -5814,7 +5814,7 @@
           <w:szCs w:val="26"/>
           <w:lang w:val="nl-NL"/>
         </w:rPr>
-        <w:t>Bên A</w:t>
+        <w:t xml:space="preserve">Bên A</w:t>
       </w:r>
       <w:r>
         <w:rPr>
@@ -5834,7 +5834,7 @@
           <w:szCs w:val="26"/>
           <w:lang w:val="nl-NL"/>
         </w:rPr>
-        <w:t>Bên A</w:t>
+        <w:t xml:space="preserve">Bên A</w:t>
       </w:r>
       <w:r>
         <w:rPr>
@@ -5854,7 +5854,7 @@
           <w:szCs w:val="26"/>
           <w:lang w:val="nl-NL"/>
         </w:rPr>
-        <w:t>Bên B</w:t>
+        <w:t xml:space="preserve">Bên B</w:t>
       </w:r>
       <w:r>
         <w:rPr>
@@ -5874,7 +5874,7 @@
           <w:szCs w:val="26"/>
           <w:lang w:val="nl-NL"/>
         </w:rPr>
-        <w:t>Bên B</w:t>
+        <w:t xml:space="preserve">Bên B</w:t>
       </w:r>
       <w:r>
         <w:rPr>
@@ -5894,7 +5894,7 @@
           <w:szCs w:val="26"/>
           <w:lang w:val="nl-NL"/>
         </w:rPr>
-        <w:t>Bên A</w:t>
+        <w:t xml:space="preserve">Bên A</w:t>
       </w:r>
       <w:r>
         <w:rPr>
@@ -5914,7 +5914,7 @@
           <w:szCs w:val="26"/>
           <w:lang w:val="nl-NL"/>
         </w:rPr>
-        <w:t>Bên B</w:t>
+        <w:t xml:space="preserve">Bên B</w:t>
       </w:r>
       <w:r>
         <w:rPr>
@@ -5958,7 +5958,7 @@
           <w:szCs w:val="26"/>
           <w:lang w:val="nl-NL"/>
         </w:rPr>
-        <w:t>Bên A</w:t>
+        <w:t xml:space="preserve">Bên A</w:t>
       </w:r>
       <w:r>
         <w:rPr>
@@ -5978,7 +5978,7 @@
           <w:szCs w:val="26"/>
           <w:lang w:val="nl-NL"/>
         </w:rPr>
-        <w:t>Bên A</w:t>
+        <w:t xml:space="preserve">Bên A</w:t>
       </w:r>
       <w:r>
         <w:rPr>
@@ -5998,7 +5998,7 @@
           <w:szCs w:val="26"/>
           <w:lang w:val="nl-NL"/>
         </w:rPr>
-        <w:t>Bên A</w:t>
+        <w:t xml:space="preserve">Bên A</w:t>
       </w:r>
       <w:r>
         <w:rPr>
@@ -6034,7 +6034,7 @@
           <w:szCs w:val="26"/>
           <w:lang w:val="nl-NL"/>
         </w:rPr>
-        <w:t>Điều 1</w:t>
+        <w:t xml:space="preserve">Điều 1</w:t>
       </w:r>
       <w:r>
         <w:rPr>
@@ -6045,7 +6045,7 @@
           <w:szCs w:val="26"/>
           <w:lang w:val="nl-NL"/>
         </w:rPr>
-        <w:t>0</w:t>
+        <w:t xml:space="preserve">0</w:t>
       </w:r>
       <w:r>
         <w:rPr>
@@ -6056,7 +6056,7 @@
           <w:szCs w:val="26"/>
           <w:lang w:val="nl-NL"/>
         </w:rPr>
-        <w:t>. Tính hợp lệ của hàng hoá:</w:t>
+        <w:t xml:space="preserve">. Tính hợp lệ của hàng hoá:</w:t>
       </w:r>
     </w:p>
     <w:p>
@@ -6080,7 +6080,7 @@
           <w:szCs w:val="26"/>
           <w:lang w:val="nl-NL"/>
         </w:rPr>
-        <w:t>Bên B</w:t>
+        <w:t xml:space="preserve">Bên B</w:t>
       </w:r>
       <w:r>
         <w:rPr>
@@ -6120,7 +6120,7 @@
           <w:szCs w:val="26"/>
           <w:lang w:val="pt-BR"/>
         </w:rPr>
-        <w:t>- Chất lượng hàng hoá phải đảm bảo đúng mẫu mã, chủng loại, đủ số lượng, đúng quy cách, đúng tính năng kỹ thuật, đúng nhà sản xuất Quy định tại Điều 1 của Hợp đồng</w:t>
+        <w:t xml:space="preserve">- Chất lượng hàng hoá phải đảm bảo đúng mẫu mã, chủng loại, đủ số lượng, đúng quy cách, đúng tính năng kỹ thuật, đúng nhà sản xuất Quy định tại Điều 1 của Hợp đồng</w:t>
       </w:r>
       <w:r>
         <w:rPr>
@@ -6130,7 +6130,7 @@
           <w:szCs w:val="26"/>
           <w:lang w:val="pt-BR"/>
         </w:rPr>
-        <w:t>.</w:t>
+        <w:t xml:space="preserve">.</w:t>
       </w:r>
     </w:p>
     <w:p>
@@ -6156,7 +6156,7 @@
           <w:szCs w:val="26"/>
           <w:lang w:val="nl-NL"/>
         </w:rPr>
-        <w:t>Điều 1</w:t>
+        <w:t xml:space="preserve">Điều 1</w:t>
       </w:r>
       <w:r>
         <w:rPr>
@@ -6167,7 +6167,7 @@
           <w:szCs w:val="26"/>
           <w:lang w:val="nl-NL"/>
         </w:rPr>
-        <w:t>1</w:t>
+        <w:t xml:space="preserve">1</w:t>
       </w:r>
       <w:r>
         <w:rPr>
@@ -6178,7 +6178,7 @@
           <w:szCs w:val="26"/>
           <w:lang w:val="nl-NL"/>
         </w:rPr>
-        <w:t>. Cung cấp, vận chuyển, kiểm tra và thử nghiệm hàng hoá:</w:t>
+        <w:t xml:space="preserve">. Cung cấp, vận chuyển, kiểm tra và thử nghiệm hàng hoá:</w:t>
       </w:r>
     </w:p>
     <w:p>
@@ -6214,7 +6214,7 @@
           <w:szCs w:val="26"/>
           <w:lang w:val="nl-NL"/>
         </w:rPr>
-        <w:t>Bên B</w:t>
+        <w:t xml:space="preserve">Bên B</w:t>
       </w:r>
       <w:r>
         <w:rPr>
@@ -6235,7 +6235,7 @@
           <w:szCs w:val="26"/>
           <w:lang w:val="it-IT"/>
         </w:rPr>
-        <w:t>cung cấp hàng hóa có nguồn gốc xuất xứ rõ ràng, hợp pháp</w:t>
+        <w:t xml:space="preserve">cung cấp hàng hóa có nguồn gốc xuất xứ rõ ràng, hợp pháp</w:t>
       </w:r>
       <w:r>
         <w:rPr>
@@ -6272,7 +6272,7 @@
           <w:szCs w:val="26"/>
           <w:lang w:val="it-IT"/>
         </w:rPr>
-        <w:t>- Hàng hoá</w:t>
+        <w:t xml:space="preserve">- Hàng hoá</w:t>
       </w:r>
       <w:r>
         <w:rPr>
@@ -6321,7 +6321,7 @@
           <w:szCs w:val="26"/>
           <w:lang w:val="it-IT"/>
         </w:rPr>
-        <w:t>- Có tài liệu kỹ thuật hoặc Catalogue thể hiện đầy đủ thông số kỹ thuật, hướng dẫn sử dụng đối với các thiết bị chính và các giấy tờ</w:t>
+        <w:t xml:space="preserve">- Có tài liệu kỹ thuật hoặc Catalogue thể hiện đầy đủ thông số kỹ thuật, hướng dẫn sử dụng đối với các thiết bị chính và các giấy tờ</w:t>
       </w:r>
       <w:r>
         <w:rPr>
@@ -6371,7 +6371,7 @@
           <w:lang w:val="it-IT"/>
         </w:rPr>
         <w:lastRenderedPageBreak/>
-        <w:t>- Có tài liệu chứng minh rõ nguồn gốc, xuất xứ của hàng hoá theo quy định hiện hành.</w:t>
+        <w:t xml:space="preserve">- Có tài liệu chứng minh rõ nguồn gốc, xuất xứ của hàng hoá theo quy định hiện hành.</w:t>
       </w:r>
     </w:p>
     <w:p>
@@ -6405,7 +6405,7 @@
           <w:szCs w:val="26"/>
           <w:lang w:val="nl-NL"/>
         </w:rPr>
-        <w:t>Bên A</w:t>
+        <w:t xml:space="preserve">Bên A</w:t>
       </w:r>
       <w:r>
         <w:rPr>
@@ -6425,7 +6425,7 @@
           <w:szCs w:val="26"/>
           <w:lang w:val="nl-NL"/>
         </w:rPr>
-        <w:t>Bên A</w:t>
+        <w:t xml:space="preserve">Bên A</w:t>
       </w:r>
       <w:r>
         <w:rPr>
@@ -6445,7 +6445,7 @@
           <w:szCs w:val="26"/>
           <w:lang w:val="nl-NL"/>
         </w:rPr>
-        <w:t>Bên A</w:t>
+        <w:t xml:space="preserve">Bên A</w:t>
       </w:r>
       <w:r>
         <w:rPr>
@@ -6465,7 +6465,7 @@
           <w:szCs w:val="26"/>
           <w:lang w:val="nl-NL"/>
         </w:rPr>
-        <w:t>Bên A</w:t>
+        <w:t xml:space="preserve">Bên A</w:t>
       </w:r>
       <w:r>
         <w:rPr>
@@ -6485,7 +6485,7 @@
           <w:szCs w:val="26"/>
           <w:lang w:val="nl-NL"/>
         </w:rPr>
-        <w:t>Bên B</w:t>
+        <w:t xml:space="preserve">Bên B</w:t>
       </w:r>
       <w:r>
         <w:rPr>
@@ -6505,7 +6505,7 @@
           <w:szCs w:val="26"/>
           <w:lang w:val="nl-NL"/>
         </w:rPr>
-        <w:t>Bên B</w:t>
+        <w:t xml:space="preserve">Bên B</w:t>
       </w:r>
       <w:r>
         <w:rPr>
@@ -6525,7 +6525,7 @@
           <w:szCs w:val="26"/>
           <w:lang w:val="nl-NL"/>
         </w:rPr>
-        <w:t>Bên A</w:t>
+        <w:t xml:space="preserve">Bên A</w:t>
       </w:r>
       <w:r>
         <w:rPr>
@@ -6565,7 +6565,7 @@
           <w:szCs w:val="26"/>
           <w:lang w:val="nl-NL"/>
         </w:rPr>
-        <w:t>Bên B</w:t>
+        <w:t xml:space="preserve">Bên B</w:t>
       </w:r>
       <w:r>
         <w:rPr>
@@ -6585,7 +6585,7 @@
           <w:szCs w:val="26"/>
           <w:lang w:val="nl-NL"/>
         </w:rPr>
-        <w:t>Bên A</w:t>
+        <w:t xml:space="preserve">Bên A</w:t>
       </w:r>
       <w:r>
         <w:rPr>
@@ -6605,17 +6605,17 @@
           <w:szCs w:val="26"/>
           <w:lang w:val="nl-NL"/>
         </w:rPr>
-        <w:t>Bên B</w:t>
-      </w:r>
-      <w:r>
-        <w:rPr>
-          <w:rFonts w:ascii="Times New Roman" w:hAnsi="Times New Roman" w:cs="Times New Roman"/>
-          <w:color w:val="000000" w:themeColor="text1"/>
-          <w:sz w:val="26"/>
-          <w:szCs w:val="26"/>
-          <w:lang w:val="nl-NL"/>
-        </w:rPr>
-        <w:t>.</w:t>
+        <w:t xml:space="preserve">Bên B</w:t>
+      </w:r>
+      <w:r>
+        <w:rPr>
+          <w:rFonts w:ascii="Times New Roman" w:hAnsi="Times New Roman" w:cs="Times New Roman"/>
+          <w:color w:val="000000" w:themeColor="text1"/>
+          <w:sz w:val="26"/>
+          <w:szCs w:val="26"/>
+          <w:lang w:val="nl-NL"/>
+        </w:rPr>
+        <w:t xml:space="preserve">.</w:t>
       </w:r>
     </w:p>
     <w:p>
@@ -6649,7 +6649,7 @@
           <w:szCs w:val="26"/>
           <w:lang w:val="nl-NL"/>
         </w:rPr>
-        <w:t>T</w:t>
+        <w:t xml:space="preserve">T</w:t>
       </w:r>
       <w:r>
         <w:rPr>
@@ -6669,7 +6669,7 @@
           <w:szCs w:val="26"/>
           <w:lang w:val="nl-NL"/>
         </w:rPr>
-        <w:t>Đ</w:t>
+        <w:t xml:space="preserve">Đ</w:t>
       </w:r>
       <w:r>
         <w:rPr>
@@ -6679,7 +6679,7 @@
           <w:szCs w:val="26"/>
           <w:lang w:val="nl-NL"/>
         </w:rPr>
-        <w:t>a khoa tỉnh Phú Thọ</w:t>
+        <w:t xml:space="preserve">a khoa tỉnh Phú Thọ</w:t>
       </w:r>
       <w:r>
         <w:rPr>
@@ -6713,7 +6713,7 @@
           <w:sz w:val="26"/>
           <w:szCs w:val="26"/>
         </w:rPr>
-        <w:t>Đường Nguyễn Tất Thành, Phường Việt Trì, Tỉnh Phú Thọ)</w:t>
+        <w:t xml:space="preserve">Đường Nguyễn Tất Thành, Phường Việt Trì, Tỉnh Phú Thọ)</w:t>
       </w:r>
       <w:r>
         <w:rPr>
@@ -6723,7 +6723,7 @@
           <w:szCs w:val="26"/>
           <w:lang w:val="nl-NL"/>
         </w:rPr>
-        <w:t>.</w:t>
+        <w:t xml:space="preserve">.</w:t>
       </w:r>
     </w:p>
     <w:p>
@@ -6748,7 +6748,7 @@
           <w:szCs w:val="26"/>
           <w:lang w:val="nl-NL"/>
         </w:rPr>
-        <w:t>Điều 1</w:t>
+        <w:t xml:space="preserve">Điều 1</w:t>
       </w:r>
       <w:r>
         <w:rPr>
@@ -6759,7 +6759,7 @@
           <w:szCs w:val="26"/>
           <w:lang w:val="nl-NL"/>
         </w:rPr>
-        <w:t>2</w:t>
+        <w:t xml:space="preserve">2</w:t>
       </w:r>
       <w:r>
         <w:rPr>
@@ -6770,7 +6770,7 @@
           <w:szCs w:val="26"/>
           <w:lang w:val="nl-NL"/>
         </w:rPr>
-        <w:t>. Bảo hành:</w:t>
+        <w:t xml:space="preserve">. Bảo hành:</w:t>
       </w:r>
     </w:p>
     <w:p>
@@ -6796,7 +6796,7 @@
           <w:szCs w:val="26"/>
           <w:lang w:val="nl-NL"/>
         </w:rPr>
-        <w:t>Bên B</w:t>
+        <w:t xml:space="preserve">Bên B</w:t>
       </w:r>
       <w:r>
         <w:rPr>
@@ -6818,7 +6818,7 @@
           <w:szCs w:val="26"/>
           <w:lang w:val="nl-NL"/>
         </w:rPr>
-        <w:t>a</w:t>
+        <w:t xml:space="preserve">a</w:t>
       </w:r>
       <w:r>
         <w:rPr>
@@ -6851,7 +6851,7 @@
           <w:szCs w:val="26"/>
           <w:lang w:val="nl-NL"/>
         </w:rPr>
-        <w:t>t</w:t>
+        <w:t xml:space="preserve">t</w:t>
       </w:r>
       <w:r>
         <w:rPr>
@@ -6873,7 +6873,7 @@
           <w:szCs w:val="26"/>
           <w:lang w:val="nl-NL"/>
         </w:rPr>
-        <w:t>____</w:t>
+        <w:t xml:space="preserve">____</w:t>
       </w:r>
       <w:r>
         <w:rPr>
@@ -6906,7 +6906,7 @@
           <w:szCs w:val="26"/>
           <w:lang w:val="nl-NL"/>
         </w:rPr>
-        <w:t>Bên A</w:t>
+        <w:t xml:space="preserve">Bên A</w:t>
       </w:r>
       <w:r>
         <w:rPr>
@@ -6917,7 +6917,7 @@
           <w:szCs w:val="26"/>
           <w:lang w:val="nl-NL"/>
         </w:rPr>
-        <w:t>.</w:t>
+        <w:t xml:space="preserve">.</w:t>
       </w:r>
       <w:r>
         <w:rPr>
@@ -6939,7 +6939,7 @@
           <w:szCs w:val="26"/>
           <w:lang w:val="nl-NL"/>
         </w:rPr>
-        <w:t>Bên B</w:t>
+        <w:t xml:space="preserve">Bên B</w:t>
       </w:r>
       <w:r>
         <w:rPr>
@@ -6974,7 +6974,7 @@
           <w:sz w:val="26"/>
           <w:szCs w:val="26"/>
         </w:rPr>
-        <w:t>Điều 1</w:t>
+        <w:t xml:space="preserve">Điều 1</w:t>
       </w:r>
       <w:r>
         <w:rPr>
@@ -6984,7 +6984,7 @@
           <w:sz w:val="26"/>
           <w:szCs w:val="26"/>
         </w:rPr>
-        <w:t>3</w:t>
+        <w:t xml:space="preserve">3</w:t>
       </w:r>
       <w:r>
         <w:rPr>
@@ -6994,16 +6994,16 @@
           <w:sz w:val="26"/>
           <w:szCs w:val="26"/>
         </w:rPr>
-        <w:t>: Sự kiện bất khả kháng</w:t>
-      </w:r>
-      <w:r>
-        <w:rPr>
-          <w:rFonts w:ascii="Times New Roman" w:eastAsia="Times New Roman" w:hAnsi="Times New Roman" w:cs="Times New Roman"/>
-          <w:color w:val="000000" w:themeColor="text1"/>
-          <w:sz w:val="26"/>
-          <w:szCs w:val="26"/>
-        </w:rPr>
-        <w:t xml:space="preserve">  </w:t>
+        <w:t xml:space="preserve">: Sự kiện bất khả kháng</w:t>
+      </w:r>
+      <w:r>
+        <w:rPr>
+          <w:rFonts w:ascii="Times New Roman" w:eastAsia="Times New Roman" w:hAnsi="Times New Roman" w:cs="Times New Roman"/>
+          <w:color w:val="000000" w:themeColor="text1"/>
+          <w:sz w:val="26"/>
+          <w:szCs w:val="26"/>
+        </w:rPr>
+        <w:t xml:space="preserve"> </w:t>
       </w:r>
     </w:p>
     <w:p>
@@ -7026,7 +7026,7 @@
           <w:sz w:val="26"/>
           <w:szCs w:val="26"/>
         </w:rPr>
-        <w:t>1. Các Bên nhất trí thỏa thuận rằng các sự kiện xảy ra một cách khách quan không thể lường trước được và không thể khắc phục được mặc dù đã áp dụng mọi biện pháp cần thiết và khả năng cho phép sẽ được coi là sự kiện bất khả kháng bao gồm các sự kiện như:</w:t>
+        <w:t xml:space="preserve">1. Các Bên nhất trí thỏa thuận rằng các sự kiện xảy ra một cách khách quan không thể lường trước được và không thể khắc phục được mặc dù đã áp dụng mọi biện pháp cần thiết và khả năng cho phép sẽ được coi là sự kiện bất khả kháng bao gồm các sự kiện như:</w:t>
       </w:r>
     </w:p>
     <w:p>
@@ -7049,7 +7049,7 @@
           <w:sz w:val="26"/>
           <w:szCs w:val="26"/>
         </w:rPr>
-        <w:t>a) Do chiến tranh có tuyên chiến hoặc không tuyên chiến, bạo loạn, phiến loạn, khởi nghĩa, phá hoại hay rối loạn xã hội, đình công, bệnh dịch, hỏa hoạn, lũ lụt, động đất, bão tố, các thảm họa tự nhiên khác, tình trạng khẩn cấp quốc gia;</w:t>
+        <w:t xml:space="preserve">a) Do chiến tranh có tuyên chiến hoặc không tuyên chiến, bạo loạn, phiến loạn, khởi nghĩa, phá hoại hay rối loạn xã hội, đình công, bệnh dịch, hỏa hoạn, lũ lụt, động đất, bão tố, các thảm họa tự nhiên khác, tình trạng khẩn cấp quốc gia;</w:t>
       </w:r>
     </w:p>
     <w:p>
@@ -7072,7 +7072,7 @@
           <w:sz w:val="26"/>
           <w:szCs w:val="26"/>
         </w:rPr>
-        <w:t>b) Do thay đổi chính sách pháp luật của Nhà nước hoặc do phải thực hiện quy tắc, quy định, quyết định, lệnh hay chỉ thị của Cơ quan có thẩm quyền không do lỗi của các Bên;</w:t>
+        <w:t xml:space="preserve">b) Do thay đổi chính sách pháp luật của Nhà nước hoặc do phải thực hiện quy tắc, quy định, quyết định, lệnh hay chỉ thị của Cơ quan có thẩm quyền không do lỗi của các Bên;</w:t>
       </w:r>
     </w:p>
     <w:p>
@@ -7095,7 +7095,7 @@
           <w:sz w:val="26"/>
           <w:szCs w:val="26"/>
         </w:rPr>
-        <w:t>c) Các trường hợp khác do pháp luật quy định.</w:t>
+        <w:t xml:space="preserve">c) Các trường hợp khác do pháp luật quy định.</w:t>
       </w:r>
       <w:r>
         <w:rPr>
@@ -7146,7 +7146,7 @@
           <w:sz w:val="26"/>
           <w:szCs w:val="26"/>
         </w:rPr>
-        <w:t>nêu trên</w:t>
+        <w:t xml:space="preserve">nêu trên</w:t>
       </w:r>
       <w:r>
         <w:rPr>
@@ -7164,7 +7164,7 @@
           <w:sz w:val="26"/>
           <w:szCs w:val="26"/>
         </w:rPr>
-        <w:t>Bên B</w:t>
+        <w:t xml:space="preserve">Bên B</w:t>
       </w:r>
       <w:r>
         <w:rPr>
@@ -7182,16 +7182,16 @@
           <w:sz w:val="26"/>
           <w:szCs w:val="26"/>
         </w:rPr>
-        <w:t>Bên B</w:t>
-      </w:r>
-      <w:r>
-        <w:rPr>
-          <w:rFonts w:ascii="Times New Roman" w:eastAsia="Times New Roman" w:hAnsi="Times New Roman" w:cs="Times New Roman"/>
-          <w:color w:val="000000" w:themeColor="text1"/>
-          <w:sz w:val="26"/>
-          <w:szCs w:val="26"/>
-        </w:rPr>
-        <w:t>ị tác động của sự kiện bất khả kháng không thể thực hiện nghĩa vụ theo Hợp đồng này.</w:t>
+        <w:t xml:space="preserve">Bên B</w:t>
+      </w:r>
+      <w:r>
+        <w:rPr>
+          <w:rFonts w:ascii="Times New Roman" w:eastAsia="Times New Roman" w:hAnsi="Times New Roman" w:cs="Times New Roman"/>
+          <w:color w:val="000000" w:themeColor="text1"/>
+          <w:sz w:val="26"/>
+          <w:szCs w:val="26"/>
+        </w:rPr>
+        <w:t xml:space="preserve">ị tác động của sự kiện bất khả kháng không thể thực hiện nghĩa vụ theo Hợp đồng này.</w:t>
       </w:r>
     </w:p>
     <w:p>
@@ -7223,7 +7223,7 @@
           <w:sz w:val="26"/>
           <w:szCs w:val="26"/>
         </w:rPr>
-        <w:t>Bên B</w:t>
+        <w:t xml:space="preserve">Bên B</w:t>
       </w:r>
       <w:r>
         <w:rPr>
@@ -7241,7 +7241,7 @@
           <w:sz w:val="26"/>
           <w:szCs w:val="26"/>
         </w:rPr>
-        <w:t>Bên B</w:t>
+        <w:t xml:space="preserve">Bên B</w:t>
       </w:r>
       <w:r>
         <w:rPr>
@@ -7259,7 +7259,7 @@
           <w:sz w:val="26"/>
           <w:szCs w:val="26"/>
         </w:rPr>
-        <w:t>Bên B</w:t>
+        <w:t xml:space="preserve">Bên B</w:t>
       </w:r>
       <w:r>
         <w:rPr>
@@ -7278,7 +7278,7 @@
           <w:szCs w:val="26"/>
         </w:rPr>
         <w:lastRenderedPageBreak/>
-        <w:t xml:space="preserve">hiện nghĩa vụ của mình.  </w:t>
+        <w:t xml:space="preserve">hiện nghĩa vụ của mình. </w:t>
       </w:r>
     </w:p>
     <w:p>
@@ -7310,16 +7310,16 @@
           <w:sz w:val="26"/>
           <w:szCs w:val="26"/>
         </w:rPr>
-        <w:t>Bên B</w:t>
-      </w:r>
-      <w:r>
-        <w:rPr>
-          <w:rFonts w:ascii="Times New Roman" w:eastAsia="Times New Roman" w:hAnsi="Times New Roman" w:cs="Times New Roman"/>
-          <w:color w:val="000000" w:themeColor="text1"/>
-          <w:sz w:val="26"/>
-          <w:szCs w:val="26"/>
-        </w:rPr>
-        <w:t>ị tác động bởi sự kiện bất khả kháng không thể khắc phục được để tiếp tục thực hiện nghĩa vụ của mình trong thời hạn 15 (mười lăm) ngày, kể từ ngày xảy ra sự kiện bất khả kháng và các Bên cũng không có thỏa thuận khác thì một trong các Bên có quyền đơn phương chấm dứt Hợp đồng này. Bên ra quyết định chấm dứt Hợp đồng này phải thông báo cho Bên kia bằng văn bản và việc chấm dứt hợp đồng sẽ có hiệu lực trong vòng 05 (năm) ngày sau khi Bên kia nhận được thông báo. Hai bên cùng nhau thương lượng và thống nhất giải quyết khi chấm dứt Hợp đồng trong trường hợp này.</w:t>
+        <w:t xml:space="preserve">Bên B</w:t>
+      </w:r>
+      <w:r>
+        <w:rPr>
+          <w:rFonts w:ascii="Times New Roman" w:eastAsia="Times New Roman" w:hAnsi="Times New Roman" w:cs="Times New Roman"/>
+          <w:color w:val="000000" w:themeColor="text1"/>
+          <w:sz w:val="26"/>
+          <w:szCs w:val="26"/>
+        </w:rPr>
+        <w:t xml:space="preserve">ị tác động bởi sự kiện bất khả kháng không thể khắc phục được để tiếp tục thực hiện nghĩa vụ của mình trong thời hạn 15 (mười lăm) ngày, kể từ ngày xảy ra sự kiện bất khả kháng và các Bên cũng không có thỏa thuận khác thì một trong các Bên có quyền đơn phương chấm dứt Hợp đồng này. Bên ra quyết định chấm dứt Hợp đồng này phải thông báo cho Bên kia bằng văn bản và việc chấm dứt hợp đồng sẽ có hiệu lực trong vòng 05 (năm) ngày sau khi Bên kia nhận được thông báo. Hai bên cùng nhau thương lượng và thống nhất giải quyết khi chấm dứt Hợp đồng trong trường hợp này.</w:t>
       </w:r>
     </w:p>
     <w:p>
@@ -7344,7 +7344,7 @@
           <w:szCs w:val="26"/>
           <w:lang w:val="nl-NL"/>
         </w:rPr>
-        <w:t>Điều 1</w:t>
+        <w:t xml:space="preserve">Điều 1</w:t>
       </w:r>
       <w:r>
         <w:rPr>
@@ -7355,7 +7355,7 @@
           <w:szCs w:val="26"/>
           <w:lang w:val="nl-NL"/>
         </w:rPr>
-        <w:t>4</w:t>
+        <w:t xml:space="preserve">4</w:t>
       </w:r>
       <w:r>
         <w:rPr>
@@ -7366,7 +7366,7 @@
           <w:szCs w:val="26"/>
           <w:lang w:val="nl-NL"/>
         </w:rPr>
-        <w:t>. Giải quyết tranh chấp hợp đồng:</w:t>
+        <w:t xml:space="preserve">. Giải quyết tranh chấp hợp đồng:</w:t>
       </w:r>
     </w:p>
     <w:p>
@@ -7391,7 +7391,7 @@
           <w:szCs w:val="26"/>
           <w:lang w:val="es-ES"/>
         </w:rPr>
-        <w:t>1. Trong quá trình thực hiện hợp đồng nếu có vấn đề phát sinh, hai bên cùng nhau bàn bạc, thống nhất giải quyết trên tinh thần hợp tác giúp đỡ và phải có ký kết thành văn bản bổ sung hợp đồng, văn bản bổ sung này là thành phần không thể tách rời của hợp đồng.</w:t>
+        <w:t xml:space="preserve">1. Trong quá trình thực hiện hợp đồng nếu có vấn đề phát sinh, hai bên cùng nhau bàn bạc, thống nhất giải quyết trên tinh thần hợp tác giúp đỡ và phải có ký kết thành văn bản bổ sung hợp đồng, văn bản bổ sung này là thành phần không thể tách rời của hợp đồng.</w:t>
       </w:r>
     </w:p>
     <w:p>
@@ -7426,7 +7426,7 @@
           <w:szCs w:val="26"/>
           <w:lang w:val="es-ES"/>
         </w:rPr>
-        <w:t>n</w:t>
+        <w:t xml:space="preserve">n</w:t>
       </w:r>
       <w:r>
         <w:rPr>
@@ -7446,7 +7446,7 @@
           <w:szCs w:val="26"/>
           <w:lang w:val="es-ES"/>
         </w:rPr>
-        <w:t>t</w:t>
+        <w:t xml:space="preserve">t</w:t>
       </w:r>
       <w:r>
         <w:rPr>
@@ -7456,7 +7456,7 @@
           <w:szCs w:val="26"/>
           <w:lang w:val="es-ES"/>
         </w:rPr>
-        <w:t>ỉnh Phú Thọ. Phán quyết của Tòa án là điều kiện bắt buộc để hai bên thực hiện. Mọi chi phí xử lý tranh chấp sẽ do bên thua kiện thanh toán.</w:t>
+        <w:t xml:space="preserve">ỉnh Phú Thọ. Phán quyết của Tòa án là điều kiện bắt buộc để hai bên thực hiện. Mọi chi phí xử lý tranh chấp sẽ do bên thua kiện thanh toán.</w:t>
       </w:r>
     </w:p>
     <w:p>
@@ -7482,7 +7482,7 @@
           <w:szCs w:val="26"/>
           <w:lang w:val="nl-NL"/>
         </w:rPr>
-        <w:t>Điều 1</w:t>
+        <w:t xml:space="preserve">Điều 1</w:t>
       </w:r>
       <w:r>
         <w:rPr>
@@ -7494,7 +7494,7 @@
           <w:szCs w:val="26"/>
           <w:lang w:val="nl-NL"/>
         </w:rPr>
-        <w:t>5</w:t>
+        <w:t xml:space="preserve">5</w:t>
       </w:r>
       <w:r>
         <w:rPr>
@@ -7506,7 +7506,7 @@
           <w:szCs w:val="26"/>
           <w:lang w:val="nl-NL"/>
         </w:rPr>
-        <w:t>. Điều khoản chung:</w:t>
+        <w:t xml:space="preserve">. Điều khoản chung:</w:t>
       </w:r>
     </w:p>
     <w:p>
@@ -7530,7 +7530,7 @@
           <w:szCs w:val="26"/>
           <w:lang w:val="nl-NL"/>
         </w:rPr>
-        <w:t>Hợp đồng này cũng như tất cả các tài liệu, thông tin liên quan đến hợp đồng sẽ được các bên quản lý theo quy định hiện hành của nhà nước về bảo mật.</w:t>
+        <w:t xml:space="preserve">Hợp đồng này cũng như tất cả các tài liệu, thông tin liên quan đến hợp đồng sẽ được các bên quản lý theo quy định hiện hành của nhà nước về bảo mật.</w:t>
       </w:r>
     </w:p>
     <w:p>
@@ -7554,7 +7554,7 @@
           <w:szCs w:val="26"/>
           <w:lang w:val="nl-NL"/>
         </w:rPr>
-        <w:t>Hai bên cam kết thực hiện tốt các điều khoản đã thoả thuận trong hợp đồng.</w:t>
+        <w:t xml:space="preserve">Hai bên cam kết thực hiện tốt các điều khoản đã thoả thuận trong hợp đồng.</w:t>
       </w:r>
     </w:p>
     <w:p>
@@ -7582,7 +7582,7 @@
           <w:szCs w:val="26"/>
           <w:lang w:val="nl-NL"/>
         </w:rPr>
-        <w:t>Điều 1</w:t>
+        <w:t xml:space="preserve">Điều 1</w:t>
       </w:r>
       <w:r>
         <w:rPr>
@@ -7592,7 +7592,7 @@
           <w:szCs w:val="26"/>
           <w:lang w:val="nl-NL"/>
         </w:rPr>
-        <w:t>6</w:t>
+        <w:t xml:space="preserve">6</w:t>
       </w:r>
       <w:r>
         <w:rPr>
@@ -7602,7 +7602,7 @@
           <w:szCs w:val="26"/>
           <w:lang w:val="nl-NL"/>
         </w:rPr>
-        <w:t>. Hiệu lực hợp đồng:</w:t>
+        <w:t xml:space="preserve">. Hiệu lực hợp đồng:</w:t>
       </w:r>
     </w:p>
     <w:p>
@@ -7628,7 +7628,7 @@
           <w:szCs w:val="26"/>
           <w:lang w:val="nl-NL"/>
         </w:rPr>
-        <w:t>1. Hợp đồng có hiệu lực kể từ ngày ký.</w:t>
+        <w:t xml:space="preserve">1. Hợp đồng có hiệu lực kể từ ngày ký.</w:t>
       </w:r>
     </w:p>
     <w:p>
@@ -7666,7 +7666,7 @@
           <w:szCs w:val="26"/>
           <w:lang w:val="nl-NL"/>
         </w:rPr>
-        <w:t>tiến hành</w:t>
+        <w:t xml:space="preserve">tiến hành</w:t>
       </w:r>
       <w:r>
         <w:rPr>
@@ -7710,7 +7710,7 @@
           <w:szCs w:val="26"/>
           <w:lang w:val="nl-NL"/>
         </w:rPr>
-        <w:t>Hợp đồng được lập thành 06 (sáu) bộ, Chủ đầu tư giữ 04 (bốn) bộ, Nhà thầu giữ (02) hai bộ, các bộ hợp đồng có giá trị pháp lý như nhau./.</w:t>
+        <w:t xml:space="preserve">Hợp đồng được lập thành 06 (sáu) bộ, Chủ đầu tư giữ 04 (bốn) bộ, Nhà thầu giữ (02) hai bộ, các bộ hợp đồng có giá trị pháp lý như nhau./.</w:t>
       </w:r>
     </w:p>
     <w:p>
@@ -7784,7 +7784,7 @@
                 <w:sz w:val="26"/>
                 <w:szCs w:val="26"/>
               </w:rPr>
-              <w:t>BÊN A</w:t>
+              <w:t xml:space="preserve">BÊN A</w:t>
             </w:r>
           </w:p>
           <w:p>
@@ -7810,7 +7810,7 @@
                 <w:sz w:val="26"/>
                 <w:szCs w:val="26"/>
               </w:rPr>
-              <w:t>Giám đốc</w:t>
+              <w:t xml:space="preserve">Giám đốc</w:t>
             </w:r>
           </w:p>
           <w:p>
@@ -7878,7 +7878,7 @@
                 <w:sz w:val="26"/>
                 <w:szCs w:val="26"/>
               </w:rPr>
-              <w:t>BÊN B</w:t>
+              <w:t xml:space="preserve">BÊN B</w:t>
             </w:r>
           </w:p>
           <w:p>
@@ -7904,7 +7904,7 @@
                 <w:sz w:val="26"/>
                 <w:szCs w:val="26"/>
               </w:rPr>
-              <w:t>________</w:t>
+              <w:t xml:space="preserve">________</w:t>
             </w:r>
           </w:p>
           <w:p>
@@ -7997,7 +7997,7 @@
                 <w:sz w:val="26"/>
                 <w:szCs w:val="26"/>
               </w:rPr>
-              <w:t>Lê Đình Thanh Sơn</w:t>
+              <w:t xml:space="preserve">Lê Đình Thanh Sơn</w:t>
             </w:r>
           </w:p>
         </w:tc>
@@ -8028,7 +8028,7 @@
                 <w:sz w:val="26"/>
                 <w:szCs w:val="26"/>
               </w:rPr>
-              <w:t>___________</w:t>
+              <w:t xml:space="preserve">___________</w:t>
             </w:r>
           </w:p>
         </w:tc>
@@ -8104,7 +8104,7 @@
           <w:szCs w:val="26"/>
         </w:rPr>
         <w:lastRenderedPageBreak/>
-        <w:t>PHỤ LỤC</w:t>
+        <w:t xml:space="preserve">PHỤ LỤC</w:t>
       </w:r>
       <w:r>
         <w:rPr>
@@ -8137,7 +8137,7 @@
           <w:sz w:val="26"/>
           <w:szCs w:val="26"/>
         </w:rPr>
-        <w:t>DANH SÁCH</w:t>
+        <w:t xml:space="preserve">DANH SÁCH</w:t>
       </w:r>
       <w:r>
         <w:rPr>
@@ -8173,7 +8173,7 @@
           <w:sz w:val="26"/>
           <w:szCs w:val="26"/>
         </w:rPr>
-        <w:t>(Kèm theo Hợp đồng số:</w:t>
+        <w:t xml:space="preserve">(Kèm theo Hợp đồng số:</w:t>
       </w:r>
       <w:r>
         <w:rPr>
@@ -8195,7 +8195,7 @@
           <w:sz w:val="26"/>
           <w:szCs w:val="26"/>
         </w:rPr>
-        <w:t>______</w:t>
+        <w:t xml:space="preserve">______</w:t>
       </w:r>
       <w:r>
         <w:rPr>
@@ -8219,7 +8219,7 @@
           <w:sz w:val="26"/>
           <w:szCs w:val="26"/>
         </w:rPr>
-        <w:t>___</w:t>
+        <w:t xml:space="preserve">___</w:t>
       </w:r>
       <w:r>
         <w:rPr>
@@ -8231,7 +8231,7 @@
           <w:sz w:val="26"/>
           <w:szCs w:val="26"/>
         </w:rPr>
-        <w:t>/</w:t>
+        <w:t xml:space="preserve">/</w:t>
       </w:r>
       <w:r>
         <w:rPr>
@@ -8243,7 +8243,7 @@
           <w:sz w:val="26"/>
           <w:szCs w:val="26"/>
         </w:rPr>
-        <w:t>___</w:t>
+        <w:t xml:space="preserve">___</w:t>
       </w:r>
       <w:r>
         <w:rPr>
@@ -8255,7 +8255,7 @@
           <w:sz w:val="26"/>
           <w:szCs w:val="26"/>
         </w:rPr>
-        <w:t>/</w:t>
+        <w:t xml:space="preserve">/</w:t>
       </w:r>
       <w:r>
         <w:rPr>
@@ -8267,7 +8267,7 @@
           <w:sz w:val="26"/>
           <w:szCs w:val="26"/>
         </w:rPr>
-        <w:t>___</w:t>
+        <w:t xml:space="preserve">___</w:t>
       </w:r>
       <w:r>
         <w:rPr>
@@ -8301,7 +8301,7 @@
           <w:sz w:val="26"/>
           <w:szCs w:val="26"/>
         </w:rPr>
-        <w:t>Đ</w:t>
+        <w:t xml:space="preserve">Đ</w:t>
       </w:r>
       <w:r>
         <w:rPr>
@@ -8312,7 +8312,7 @@
           <w:sz w:val="26"/>
           <w:szCs w:val="26"/>
         </w:rPr>
-        <w:t>a khoa tỉnh Phú Thọ</w:t>
+        <w:t xml:space="preserve">a khoa tỉnh Phú Thọ</w:t>
       </w:r>
       <w:r>
         <w:rPr>
@@ -8336,7 +8336,7 @@
           <w:sz w:val="26"/>
           <w:szCs w:val="26"/>
         </w:rPr>
-        <w:t>___________</w:t>
+        <w:t xml:space="preserve">___________</w:t>
       </w:r>
       <w:r>
         <w:rPr>
@@ -8349,7 +8349,7 @@
           <w:szCs w:val="26"/>
           <w:lang w:val="sv-SE"/>
         </w:rPr>
-        <w:t>)</w:t>
+        <w:t xml:space="preserve">)</w:t>
       </w:r>
     </w:p>
     <w:p>
@@ -8431,7 +8431,7 @@
                 <w:sz w:val="24"/>
                 <w:szCs w:val="24"/>
               </w:rPr>
-              <w:t>STT</w:t>
+              <w:t xml:space="preserve">STT</w:t>
             </w:r>
           </w:p>
         </w:tc>
@@ -8471,7 +8471,7 @@
                 <w:sz w:val="24"/>
                 <w:szCs w:val="24"/>
               </w:rPr>
-              <w:t>Danh sách hàng hóa</w:t>
+              <w:t xml:space="preserve">Danh sách hàng hóa</w:t>
             </w:r>
           </w:p>
         </w:tc>
@@ -8511,7 +8511,7 @@
                 <w:sz w:val="24"/>
                 <w:szCs w:val="24"/>
               </w:rPr>
-              <w:t>Ký mã hiệu</w:t>
+              <w:t xml:space="preserve">Ký mã hiệu</w:t>
             </w:r>
           </w:p>
         </w:tc>
@@ -8551,7 +8551,7 @@
                 <w:sz w:val="24"/>
                 <w:szCs w:val="24"/>
               </w:rPr>
-              <w:t>Nhãn hiệu</w:t>
+              <w:t xml:space="preserve">Nhãn hiệu</w:t>
             </w:r>
           </w:p>
         </w:tc>
@@ -8591,7 +8591,7 @@
                 <w:sz w:val="24"/>
                 <w:szCs w:val="24"/>
               </w:rPr>
-              <w:t>Năm sản xuất</w:t>
+              <w:t xml:space="preserve">Năm sản xuất</w:t>
             </w:r>
           </w:p>
         </w:tc>
@@ -8631,7 +8631,7 @@
                 <w:sz w:val="24"/>
                 <w:szCs w:val="24"/>
               </w:rPr>
-              <w:t>Xuất xứ (quốc gia, vùng lãnh thổ)</w:t>
+              <w:t xml:space="preserve">Xuất xứ (quốc gia, vùng lãnh thổ)</w:t>
             </w:r>
           </w:p>
         </w:tc>
@@ -8671,7 +8671,7 @@
                 <w:sz w:val="24"/>
                 <w:szCs w:val="24"/>
               </w:rPr>
-              <w:t>Hãng sản xuất</w:t>
+              <w:t xml:space="preserve">Hãng sản xuất</w:t>
             </w:r>
           </w:p>
         </w:tc>
@@ -8711,7 +8711,7 @@
                 <w:sz w:val="24"/>
                 <w:szCs w:val="24"/>
               </w:rPr>
-              <w:t>Cấu hình, tính năng kỹ thuật cơ bản</w:t>
+              <w:t xml:space="preserve">Cấu hình, tính năng kỹ thuật cơ bản</w:t>
             </w:r>
           </w:p>
         </w:tc>
@@ -8751,7 +8751,7 @@
                 <w:sz w:val="24"/>
                 <w:szCs w:val="24"/>
               </w:rPr>
-              <w:t>Đơn vị tính</w:t>
+              <w:t xml:space="preserve">Đơn vị tính</w:t>
             </w:r>
           </w:p>
         </w:tc>
@@ -8791,7 +8791,7 @@
                 <w:sz w:val="24"/>
                 <w:szCs w:val="24"/>
               </w:rPr>
-              <w:t>Khối lượng</w:t>
+              <w:t xml:space="preserve">Khối lượng</w:t>
             </w:r>
           </w:p>
         </w:tc>
@@ -8857,7 +8857,7 @@
                 <w:sz w:val="24"/>
                 <w:szCs w:val="24"/>
               </w:rPr>
-              <w:t>(Đã bao gồm thuế VAT) (đồng)</w:t>
+              <w:t xml:space="preserve">(Đã bao gồm thuế VAT) (đồng)</w:t>
             </w:r>
           </w:p>
         </w:tc>
@@ -8923,7 +8923,7 @@
                 <w:sz w:val="24"/>
                 <w:szCs w:val="24"/>
               </w:rPr>
-              <w:t>(Đã bao gồm thuế VAT) (đồng)</w:t>
+              <w:t xml:space="preserve">(Đã bao gồm thuế VAT) (đồng)</w:t>
             </w:r>
           </w:p>
         </w:tc>
@@ -8965,7 +8965,7 @@
                 <w:sz w:val="24"/>
                 <w:szCs w:val="24"/>
               </w:rPr>
-              <w:t>1</w:t>
+              <w:t xml:space="preserve">1</w:t>
             </w:r>
           </w:p>
         </w:tc>
@@ -8999,7 +8999,7 @@
                 <w:sz w:val="24"/>
                 <w:szCs w:val="24"/>
               </w:rPr>
-              <w:t>_______</w:t>
+              <w:t xml:space="preserve">_______</w:t>
             </w:r>
           </w:p>
         </w:tc>
@@ -9302,7 +9302,7 @@
                 <w:sz w:val="24"/>
                 <w:szCs w:val="24"/>
               </w:rPr>
-              <w:t>2</w:t>
+              <w:t xml:space="preserve">2</w:t>
             </w:r>
           </w:p>
         </w:tc>
@@ -9336,7 +9336,7 @@
                 <w:sz w:val="24"/>
                 <w:szCs w:val="24"/>
               </w:rPr>
-              <w:t>_______</w:t>
+              <w:t xml:space="preserve">_______</w:t>
             </w:r>
           </w:p>
         </w:tc>
@@ -9990,7 +9990,7 @@
                 <w:sz w:val="24"/>
                 <w:szCs w:val="24"/>
               </w:rPr>
-              <w:t>TỔNG CỘNG</w:t>
+              <w:t xml:space="preserve">TỔNG CỘNG</w:t>
             </w:r>
           </w:p>
         </w:tc>
@@ -10030,7 +10030,7 @@
                 <w:sz w:val="24"/>
                 <w:szCs w:val="24"/>
               </w:rPr>
-              <w:t>________</w:t>
+              <w:t xml:space="preserve">________</w:t>
             </w:r>
           </w:p>
         </w:tc>
@@ -10074,7 +10074,7 @@
                 <w:sz w:val="24"/>
                 <w:szCs w:val="24"/>
               </w:rPr>
-              <w:t>(Bằng chữ: ____________________)</w:t>
+              <w:t xml:space="preserve">(Bằng chữ: ____________________)</w:t>
             </w:r>
           </w:p>
         </w:tc>
@@ -10170,7 +10170,7 @@
                 <w:sz w:val="26"/>
                 <w:szCs w:val="26"/>
               </w:rPr>
-              <w:t>BÊN A</w:t>
+              <w:t xml:space="preserve">BÊN A</w:t>
             </w:r>
           </w:p>
           <w:p>
@@ -10196,7 +10196,7 @@
                 <w:sz w:val="26"/>
                 <w:szCs w:val="26"/>
               </w:rPr>
-              <w:t>Giám đốc</w:t>
+              <w:t xml:space="preserve">Giám đốc</w:t>
             </w:r>
           </w:p>
           <w:p>
@@ -10285,7 +10285,7 @@
                 <w:sz w:val="26"/>
                 <w:szCs w:val="26"/>
               </w:rPr>
-              <w:t>BÊN B</w:t>
+              <w:t xml:space="preserve">BÊN B</w:t>
             </w:r>
           </w:p>
           <w:p>
@@ -10311,7 +10311,7 @@
                 <w:sz w:val="26"/>
                 <w:szCs w:val="26"/>
               </w:rPr>
-              <w:t>________</w:t>
+              <w:t xml:space="preserve">________</w:t>
             </w:r>
           </w:p>
           <w:p>
@@ -10404,7 +10404,7 @@
                 <w:sz w:val="26"/>
                 <w:szCs w:val="26"/>
               </w:rPr>
-              <w:t>Lê Đình Thanh Sơn</w:t>
+              <w:t xml:space="preserve">Lê Đình Thanh Sơn</w:t>
             </w:r>
           </w:p>
         </w:tc>
@@ -10435,7 +10435,7 @@
                 <w:sz w:val="26"/>
                 <w:szCs w:val="26"/>
               </w:rPr>
-              <w:t>___________</w:t>
+              <w:t xml:space="preserve">___________</w:t>
             </w:r>
           </w:p>
         </w:tc>
@@ -10496,7 +10496,7 @@
           <w:szCs w:val="26"/>
         </w:rPr>
         <w:lastRenderedPageBreak/>
-        <w:t>PHỤ LỤC 02: DANH SÁCH DỊCH VỤ LIÊN QUAN</w:t>
+        <w:t xml:space="preserve">PHỤ LỤC 02: DANH SÁCH DỊCH VỤ LIÊN QUAN</w:t>
       </w:r>
     </w:p>
     <w:p>
@@ -10524,7 +10524,7 @@
           <w:sz w:val="26"/>
           <w:szCs w:val="26"/>
         </w:rPr>
-        <w:t>(Kèm theo Hợp đồng số:</w:t>
+        <w:t xml:space="preserve">(Kèm theo Hợp đồng số:</w:t>
       </w:r>
       <w:r>
         <w:rPr>
@@ -10546,7 +10546,7 @@
           <w:sz w:val="26"/>
           <w:szCs w:val="26"/>
         </w:rPr>
-        <w:t>______</w:t>
+        <w:t xml:space="preserve">______</w:t>
       </w:r>
       <w:r>
         <w:rPr>
@@ -10569,7 +10569,7 @@
           <w:sz w:val="26"/>
           <w:szCs w:val="26"/>
         </w:rPr>
-        <w:t>Bệnh viện Đa khoa tỉnh Phú Thọ</w:t>
+        <w:t xml:space="preserve">Bệnh viện Đa khoa tỉnh Phú Thọ</w:t>
       </w:r>
       <w:r>
         <w:rPr>
@@ -10594,7 +10594,7 @@
           <w:szCs w:val="26"/>
           <w:lang w:val="sv-SE"/>
         </w:rPr>
-        <w:t>)</w:t>
+        <w:t xml:space="preserve">)</w:t>
       </w:r>
     </w:p>
     <w:p>
@@ -10681,7 +10681,7 @@
                 <w:sz w:val="24"/>
                 <w:szCs w:val="24"/>
               </w:rPr>
-              <w:t>STT</w:t>
+              <w:t xml:space="preserve">STT</w:t>
             </w:r>
           </w:p>
         </w:tc>
@@ -10715,7 +10715,7 @@
                 <w:sz w:val="24"/>
                 <w:szCs w:val="24"/>
               </w:rPr>
-              <w:t>Mô tả dịch vụ</w:t>
+              <w:t xml:space="preserve">Mô tả dịch vụ</w:t>
             </w:r>
           </w:p>
         </w:tc>
@@ -10748,7 +10748,7 @@
                 <w:sz w:val="24"/>
                 <w:szCs w:val="24"/>
               </w:rPr>
-              <w:t>Khối lượng</w:t>
+              <w:t xml:space="preserve">Khối lượng</w:t>
             </w:r>
           </w:p>
         </w:tc>
@@ -10781,7 +10781,7 @@
                 <w:sz w:val="24"/>
                 <w:szCs w:val="24"/>
               </w:rPr>
-              <w:t>Đơn vị tính</w:t>
+              <w:t xml:space="preserve">Đơn vị tính</w:t>
             </w:r>
           </w:p>
         </w:tc>
@@ -10814,7 +10814,7 @@
                 <w:sz w:val="24"/>
                 <w:szCs w:val="24"/>
               </w:rPr>
-              <w:t>Địa điểm thực hiện dịch vụ</w:t>
+              <w:t xml:space="preserve">Địa điểm thực hiện dịch vụ</w:t>
             </w:r>
           </w:p>
         </w:tc>
@@ -10847,7 +10847,7 @@
                 <w:sz w:val="24"/>
                 <w:szCs w:val="24"/>
               </w:rPr>
-              <w:t>Ngày hoàn thành dịch vụ</w:t>
+              <w:t xml:space="preserve">Ngày hoàn thành dịch vụ</w:t>
             </w:r>
           </w:p>
         </w:tc>
@@ -10907,7 +10907,7 @@
                 <w:sz w:val="24"/>
                 <w:szCs w:val="24"/>
               </w:rPr>
-              <w:t>(Đã bao gồm thuế VAT) (đồng)</w:t>
+              <w:t xml:space="preserve">(Đã bao gồm thuế VAT) (đồng)</w:t>
             </w:r>
           </w:p>
         </w:tc>
@@ -10967,7 +10967,7 @@
                 <w:sz w:val="24"/>
                 <w:szCs w:val="24"/>
               </w:rPr>
-              <w:t>(Đã bao gồm thuế VAT) (đồng)</w:t>
+              <w:t xml:space="preserve">(Đã bao gồm thuế VAT) (đồng)</w:t>
             </w:r>
           </w:p>
         </w:tc>
@@ -11003,7 +11003,7 @@
                 <w:sz w:val="24"/>
                 <w:szCs w:val="24"/>
               </w:rPr>
-              <w:t>1</w:t>
+              <w:t xml:space="preserve">1</w:t>
             </w:r>
           </w:p>
         </w:tc>
@@ -11122,7 +11122,7 @@
                 <w:szCs w:val="24"/>
                 <w:highlight w:val="yellow"/>
               </w:rPr>
-              <w:t>[tháng/ năm]</w:t>
+              <w:t xml:space="preserve">[tháng/ năm]</w:t>
             </w:r>
             <w:r>
               <w:rPr>
@@ -11207,7 +11207,7 @@
                 <w:sz w:val="24"/>
                 <w:szCs w:val="24"/>
               </w:rPr>
-              <w:t>2</w:t>
+              <w:t xml:space="preserve">2</w:t>
             </w:r>
           </w:p>
         </w:tc>
@@ -11575,7 +11575,7 @@
                 <w:sz w:val="24"/>
                 <w:szCs w:val="24"/>
               </w:rPr>
-              <w:t>TỔNG CỘNG</w:t>
+              <w:t xml:space="preserve">TỔNG CỘNG</w:t>
             </w:r>
           </w:p>
         </w:tc>
@@ -11605,7 +11605,7 @@
                 <w:sz w:val="24"/>
                 <w:szCs w:val="24"/>
               </w:rPr>
-              <w:t>__________</w:t>
+              <w:t xml:space="preserve">__________</w:t>
             </w:r>
           </w:p>
         </w:tc>
@@ -11645,7 +11645,7 @@
                 <w:sz w:val="24"/>
                 <w:szCs w:val="24"/>
               </w:rPr>
-              <w:t>(Bằng chữ: _____________________)</w:t>
+              <w:t xml:space="preserve">(Bằng chữ: _____________________)</w:t>
             </w:r>
           </w:p>
         </w:tc>
@@ -11727,7 +11727,7 @@
                 <w:sz w:val="26"/>
                 <w:szCs w:val="26"/>
               </w:rPr>
-              <w:t>BÊN A</w:t>
+              <w:t xml:space="preserve">BÊN A</w:t>
             </w:r>
           </w:p>
           <w:p>
@@ -11753,7 +11753,7 @@
                 <w:sz w:val="26"/>
                 <w:szCs w:val="26"/>
               </w:rPr>
-              <w:t>Giám đốc</w:t>
+              <w:t xml:space="preserve">Giám đốc</w:t>
             </w:r>
           </w:p>
           <w:p>
@@ -11821,7 +11821,7 @@
                 <w:sz w:val="26"/>
                 <w:szCs w:val="26"/>
               </w:rPr>
-              <w:t>BÊN B</w:t>
+              <w:t xml:space="preserve">BÊN B</w:t>
             </w:r>
           </w:p>
           <w:p>
@@ -11847,7 +11847,7 @@
                 <w:sz w:val="26"/>
                 <w:szCs w:val="26"/>
               </w:rPr>
-              <w:t>________</w:t>
+              <w:t xml:space="preserve">________</w:t>
             </w:r>
           </w:p>
           <w:p>
@@ -11940,7 +11940,7 @@
                 <w:sz w:val="26"/>
                 <w:szCs w:val="26"/>
               </w:rPr>
-              <w:t>Lê Đình Thanh Sơn</w:t>
+              <w:t xml:space="preserve">Lê Đình Thanh Sơn</w:t>
             </w:r>
           </w:p>
         </w:tc>
@@ -11971,7 +11971,7 @@
                 <w:sz w:val="26"/>
                 <w:szCs w:val="26"/>
               </w:rPr>
-              <w:t>___________</w:t>
+              <w:t xml:space="preserve">___________</w:t>
             </w:r>
           </w:p>
         </w:tc>
@@ -12020,7 +12020,7 @@
           <w:szCs w:val="26"/>
           <w:lang w:val="nl-NL"/>
         </w:rPr>
-        <w:t xml:space="preserve">      </w:t>
+        <w:t xml:space="preserve"> </w:t>
       </w:r>
       <w:r>
         <w:rPr>
@@ -12033,7 +12033,7 @@
           <w:highlight w:val="yellow"/>
           <w:lang w:val="x-none" w:eastAsia="x-none"/>
         </w:rPr>
-        <w:t>* Ghi chú: Nếu không có dịch vụ liên quan thì xoá bảng này</w:t>
+        <w:t xml:space="preserve">* Ghi chú: Nếu không có dịch vụ liên quan thì xoá bảng này</w:t>
       </w:r>
     </w:p>
     <w:bookmarkEnd w:id="4"/>
@@ -12064,7 +12064,7 @@
           <w:lang w:val="nl-NL"/>
         </w:rPr>
         <w:lastRenderedPageBreak/>
-        <w:t xml:space="preserve">                    </w:t>
+        <w:t xml:space="preserve"> </w:t>
       </w:r>
       <w:r>
         <w:rPr>
